--- a/src/Layers/W1/BaseApp/Manufacturing/Reports/ProdOrderStatisticsWord.docx
+++ b/src/Layers/W1/BaseApp/Manufacturing/Reports/ProdOrderStatisticsWord.docx
@@ -1220,7 +1220,7 @@
                       <w:docPart w:val="B779E9713FA44180AE18CE9D27AE73C0"/>
                     </w:placeholder>
                     <w:showingPlcHdr/>
-                    <w15:dataBinding w:prefixMappings="xmlns:ns0='urn:microsoft-dynamics-nav/reports/Production_Order_Statistics/50000/' " w:xpath="/ns0:NavWordReportXmlPart[1]/ns0:Production_Order[1]/ns0:Status_ProdOrder[1]" w:storeItemID="{2CBA44E8-17B0-41FD-94BF-359648782373}"/>
+                    <w15:dataBinding w:prefixMappings="xmlns:ns0='urn:microsoft-dynamics-nav/reports/Production_Order_Statistics/99000791/'" w:xpath="/ns0:NavWordReportXmlPart[1]/ns0:Production_Order[1]/ns0:Status_ProdOrder[1]" w:storeItemID="{2CBA44E8-17B0-41FD-94BF-359648782373}"/>
                   </w:sdtPr>
                   <w:sdtContent>
                     <w:tc>
@@ -1261,7 +1261,7 @@
                       <w:docPart w:val="B9CA3BC41EB04BF78C57E9F50A15E0EE"/>
                     </w:placeholder>
                     <w:showingPlcHdr/>
-                    <w15:dataBinding w:prefixMappings="xmlns:ns0='urn:microsoft-dynamics-nav/reports/Production_Order_Statistics/50000/' " w:xpath="/ns0:NavWordReportXmlPart[1]/ns0:Production_Order[1]/ns0:No_ProdOrder[1]" w:storeItemID="{2CBA44E8-17B0-41FD-94BF-359648782373}"/>
+                    <w15:dataBinding w:prefixMappings="xmlns:ns0='urn:microsoft-dynamics-nav/reports/Production_Order_Statistics/99000791/'" w:xpath="/ns0:NavWordReportXmlPart[1]/ns0:Production_Order[1]/ns0:No_ProdOrder[1]" w:storeItemID="{2CBA44E8-17B0-41FD-94BF-359648782373}"/>
                   </w:sdtPr>
                   <w:sdtContent>
                     <w:tc>
@@ -1302,7 +1302,7 @@
                       <w:docPart w:val="1F74467D7824448DA7C4D86E58DA3DAE"/>
                     </w:placeholder>
                     <w:showingPlcHdr/>
-                    <w15:dataBinding w:prefixMappings="xmlns:ns0='urn:microsoft-dynamics-nav/reports/Production_Order_Statistics/50000/' " w:xpath="/ns0:NavWordReportXmlPart[1]/ns0:Production_Order[1]/ns0:Desc_ProdOrder[1]" w:storeItemID="{2CBA44E8-17B0-41FD-94BF-359648782373}"/>
+                    <w15:dataBinding w:prefixMappings="xmlns:ns0='urn:microsoft-dynamics-nav/reports/Production_Order_Statistics/99000791/'" w:xpath="/ns0:NavWordReportXmlPart[1]/ns0:Production_Order[1]/ns0:Desc_ProdOrder[1]" w:storeItemID="{2CBA44E8-17B0-41FD-94BF-359648782373}"/>
                   </w:sdtPr>
                   <w:sdtContent>
                     <w:tc>
@@ -1556,7 +1556,7 @@
                       <w:docPart w:val="D20301CED8C94EF5B2233F4E6F7C7009"/>
                     </w:placeholder>
                     <w:showingPlcHdr/>
-                    <w15:dataBinding w:prefixMappings="xmlns:ns0='urn:microsoft-dynamics-nav/reports/Production_Order_Statistics/50000/' " w:xpath="/ns0:NavWordReportXmlPart[1]/ns0:Production_Order[1]/ns0:ExpCost1[1]" w:storeItemID="{2CBA44E8-17B0-41FD-94BF-359648782373}"/>
+                    <w15:dataBinding w:prefixMappings="xmlns:ns0='urn:microsoft-dynamics-nav/reports/Production_Order_Statistics/99000791/'" w:xpath="/ns0:NavWordReportXmlPart[1]/ns0:Production_Order[1]/ns0:ExpCost1[1]" w:storeItemID="{2CBA44E8-17B0-41FD-94BF-359648782373}"/>
                   </w:sdtPr>
                   <w:sdtContent>
                     <w:tc>
@@ -1596,7 +1596,7 @@
                     <w:placeholder>
                       <w:docPart w:val="E3B94456553F4A5DBC3E074798CAA6B0"/>
                     </w:placeholder>
-                    <w15:dataBinding w:prefixMappings="xmlns:ns0='urn:microsoft-dynamics-nav/reports/FS_YSR_ProdOrderStatistics/50000/' " w:xpath="/ns0:NavWordReportXmlPart[1]/ns0:Production_Order[1]/ns0:ExpCost2[1]" w:storeItemID="{D84CF261-51BB-46C1-B2C7-D194ACC7342A}"/>
+                    <w15:dataBinding w:prefixMappings="xmlns:ns0='urn:microsoft-dynamics-nav/reports/Production_Order_Statistics/99000791/'" w:xpath="/ns0:NavWordReportXmlPart[1]/ns0:Production_Order[1]/ns0:ExpCost2[1]" w:storeItemID="{D84CF261-51BB-46C1-B2C7-D194ACC7342A}"/>
                   </w:sdtPr>
                   <w:sdtContent>
                     <w:tc>
@@ -1636,7 +1636,7 @@
                     <w:placeholder>
                       <w:docPart w:val="E3B94456553F4A5DBC3E074798CAA6B0"/>
                     </w:placeholder>
-                    <w15:dataBinding w:prefixMappings="xmlns:ns0='urn:microsoft-dynamics-nav/reports/FS_YSR_ProdOrderStatistics/50000/' " w:xpath="/ns0:NavWordReportXmlPart[1]/ns0:Production_Order[1]/ns0:ExpCost3[1]" w:storeItemID="{D84CF261-51BB-46C1-B2C7-D194ACC7342A}"/>
+                    <w15:dataBinding w:prefixMappings="xmlns:ns0='urn:microsoft-dynamics-nav/reports/Production_Order_Statistics/99000791/'" w:xpath="/ns0:NavWordReportXmlPart[1]/ns0:Production_Order[1]/ns0:ExpCost3[1]" w:storeItemID="{D84CF261-51BB-46C1-B2C7-D194ACC7342A}"/>
                   </w:sdtPr>
                   <w:sdtContent>
                     <w:tc>
@@ -1676,7 +1676,7 @@
                     <w:placeholder>
                       <w:docPart w:val="E3B94456553F4A5DBC3E074798CAA6B0"/>
                     </w:placeholder>
-                    <w15:dataBinding w:prefixMappings="xmlns:ns0='urn:microsoft-dynamics-nav/reports/FS_YSR_ProdOrderStatistics/50000/' " w:xpath="/ns0:NavWordReportXmlPart[1]/ns0:Production_Order[1]/ns0:ExpCost4[1]" w:storeItemID="{D84CF261-51BB-46C1-B2C7-D194ACC7342A}"/>
+                    <w15:dataBinding w:prefixMappings="xmlns:ns0='urn:microsoft-dynamics-nav/reports/Production_Order_Statistics/99000791/'" w:xpath="/ns0:NavWordReportXmlPart[1]/ns0:Production_Order[1]/ns0:ExpCost4[1]" w:storeItemID="{D84CF261-51BB-46C1-B2C7-D194ACC7342A}"/>
                   </w:sdtPr>
                   <w:sdtContent>
                     <w:tc>
@@ -1716,7 +1716,7 @@
                     <w:placeholder>
                       <w:docPart w:val="E3B94456553F4A5DBC3E074798CAA6B0"/>
                     </w:placeholder>
-                    <w15:dataBinding w:prefixMappings="xmlns:ns0='urn:microsoft-dynamics-nav/reports/FS_YSR_ProdOrderStatistics/50000/' " w:xpath="/ns0:NavWordReportXmlPart[1]/ns0:Production_Order[1]/ns0:ExpCost5[1]" w:storeItemID="{D84CF261-51BB-46C1-B2C7-D194ACC7342A}"/>
+                    <w15:dataBinding w:prefixMappings="xmlns:ns0='urn:microsoft-dynamics-nav/reports/Production_Order_Statistics/99000791/'" w:xpath="/ns0:NavWordReportXmlPart[1]/ns0:Production_Order[1]/ns0:ExpCost5[1]" w:storeItemID="{D84CF261-51BB-46C1-B2C7-D194ACC7342A}"/>
                   </w:sdtPr>
                   <w:sdtContent>
                     <w:tc>
@@ -1756,7 +1756,7 @@
                     <w:placeholder>
                       <w:docPart w:val="E3B94456553F4A5DBC3E074798CAA6B0"/>
                     </w:placeholder>
-                    <w15:dataBinding w:prefixMappings="xmlns:ns0='urn:microsoft-dynamics-nav/reports/FS_YSR_ProdOrderStatistics/50000/' " w:xpath="/ns0:NavWordReportXmlPart[1]/ns0:Production_Order[1]/ns0:ExpCost6[1]" w:storeItemID="{D84CF261-51BB-46C1-B2C7-D194ACC7342A}"/>
+                    <w15:dataBinding w:prefixMappings="xmlns:ns0='urn:microsoft-dynamics-nav/reports/Production_Order_Statistics/99000791/'" w:xpath="/ns0:NavWordReportXmlPart[1]/ns0:Production_Order[1]/ns0:ExpCost6[1]" w:storeItemID="{D84CF261-51BB-46C1-B2C7-D194ACC7342A}"/>
                   </w:sdtPr>
                   <w:sdtContent>
                     <w:tc>
@@ -1884,7 +1884,7 @@
                       <w:docPart w:val="EAB86374B3A941E8B7994126FCC43ADC"/>
                     </w:placeholder>
                     <w:showingPlcHdr/>
-                    <w15:dataBinding w:prefixMappings="xmlns:ns0='urn:microsoft-dynamics-nav/reports/Production_Order_Statistics/50000/' " w:xpath="/ns0:NavWordReportXmlPart[1]/ns0:Production_Order[1]/ns0:ActCost1[1]" w:storeItemID="{2CBA44E8-17B0-41FD-94BF-359648782373}"/>
+                    <w15:dataBinding w:prefixMappings="xmlns:ns0='urn:microsoft-dynamics-nav/reports/Production_Order_Statistics/99000791/'" w:xpath="/ns0:NavWordReportXmlPart[1]/ns0:Production_Order[1]/ns0:ActCost1[1]" w:storeItemID="{2CBA44E8-17B0-41FD-94BF-359648782373}"/>
                   </w:sdtPr>
                   <w:sdtContent>
                     <w:tc>
@@ -1924,7 +1924,7 @@
                     <w:placeholder>
                       <w:docPart w:val="E3B94456553F4A5DBC3E074798CAA6B0"/>
                     </w:placeholder>
-                    <w15:dataBinding w:prefixMappings="xmlns:ns0='urn:microsoft-dynamics-nav/reports/FS_YSR_ProdOrderStatistics/50000/' " w:xpath="/ns0:NavWordReportXmlPart[1]/ns0:Production_Order[1]/ns0:ActCost2[1]" w:storeItemID="{D84CF261-51BB-46C1-B2C7-D194ACC7342A}"/>
+                    <w15:dataBinding w:prefixMappings="xmlns:ns0='urn:microsoft-dynamics-nav/reports/Production_Order_Statistics/99000791/'" w:xpath="/ns0:NavWordReportXmlPart[1]/ns0:Production_Order[1]/ns0:ActCost2[1]" w:storeItemID="{D84CF261-51BB-46C1-B2C7-D194ACC7342A}"/>
                   </w:sdtPr>
                   <w:sdtContent>
                     <w:tc>
@@ -1964,7 +1964,7 @@
                     <w:placeholder>
                       <w:docPart w:val="E3B94456553F4A5DBC3E074798CAA6B0"/>
                     </w:placeholder>
-                    <w15:dataBinding w:prefixMappings="xmlns:ns0='urn:microsoft-dynamics-nav/reports/FS_YSR_ProdOrderStatistics/50000/' " w:xpath="/ns0:NavWordReportXmlPart[1]/ns0:Production_Order[1]/ns0:ActCost3[1]" w:storeItemID="{D84CF261-51BB-46C1-B2C7-D194ACC7342A}"/>
+                    <w15:dataBinding w:prefixMappings="xmlns:ns0='urn:microsoft-dynamics-nav/reports/Production_Order_Statistics/99000791/'" w:xpath="/ns0:NavWordReportXmlPart[1]/ns0:Production_Order[1]/ns0:ActCost3[1]" w:storeItemID="{D84CF261-51BB-46C1-B2C7-D194ACC7342A}"/>
                   </w:sdtPr>
                   <w:sdtContent>
                     <w:tc>
@@ -2004,7 +2004,7 @@
                     <w:placeholder>
                       <w:docPart w:val="E3B94456553F4A5DBC3E074798CAA6B0"/>
                     </w:placeholder>
-                    <w15:dataBinding w:prefixMappings="xmlns:ns0='urn:microsoft-dynamics-nav/reports/FS_YSR_ProdOrderStatistics/50000/' " w:xpath="/ns0:NavWordReportXmlPart[1]/ns0:Production_Order[1]/ns0:ActCost4[1]" w:storeItemID="{D84CF261-51BB-46C1-B2C7-D194ACC7342A}"/>
+                    <w15:dataBinding w:prefixMappings="xmlns:ns0='urn:microsoft-dynamics-nav/reports/Production_Order_Statistics/99000791/'" w:xpath="/ns0:NavWordReportXmlPart[1]/ns0:Production_Order[1]/ns0:ActCost4[1]" w:storeItemID="{D84CF261-51BB-46C1-B2C7-D194ACC7342A}"/>
                   </w:sdtPr>
                   <w:sdtContent>
                     <w:tc>
@@ -2044,7 +2044,7 @@
                     <w:placeholder>
                       <w:docPart w:val="E3B94456553F4A5DBC3E074798CAA6B0"/>
                     </w:placeholder>
-                    <w15:dataBinding w:prefixMappings="xmlns:ns0='urn:microsoft-dynamics-nav/reports/FS_YSR_ProdOrderStatistics/50000/' " w:xpath="/ns0:NavWordReportXmlPart[1]/ns0:Production_Order[1]/ns0:ActCost5[1]" w:storeItemID="{D84CF261-51BB-46C1-B2C7-D194ACC7342A}"/>
+                    <w15:dataBinding w:prefixMappings="xmlns:ns0='urn:microsoft-dynamics-nav/reports/Production_Order_Statistics/99000791/'" w:xpath="/ns0:NavWordReportXmlPart[1]/ns0:Production_Order[1]/ns0:ActCost5[1]" w:storeItemID="{D84CF261-51BB-46C1-B2C7-D194ACC7342A}"/>
                   </w:sdtPr>
                   <w:sdtContent>
                     <w:tc>
@@ -2084,7 +2084,7 @@
                     <w:placeholder>
                       <w:docPart w:val="E3B94456553F4A5DBC3E074798CAA6B0"/>
                     </w:placeholder>
-                    <w15:dataBinding w:prefixMappings="xmlns:ns0='urn:microsoft-dynamics-nav/reports/FS_YSR_ProdOrderStatistics/50000/' " w:xpath="/ns0:NavWordReportXmlPart[1]/ns0:Production_Order[1]/ns0:ActCost6[1]" w:storeItemID="{D84CF261-51BB-46C1-B2C7-D194ACC7342A}"/>
+                    <w15:dataBinding w:prefixMappings="xmlns:ns0='urn:microsoft-dynamics-nav/reports/Production_Order_Statistics/99000791/'" w:xpath="/ns0:NavWordReportXmlPart[1]/ns0:Production_Order[1]/ns0:ActCost6[1]" w:storeItemID="{D84CF261-51BB-46C1-B2C7-D194ACC7342A}"/>
                   </w:sdtPr>
                   <w:sdtContent>
                     <w:tc>
@@ -2215,7 +2215,7 @@
                       <w:docPart w:val="F6FF681E22894FD788C18F42C52034D2"/>
                     </w:placeholder>
                     <w:showingPlcHdr/>
-                    <w15:dataBinding w:prefixMappings="xmlns:ns0='urn:microsoft-dynamics-nav/reports/Production_Order_Statistics/50000/' " w:xpath="/ns0:NavWordReportXmlPart[1]/ns0:Production_Order[1]/ns0:VarPct1[1]" w:storeItemID="{2CBA44E8-17B0-41FD-94BF-359648782373}"/>
+                    <w15:dataBinding w:prefixMappings="xmlns:ns0='urn:microsoft-dynamics-nav/reports/Production_Order_Statistics/99000791/'" w:xpath="/ns0:NavWordReportXmlPart[1]/ns0:Production_Order[1]/ns0:VarPct1[1]" w:storeItemID="{2CBA44E8-17B0-41FD-94BF-359648782373}"/>
                   </w:sdtPr>
                   <w:sdtContent>
                     <w:tc>
@@ -2255,7 +2255,7 @@
                     <w:placeholder>
                       <w:docPart w:val="E3B94456553F4A5DBC3E074798CAA6B0"/>
                     </w:placeholder>
-                    <w15:dataBinding w:prefixMappings="xmlns:ns0='urn:microsoft-dynamics-nav/reports/FS_YSR_ProdOrderStatistics/50000/' " w:xpath="/ns0:NavWordReportXmlPart[1]/ns0:Production_Order[1]/ns0:VarPct2[1]" w:storeItemID="{D84CF261-51BB-46C1-B2C7-D194ACC7342A}"/>
+                    <w15:dataBinding w:prefixMappings="xmlns:ns0='urn:microsoft-dynamics-nav/reports/Production_Order_Statistics/99000791/'" w:xpath="/ns0:NavWordReportXmlPart[1]/ns0:Production_Order[1]/ns0:VarPct2[1]" w:storeItemID="{D84CF261-51BB-46C1-B2C7-D194ACC7342A}"/>
                   </w:sdtPr>
                   <w:sdtContent>
                     <w:tc>
@@ -2295,7 +2295,7 @@
                     <w:placeholder>
                       <w:docPart w:val="E3B94456553F4A5DBC3E074798CAA6B0"/>
                     </w:placeholder>
-                    <w15:dataBinding w:prefixMappings="xmlns:ns0='urn:microsoft-dynamics-nav/reports/FS_YSR_ProdOrderStatistics/50000/' " w:xpath="/ns0:NavWordReportXmlPart[1]/ns0:Production_Order[1]/ns0:VarPct3[1]" w:storeItemID="{D84CF261-51BB-46C1-B2C7-D194ACC7342A}"/>
+                    <w15:dataBinding w:prefixMappings="xmlns:ns0='urn:microsoft-dynamics-nav/reports/Production_Order_Statistics/99000791/'" w:xpath="/ns0:NavWordReportXmlPart[1]/ns0:Production_Order[1]/ns0:VarPct3[1]" w:storeItemID="{D84CF261-51BB-46C1-B2C7-D194ACC7342A}"/>
                   </w:sdtPr>
                   <w:sdtContent>
                     <w:tc>
@@ -2335,7 +2335,7 @@
                     <w:placeholder>
                       <w:docPart w:val="E3B94456553F4A5DBC3E074798CAA6B0"/>
                     </w:placeholder>
-                    <w15:dataBinding w:prefixMappings="xmlns:ns0='urn:microsoft-dynamics-nav/reports/FS_YSR_ProdOrderStatistics/50000/' " w:xpath="/ns0:NavWordReportXmlPart[1]/ns0:Production_Order[1]/ns0:VarPct4[1]" w:storeItemID="{D84CF261-51BB-46C1-B2C7-D194ACC7342A}"/>
+                    <w15:dataBinding w:prefixMappings="xmlns:ns0='urn:microsoft-dynamics-nav/reports/Production_Order_Statistics/99000791/'" w:xpath="/ns0:NavWordReportXmlPart[1]/ns0:Production_Order[1]/ns0:VarPct4[1]" w:storeItemID="{D84CF261-51BB-46C1-B2C7-D194ACC7342A}"/>
                   </w:sdtPr>
                   <w:sdtContent>
                     <w:tc>
@@ -2375,7 +2375,7 @@
                     <w:placeholder>
                       <w:docPart w:val="E3B94456553F4A5DBC3E074798CAA6B0"/>
                     </w:placeholder>
-                    <w15:dataBinding w:prefixMappings="xmlns:ns0='urn:microsoft-dynamics-nav/reports/FS_YSR_ProdOrderStatistics/50000/' " w:xpath="/ns0:NavWordReportXmlPart[1]/ns0:Production_Order[1]/ns0:VarPct5[1]" w:storeItemID="{D84CF261-51BB-46C1-B2C7-D194ACC7342A}"/>
+                    <w15:dataBinding w:prefixMappings="xmlns:ns0='urn:microsoft-dynamics-nav/reports/Production_Order_Statistics/99000791/'" w:xpath="/ns0:NavWordReportXmlPart[1]/ns0:Production_Order[1]/ns0:VarPct5[1]" w:storeItemID="{D84CF261-51BB-46C1-B2C7-D194ACC7342A}"/>
                   </w:sdtPr>
                   <w:sdtContent>
                     <w:tc>
@@ -2415,7 +2415,7 @@
                     <w:placeholder>
                       <w:docPart w:val="E3B94456553F4A5DBC3E074798CAA6B0"/>
                     </w:placeholder>
-                    <w15:dataBinding w:prefixMappings="xmlns:ns0='urn:microsoft-dynamics-nav/reports/FS_YSR_ProdOrderStatistics/50000/' " w:xpath="/ns0:NavWordReportXmlPart[1]/ns0:Production_Order[1]/ns0:VarPct6[1]" w:storeItemID="{D84CF261-51BB-46C1-B2C7-D194ACC7342A}"/>
+                    <w15:dataBinding w:prefixMappings="xmlns:ns0='urn:microsoft-dynamics-nav/reports/Production_Order_Statistics/99000791/'" w:xpath="/ns0:NavWordReportXmlPart[1]/ns0:Production_Order[1]/ns0:VarPct6[1]" w:storeItemID="{D84CF261-51BB-46C1-B2C7-D194ACC7342A}"/>
                   </w:sdtPr>
                   <w:sdtContent>
                     <w:tc>
@@ -2899,7 +2899,7 @@
                     <w:placeholder>
                       <w:docPart w:val="E3B94456553F4A5DBC3E074798CAA6B0"/>
                     </w:placeholder>
-                    <w15:dataBinding w:prefixMappings="xmlns:ns0='urn:microsoft-dynamics-nav/reports/FS_YSR_ProdOrderStatistics/50000/' " w:xpath="/ns0:NavWordReportXmlPart[1]/ns0:Totals[1]/ns0:ExpCostTotal1[1]" w:storeItemID="{D84CF261-51BB-46C1-B2C7-D194ACC7342A}"/>
+                    <w15:dataBinding w:prefixMappings="xmlns:ns0='urn:microsoft-dynamics-nav/reports/Production_Order_Statistics/99000791/'" w:xpath="/ns0:NavWordReportXmlPart[1]/ns0:Totals[1]/ns0:ExpCostTotal1[1]" w:storeItemID="{D84CF261-51BB-46C1-B2C7-D194ACC7342A}"/>
                   </w:sdtPr>
                   <w:sdtContent>
                     <w:tc>
@@ -2945,7 +2945,7 @@
                     <w:placeholder>
                       <w:docPart w:val="E3B94456553F4A5DBC3E074798CAA6B0"/>
                     </w:placeholder>
-                    <w15:dataBinding w:prefixMappings="xmlns:ns0='urn:microsoft-dynamics-nav/reports/FS_YSR_ProdOrderStatistics/50000/' " w:xpath="/ns0:NavWordReportXmlPart[1]/ns0:Totals[1]/ns0:ExpCostTotal2[1]" w:storeItemID="{D84CF261-51BB-46C1-B2C7-D194ACC7342A}"/>
+                    <w15:dataBinding w:prefixMappings="xmlns:ns0='urn:microsoft-dynamics-nav/reports/Production_Order_Statistics/99000791/'" w:xpath="/ns0:NavWordReportXmlPart[1]/ns0:Totals[1]/ns0:ExpCostTotal2[1]" w:storeItemID="{D84CF261-51BB-46C1-B2C7-D194ACC7342A}"/>
                   </w:sdtPr>
                   <w:sdtContent>
                     <w:tc>
@@ -2991,7 +2991,7 @@
                     <w:placeholder>
                       <w:docPart w:val="E3B94456553F4A5DBC3E074798CAA6B0"/>
                     </w:placeholder>
-                    <w15:dataBinding w:prefixMappings="xmlns:ns0='urn:microsoft-dynamics-nav/reports/FS_YSR_ProdOrderStatistics/50000/' " w:xpath="/ns0:NavWordReportXmlPart[1]/ns0:Totals[1]/ns0:ExpCostTotal3[1]" w:storeItemID="{D84CF261-51BB-46C1-B2C7-D194ACC7342A}"/>
+                    <w15:dataBinding w:prefixMappings="xmlns:ns0='urn:microsoft-dynamics-nav/reports/Production_Order_Statistics/99000791/'" w:xpath="/ns0:NavWordReportXmlPart[1]/ns0:Totals[1]/ns0:ExpCostTotal3[1]" w:storeItemID="{D84CF261-51BB-46C1-B2C7-D194ACC7342A}"/>
                   </w:sdtPr>
                   <w:sdtContent>
                     <w:tc>
@@ -3037,7 +3037,7 @@
                     <w:placeholder>
                       <w:docPart w:val="E3B94456553F4A5DBC3E074798CAA6B0"/>
                     </w:placeholder>
-                    <w15:dataBinding w:prefixMappings="xmlns:ns0='urn:microsoft-dynamics-nav/reports/FS_YSR_ProdOrderStatistics/50000/' " w:xpath="/ns0:NavWordReportXmlPart[1]/ns0:Totals[1]/ns0:ExpCostTotal4[1]" w:storeItemID="{D84CF261-51BB-46C1-B2C7-D194ACC7342A}"/>
+                    <w15:dataBinding w:prefixMappings="xmlns:ns0='urn:microsoft-dynamics-nav/reports/Production_Order_Statistics/99000791/'" w:xpath="/ns0:NavWordReportXmlPart[1]/ns0:Totals[1]/ns0:ExpCostTotal4[1]" w:storeItemID="{D84CF261-51BB-46C1-B2C7-D194ACC7342A}"/>
                   </w:sdtPr>
                   <w:sdtContent>
                     <w:tc>
@@ -3083,7 +3083,7 @@
                     <w:placeholder>
                       <w:docPart w:val="E3B94456553F4A5DBC3E074798CAA6B0"/>
                     </w:placeholder>
-                    <w15:dataBinding w:prefixMappings="xmlns:ns0='urn:microsoft-dynamics-nav/reports/FS_YSR_ProdOrderStatistics/50000/' " w:xpath="/ns0:NavWordReportXmlPart[1]/ns0:Totals[1]/ns0:ExpCostTotal5[1]" w:storeItemID="{D84CF261-51BB-46C1-B2C7-D194ACC7342A}"/>
+                    <w15:dataBinding w:prefixMappings="xmlns:ns0='urn:microsoft-dynamics-nav/reports/Production_Order_Statistics/99000791/'" w:xpath="/ns0:NavWordReportXmlPart[1]/ns0:Totals[1]/ns0:ExpCostTotal5[1]" w:storeItemID="{D84CF261-51BB-46C1-B2C7-D194ACC7342A}"/>
                   </w:sdtPr>
                   <w:sdtContent>
                     <w:tc>
@@ -3129,7 +3129,7 @@
                     <w:placeholder>
                       <w:docPart w:val="E3B94456553F4A5DBC3E074798CAA6B0"/>
                     </w:placeholder>
-                    <w15:dataBinding w:prefixMappings="xmlns:ns0='urn:microsoft-dynamics-nav/reports/FS_YSR_ProdOrderStatistics/50000/' " w:xpath="/ns0:NavWordReportXmlPart[1]/ns0:Totals[1]/ns0:ExpCostTotal6[1]" w:storeItemID="{D84CF261-51BB-46C1-B2C7-D194ACC7342A}"/>
+                    <w15:dataBinding w:prefixMappings="xmlns:ns0='urn:microsoft-dynamics-nav/reports/Production_Order_Statistics/99000791/'" w:xpath="/ns0:NavWordReportXmlPart[1]/ns0:Totals[1]/ns0:ExpCostTotal6[1]" w:storeItemID="{D84CF261-51BB-46C1-B2C7-D194ACC7342A}"/>
                   </w:sdtPr>
                   <w:sdtContent>
                     <w:tc>
@@ -3251,7 +3251,7 @@
                     <w:placeholder>
                       <w:docPart w:val="E3B94456553F4A5DBC3E074798CAA6B0"/>
                     </w:placeholder>
-                    <w15:dataBinding w:prefixMappings="xmlns:ns0='urn:microsoft-dynamics-nav/reports/FS_YSR_ProdOrderStatistics/50000/' " w:xpath="/ns0:NavWordReportXmlPart[1]/ns0:Totals[1]/ns0:ActCostTotal1[1]" w:storeItemID="{D84CF261-51BB-46C1-B2C7-D194ACC7342A}"/>
+                    <w15:dataBinding w:prefixMappings="xmlns:ns0='urn:microsoft-dynamics-nav/reports/Production_Order_Statistics/99000791/'" w:xpath="/ns0:NavWordReportXmlPart[1]/ns0:Totals[1]/ns0:ActCostTotal1[1]" w:storeItemID="{D84CF261-51BB-46C1-B2C7-D194ACC7342A}"/>
                   </w:sdtPr>
                   <w:sdtContent>
                     <w:tc>
@@ -3297,7 +3297,7 @@
                     <w:placeholder>
                       <w:docPart w:val="E3B94456553F4A5DBC3E074798CAA6B0"/>
                     </w:placeholder>
-                    <w15:dataBinding w:prefixMappings="xmlns:ns0='urn:microsoft-dynamics-nav/reports/FS_YSR_ProdOrderStatistics/50000/' " w:xpath="/ns0:NavWordReportXmlPart[1]/ns0:Totals[1]/ns0:ActCostTotal2[1]" w:storeItemID="{D84CF261-51BB-46C1-B2C7-D194ACC7342A}"/>
+                    <w15:dataBinding w:prefixMappings="xmlns:ns0='urn:microsoft-dynamics-nav/reports/Production_Order_Statistics/99000791/'" w:xpath="/ns0:NavWordReportXmlPart[1]/ns0:Totals[1]/ns0:ActCostTotal2[1]" w:storeItemID="{D84CF261-51BB-46C1-B2C7-D194ACC7342A}"/>
                   </w:sdtPr>
                   <w:sdtContent>
                     <w:tc>
@@ -3343,7 +3343,7 @@
                     <w:placeholder>
                       <w:docPart w:val="E3B94456553F4A5DBC3E074798CAA6B0"/>
                     </w:placeholder>
-                    <w15:dataBinding w:prefixMappings="xmlns:ns0='urn:microsoft-dynamics-nav/reports/FS_YSR_ProdOrderStatistics/50000/' " w:xpath="/ns0:NavWordReportXmlPart[1]/ns0:Totals[1]/ns0:ActCostTotal3[1]" w:storeItemID="{D84CF261-51BB-46C1-B2C7-D194ACC7342A}"/>
+                    <w15:dataBinding w:prefixMappings="xmlns:ns0='urn:microsoft-dynamics-nav/reports/Production_Order_Statistics/99000791/'" w:xpath="/ns0:NavWordReportXmlPart[1]/ns0:Totals[1]/ns0:ActCostTotal3[1]" w:storeItemID="{D84CF261-51BB-46C1-B2C7-D194ACC7342A}"/>
                   </w:sdtPr>
                   <w:sdtContent>
                     <w:tc>
@@ -3389,7 +3389,7 @@
                     <w:placeholder>
                       <w:docPart w:val="E3B94456553F4A5DBC3E074798CAA6B0"/>
                     </w:placeholder>
-                    <w15:dataBinding w:prefixMappings="xmlns:ns0='urn:microsoft-dynamics-nav/reports/FS_YSR_ProdOrderStatistics/50000/' " w:xpath="/ns0:NavWordReportXmlPart[1]/ns0:Totals[1]/ns0:ActCostTotal4[1]" w:storeItemID="{D84CF261-51BB-46C1-B2C7-D194ACC7342A}"/>
+                    <w15:dataBinding w:prefixMappings="xmlns:ns0='urn:microsoft-dynamics-nav/reports/Production_Order_Statistics/99000791/'" w:xpath="/ns0:NavWordReportXmlPart[1]/ns0:Totals[1]/ns0:ActCostTotal4[1]" w:storeItemID="{D84CF261-51BB-46C1-B2C7-D194ACC7342A}"/>
                   </w:sdtPr>
                   <w:sdtContent>
                     <w:tc>
@@ -3435,7 +3435,7 @@
                     <w:placeholder>
                       <w:docPart w:val="E3B94456553F4A5DBC3E074798CAA6B0"/>
                     </w:placeholder>
-                    <w15:dataBinding w:prefixMappings="xmlns:ns0='urn:microsoft-dynamics-nav/reports/FS_YSR_ProdOrderStatistics/50000/' " w:xpath="/ns0:NavWordReportXmlPart[1]/ns0:Totals[1]/ns0:ActCostTotal5[1]" w:storeItemID="{D84CF261-51BB-46C1-B2C7-D194ACC7342A}"/>
+                    <w15:dataBinding w:prefixMappings="xmlns:ns0='urn:microsoft-dynamics-nav/reports/Production_Order_Statistics/99000791/'" w:xpath="/ns0:NavWordReportXmlPart[1]/ns0:Totals[1]/ns0:ActCostTotal5[1]" w:storeItemID="{D84CF261-51BB-46C1-B2C7-D194ACC7342A}"/>
                   </w:sdtPr>
                   <w:sdtContent>
                     <w:tc>
@@ -3481,7 +3481,7 @@
                     <w:placeholder>
                       <w:docPart w:val="E3B94456553F4A5DBC3E074798CAA6B0"/>
                     </w:placeholder>
-                    <w15:dataBinding w:prefixMappings="xmlns:ns0='urn:microsoft-dynamics-nav/reports/FS_YSR_ProdOrderStatistics/50000/' " w:xpath="/ns0:NavWordReportXmlPart[1]/ns0:Totals[1]/ns0:ActCostTotal6[1]" w:storeItemID="{D84CF261-51BB-46C1-B2C7-D194ACC7342A}"/>
+                    <w15:dataBinding w:prefixMappings="xmlns:ns0='urn:microsoft-dynamics-nav/reports/Production_Order_Statistics/99000791/'" w:xpath="/ns0:NavWordReportXmlPart[1]/ns0:Totals[1]/ns0:ActCostTotal6[1]" w:storeItemID="{D84CF261-51BB-46C1-B2C7-D194ACC7342A}"/>
                   </w:sdtPr>
                   <w:sdtContent>
                     <w:tc>
@@ -3613,7 +3613,7 @@
                     <w:placeholder>
                       <w:docPart w:val="E3B94456553F4A5DBC3E074798CAA6B0"/>
                     </w:placeholder>
-                    <w15:dataBinding w:prefixMappings="xmlns:ns0='urn:microsoft-dynamics-nav/reports/FS_YSR_ProdOrderStatistics/50000/' " w:xpath="/ns0:NavWordReportXmlPart[1]/ns0:Totals[1]/ns0:VarPctTotal1[1]" w:storeItemID="{D84CF261-51BB-46C1-B2C7-D194ACC7342A}"/>
+                    <w15:dataBinding w:prefixMappings="xmlns:ns0='urn:microsoft-dynamics-nav/reports/Production_Order_Statistics/99000791/'" w:xpath="/ns0:NavWordReportXmlPart[1]/ns0:Totals[1]/ns0:VarPctTotal1[1]" w:storeItemID="{D84CF261-51BB-46C1-B2C7-D194ACC7342A}"/>
                   </w:sdtPr>
                   <w:sdtContent>
                     <w:tc>
@@ -3659,7 +3659,7 @@
                     <w:placeholder>
                       <w:docPart w:val="E3B94456553F4A5DBC3E074798CAA6B0"/>
                     </w:placeholder>
-                    <w15:dataBinding w:prefixMappings="xmlns:ns0='urn:microsoft-dynamics-nav/reports/FS_YSR_ProdOrderStatistics/50000/' " w:xpath="/ns0:NavWordReportXmlPart[1]/ns0:Totals[1]/ns0:VarPctTotal2[1]" w:storeItemID="{D84CF261-51BB-46C1-B2C7-D194ACC7342A}"/>
+                    <w15:dataBinding w:prefixMappings="xmlns:ns0='urn:microsoft-dynamics-nav/reports/Production_Order_Statistics/99000791/'" w:xpath="/ns0:NavWordReportXmlPart[1]/ns0:Totals[1]/ns0:VarPctTotal2[1]" w:storeItemID="{D84CF261-51BB-46C1-B2C7-D194ACC7342A}"/>
                   </w:sdtPr>
                   <w:sdtContent>
                     <w:tc>
@@ -3705,7 +3705,7 @@
                     <w:placeholder>
                       <w:docPart w:val="E3B94456553F4A5DBC3E074798CAA6B0"/>
                     </w:placeholder>
-                    <w15:dataBinding w:prefixMappings="xmlns:ns0='urn:microsoft-dynamics-nav/reports/FS_YSR_ProdOrderStatistics/50000/' " w:xpath="/ns0:NavWordReportXmlPart[1]/ns0:Totals[1]/ns0:VarPctTotal3[1]" w:storeItemID="{D84CF261-51BB-46C1-B2C7-D194ACC7342A}"/>
+                    <w15:dataBinding w:prefixMappings="xmlns:ns0='urn:microsoft-dynamics-nav/reports/Production_Order_Statistics/99000791/'" w:xpath="/ns0:NavWordReportXmlPart[1]/ns0:Totals[1]/ns0:VarPctTotal3[1]" w:storeItemID="{D84CF261-51BB-46C1-B2C7-D194ACC7342A}"/>
                   </w:sdtPr>
                   <w:sdtContent>
                     <w:tc>
@@ -3751,7 +3751,7 @@
                     <w:placeholder>
                       <w:docPart w:val="E3B94456553F4A5DBC3E074798CAA6B0"/>
                     </w:placeholder>
-                    <w15:dataBinding w:prefixMappings="xmlns:ns0='urn:microsoft-dynamics-nav/reports/FS_YSR_ProdOrderStatistics/50000/' " w:xpath="/ns0:NavWordReportXmlPart[1]/ns0:Totals[1]/ns0:VarPctTotal4[1]" w:storeItemID="{D84CF261-51BB-46C1-B2C7-D194ACC7342A}"/>
+                    <w15:dataBinding w:prefixMappings="xmlns:ns0='urn:microsoft-dynamics-nav/reports/Production_Order_Statistics/99000791/'" w:xpath="/ns0:NavWordReportXmlPart[1]/ns0:Totals[1]/ns0:VarPctTotal4[1]" w:storeItemID="{D84CF261-51BB-46C1-B2C7-D194ACC7342A}"/>
                   </w:sdtPr>
                   <w:sdtContent>
                     <w:tc>
@@ -3797,7 +3797,7 @@
                     <w:placeholder>
                       <w:docPart w:val="E3B94456553F4A5DBC3E074798CAA6B0"/>
                     </w:placeholder>
-                    <w15:dataBinding w:prefixMappings="xmlns:ns0='urn:microsoft-dynamics-nav/reports/FS_YSR_ProdOrderStatistics/50000/' " w:xpath="/ns0:NavWordReportXmlPart[1]/ns0:Totals[1]/ns0:VarPctTotal5[1]" w:storeItemID="{D84CF261-51BB-46C1-B2C7-D194ACC7342A}"/>
+                    <w15:dataBinding w:prefixMappings="xmlns:ns0='urn:microsoft-dynamics-nav/reports/Production_Order_Statistics/99000791/'" w:xpath="/ns0:NavWordReportXmlPart[1]/ns0:Totals[1]/ns0:VarPctTotal5[1]" w:storeItemID="{D84CF261-51BB-46C1-B2C7-D194ACC7342A}"/>
                   </w:sdtPr>
                   <w:sdtContent>
                     <w:tc>
@@ -3843,7 +3843,7 @@
                     <w:placeholder>
                       <w:docPart w:val="E3B94456553F4A5DBC3E074798CAA6B0"/>
                     </w:placeholder>
-                    <w15:dataBinding w:prefixMappings="xmlns:ns0='urn:microsoft-dynamics-nav/reports/FS_YSR_ProdOrderStatistics/50000/' " w:xpath="/ns0:NavWordReportXmlPart[1]/ns0:Totals[1]/ns0:VarPctTotal6[1]" w:storeItemID="{D84CF261-51BB-46C1-B2C7-D194ACC7342A}"/>
+                    <w15:dataBinding w:prefixMappings="xmlns:ns0='urn:microsoft-dynamics-nav/reports/Production_Order_Statistics/99000791/'" w:xpath="/ns0:NavWordReportXmlPart[1]/ns0:Totals[1]/ns0:VarPctTotal6[1]" w:storeItemID="{D84CF261-51BB-46C1-B2C7-D194ACC7342A}"/>
                   </w:sdtPr>
                   <w:sdtContent>
                     <w:tc>

--- a/src/Layers/W1/BaseApp/Manufacturing/Reports/ProdOrderStatisticsWord.docx
+++ b/src/Layers/W1/BaseApp/Manufacturing/Reports/ProdOrderStatisticsWord.docx
@@ -1214,7 +1214,7 @@
                       <w:szCs w:val="16"/>
                     </w:rPr>
                     <w:alias w:val="#Nav: /Production_Order/Status_ProdOrder"/>
-                    <w:tag w:val="#Nav: Production_Order_Statistics/50000"/>
+                    <w:tag w:val="#Nav: Production_Order_Statistics/99000791"/>
                     <w:id w:val="170003885"/>
                     <w:placeholder>
                       <w:docPart w:val="B779E9713FA44180AE18CE9D27AE73C0"/>
@@ -1255,7 +1255,7 @@
                       <w:szCs w:val="16"/>
                     </w:rPr>
                     <w:alias w:val="#Nav: /Production_Order/No_ProdOrder"/>
-                    <w:tag w:val="#Nav: Production_Order_Statistics/50000"/>
+                    <w:tag w:val="#Nav: Production_Order_Statistics/99000791"/>
                     <w:id w:val="1749385317"/>
                     <w:placeholder>
                       <w:docPart w:val="B9CA3BC41EB04BF78C57E9F50A15E0EE"/>
@@ -1296,7 +1296,7 @@
                       <w:szCs w:val="16"/>
                     </w:rPr>
                     <w:alias w:val="#Nav: /Production_Order/Desc_ProdOrder"/>
-                    <w:tag w:val="#Nav: Production_Order_Statistics/50000"/>
+                    <w:tag w:val="#Nav: Production_Order_Statistics/99000791"/>
                     <w:id w:val="1334411141"/>
                     <w:placeholder>
                       <w:docPart w:val="1F74467D7824448DA7C4D86E58DA3DAE"/>
@@ -1550,7 +1550,7 @@
                       <w:szCs w:val="16"/>
                     </w:rPr>
                     <w:alias w:val="#Nav: /Production_Order/ExpCost1"/>
-                    <w:tag w:val="#Nav: Production_Order_Statistics/50000"/>
+                    <w:tag w:val="#Nav: Production_Order_Statistics/99000791"/>
                     <w:id w:val="1596587094"/>
                     <w:placeholder>
                       <w:docPart w:val="D20301CED8C94EF5B2233F4E6F7C7009"/>
@@ -1591,7 +1591,7 @@
                       <w:szCs w:val="16"/>
                     </w:rPr>
                     <w:alias w:val="#Nav: /Production_Order/ExpCost2"/>
-                    <w:tag w:val="#Nav: FS_YSR_ProdOrderStatistics/50000"/>
+                    <w:tag w:val="#Nav: Production_Order_Statistics/99000791"/>
                     <w:id w:val="-689918623"/>
                     <w:placeholder>
                       <w:docPart w:val="E3B94456553F4A5DBC3E074798CAA6B0"/>
@@ -1631,7 +1631,7 @@
                       <w:szCs w:val="16"/>
                     </w:rPr>
                     <w:alias w:val="#Nav: /Production_Order/ExpCost3"/>
-                    <w:tag w:val="#Nav: FS_YSR_ProdOrderStatistics/50000"/>
+                    <w:tag w:val="#Nav: Production_Order_Statistics/99000791"/>
                     <w:id w:val="-1566941679"/>
                     <w:placeholder>
                       <w:docPart w:val="E3B94456553F4A5DBC3E074798CAA6B0"/>
@@ -1671,7 +1671,7 @@
                       <w:szCs w:val="16"/>
                     </w:rPr>
                     <w:alias w:val="#Nav: /Production_Order/ExpCost4"/>
-                    <w:tag w:val="#Nav: FS_YSR_ProdOrderStatistics/50000"/>
+                    <w:tag w:val="#Nav: Production_Order_Statistics/99000791"/>
                     <w:id w:val="1725486932"/>
                     <w:placeholder>
                       <w:docPart w:val="E3B94456553F4A5DBC3E074798CAA6B0"/>
@@ -1711,7 +1711,7 @@
                       <w:szCs w:val="16"/>
                     </w:rPr>
                     <w:alias w:val="#Nav: /Production_Order/ExpCost5"/>
-                    <w:tag w:val="#Nav: FS_YSR_ProdOrderStatistics/50000"/>
+                    <w:tag w:val="#Nav: Production_Order_Statistics/99000791"/>
                     <w:id w:val="676457722"/>
                     <w:placeholder>
                       <w:docPart w:val="E3B94456553F4A5DBC3E074798CAA6B0"/>
@@ -1751,7 +1751,7 @@
                       <w:szCs w:val="16"/>
                     </w:rPr>
                     <w:alias w:val="#Nav: /Production_Order/ExpCost6"/>
-                    <w:tag w:val="#Nav: FS_YSR_ProdOrderStatistics/50000"/>
+                    <w:tag w:val="#Nav: Production_Order_Statistics/99000791"/>
                     <w:id w:val="-516540501"/>
                     <w:placeholder>
                       <w:docPart w:val="E3B94456553F4A5DBC3E074798CAA6B0"/>
@@ -1878,7 +1878,7 @@
                       <w:szCs w:val="16"/>
                     </w:rPr>
                     <w:alias w:val="#Nav: /Production_Order/ActCost1"/>
-                    <w:tag w:val="#Nav: Production_Order_Statistics/50000"/>
+                    <w:tag w:val="#Nav: Production_Order_Statistics/99000791"/>
                     <w:id w:val="975878672"/>
                     <w:placeholder>
                       <w:docPart w:val="EAB86374B3A941E8B7994126FCC43ADC"/>
@@ -1919,7 +1919,7 @@
                       <w:szCs w:val="16"/>
                     </w:rPr>
                     <w:alias w:val="#Nav: /Production_Order/ActCost2"/>
-                    <w:tag w:val="#Nav: FS_YSR_ProdOrderStatistics/50000"/>
+                    <w:tag w:val="#Nav: Production_Order_Statistics/99000791"/>
                     <w:id w:val="-643739109"/>
                     <w:placeholder>
                       <w:docPart w:val="E3B94456553F4A5DBC3E074798CAA6B0"/>
@@ -1959,7 +1959,7 @@
                       <w:szCs w:val="16"/>
                     </w:rPr>
                     <w:alias w:val="#Nav: /Production_Order/ActCost3"/>
-                    <w:tag w:val="#Nav: FS_YSR_ProdOrderStatistics/50000"/>
+                    <w:tag w:val="#Nav: Production_Order_Statistics/99000791"/>
                     <w:id w:val="2141921695"/>
                     <w:placeholder>
                       <w:docPart w:val="E3B94456553F4A5DBC3E074798CAA6B0"/>
@@ -1999,7 +1999,7 @@
                       <w:szCs w:val="16"/>
                     </w:rPr>
                     <w:alias w:val="#Nav: /Production_Order/ActCost4"/>
-                    <w:tag w:val="#Nav: FS_YSR_ProdOrderStatistics/50000"/>
+                    <w:tag w:val="#Nav: Production_Order_Statistics/99000791"/>
                     <w:id w:val="-314184514"/>
                     <w:placeholder>
                       <w:docPart w:val="E3B94456553F4A5DBC3E074798CAA6B0"/>
@@ -2039,7 +2039,7 @@
                       <w:szCs w:val="16"/>
                     </w:rPr>
                     <w:alias w:val="#Nav: /Production_Order/ActCost5"/>
-                    <w:tag w:val="#Nav: FS_YSR_ProdOrderStatistics/50000"/>
+                    <w:tag w:val="#Nav: Production_Order_Statistics/99000791"/>
                     <w:id w:val="-530956652"/>
                     <w:placeholder>
                       <w:docPart w:val="E3B94456553F4A5DBC3E074798CAA6B0"/>
@@ -2079,7 +2079,7 @@
                       <w:szCs w:val="16"/>
                     </w:rPr>
                     <w:alias w:val="#Nav: /Production_Order/ActCost6"/>
-                    <w:tag w:val="#Nav: FS_YSR_ProdOrderStatistics/50000"/>
+                    <w:tag w:val="#Nav: Production_Order_Statistics/99000791"/>
                     <w:id w:val="1388994106"/>
                     <w:placeholder>
                       <w:docPart w:val="E3B94456553F4A5DBC3E074798CAA6B0"/>
@@ -2209,7 +2209,7 @@
                       <w:szCs w:val="16"/>
                     </w:rPr>
                     <w:alias w:val="#Nav: /Production_Order/VarPct1"/>
-                    <w:tag w:val="#Nav: Production_Order_Statistics/50000"/>
+                    <w:tag w:val="#Nav: Production_Order_Statistics/99000791"/>
                     <w:id w:val="-2047287764"/>
                     <w:placeholder>
                       <w:docPart w:val="F6FF681E22894FD788C18F42C52034D2"/>
@@ -2250,7 +2250,7 @@
                       <w:szCs w:val="16"/>
                     </w:rPr>
                     <w:alias w:val="#Nav: /Production_Order/VarPct2"/>
-                    <w:tag w:val="#Nav: FS_YSR_ProdOrderStatistics/50000"/>
+                    <w:tag w:val="#Nav: Production_Order_Statistics/99000791"/>
                     <w:id w:val="596755664"/>
                     <w:placeholder>
                       <w:docPart w:val="E3B94456553F4A5DBC3E074798CAA6B0"/>
@@ -2290,7 +2290,7 @@
                       <w:szCs w:val="16"/>
                     </w:rPr>
                     <w:alias w:val="#Nav: /Production_Order/VarPct3"/>
-                    <w:tag w:val="#Nav: FS_YSR_ProdOrderStatistics/50000"/>
+                    <w:tag w:val="#Nav: Production_Order_Statistics/99000791"/>
                     <w:id w:val="552432371"/>
                     <w:placeholder>
                       <w:docPart w:val="E3B94456553F4A5DBC3E074798CAA6B0"/>
@@ -2330,7 +2330,7 @@
                       <w:szCs w:val="16"/>
                     </w:rPr>
                     <w:alias w:val="#Nav: /Production_Order/VarPct4"/>
-                    <w:tag w:val="#Nav: FS_YSR_ProdOrderStatistics/50000"/>
+                    <w:tag w:val="#Nav: Production_Order_Statistics/99000791"/>
                     <w:id w:val="-1417940126"/>
                     <w:placeholder>
                       <w:docPart w:val="E3B94456553F4A5DBC3E074798CAA6B0"/>
@@ -2370,7 +2370,7 @@
                       <w:szCs w:val="16"/>
                     </w:rPr>
                     <w:alias w:val="#Nav: /Production_Order/VarPct5"/>
-                    <w:tag w:val="#Nav: FS_YSR_ProdOrderStatistics/50000"/>
+                    <w:tag w:val="#Nav: Production_Order_Statistics/99000791"/>
                     <w:id w:val="764809984"/>
                     <w:placeholder>
                       <w:docPart w:val="E3B94456553F4A5DBC3E074798CAA6B0"/>
@@ -2410,7 +2410,7 @@
                       <w:szCs w:val="16"/>
                     </w:rPr>
                     <w:alias w:val="#Nav: /Production_Order/VarPct6"/>
-                    <w:tag w:val="#Nav: FS_YSR_ProdOrderStatistics/50000"/>
+                    <w:tag w:val="#Nav: Production_Order_Statistics/99000791"/>
                     <w:id w:val="251395600"/>
                     <w:placeholder>
                       <w:docPart w:val="E3B94456553F4A5DBC3E074798CAA6B0"/>
@@ -2894,7 +2894,7 @@
                       <w:szCs w:val="16"/>
                     </w:rPr>
                     <w:alias w:val="#Nav: /Totals/ExpCostTotal1"/>
-                    <w:tag w:val="#Nav: FS_YSR_ProdOrderStatistics/50000"/>
+                    <w:tag w:val="#Nav: Production_Order_Statistics/99000791"/>
                     <w:id w:val="233061432"/>
                     <w:placeholder>
                       <w:docPart w:val="E3B94456553F4A5DBC3E074798CAA6B0"/>
@@ -2940,7 +2940,7 @@
                       <w:szCs w:val="16"/>
                     </w:rPr>
                     <w:alias w:val="#Nav: /Totals/ExpCostTotal2"/>
-                    <w:tag w:val="#Nav: FS_YSR_ProdOrderStatistics/50000"/>
+                    <w:tag w:val="#Nav: Production_Order_Statistics/99000791"/>
                     <w:id w:val="1834794704"/>
                     <w:placeholder>
                       <w:docPart w:val="E3B94456553F4A5DBC3E074798CAA6B0"/>
@@ -2986,7 +2986,7 @@
                       <w:szCs w:val="16"/>
                     </w:rPr>
                     <w:alias w:val="#Nav: /Totals/ExpCostTotal3"/>
-                    <w:tag w:val="#Nav: FS_YSR_ProdOrderStatistics/50000"/>
+                    <w:tag w:val="#Nav: Production_Order_Statistics/99000791"/>
                     <w:id w:val="504566190"/>
                     <w:placeholder>
                       <w:docPart w:val="E3B94456553F4A5DBC3E074798CAA6B0"/>
@@ -3032,7 +3032,7 @@
                       <w:szCs w:val="16"/>
                     </w:rPr>
                     <w:alias w:val="#Nav: /Totals/ExpCostTotal4"/>
-                    <w:tag w:val="#Nav: FS_YSR_ProdOrderStatistics/50000"/>
+                    <w:tag w:val="#Nav: Production_Order_Statistics/99000791"/>
                     <w:id w:val="-951400335"/>
                     <w:placeholder>
                       <w:docPart w:val="E3B94456553F4A5DBC3E074798CAA6B0"/>
@@ -3078,7 +3078,7 @@
                       <w:szCs w:val="16"/>
                     </w:rPr>
                     <w:alias w:val="#Nav: /Totals/ExpCostTotal5"/>
-                    <w:tag w:val="#Nav: FS_YSR_ProdOrderStatistics/50000"/>
+                    <w:tag w:val="#Nav: Production_Order_Statistics/99000791"/>
                     <w:id w:val="2024509449"/>
                     <w:placeholder>
                       <w:docPart w:val="E3B94456553F4A5DBC3E074798CAA6B0"/>
@@ -3124,7 +3124,7 @@
                       <w:szCs w:val="16"/>
                     </w:rPr>
                     <w:alias w:val="#Nav: /Totals/ExpCostTotal6"/>
-                    <w:tag w:val="#Nav: FS_YSR_ProdOrderStatistics/50000"/>
+                    <w:tag w:val="#Nav: Production_Order_Statistics/99000791"/>
                     <w:id w:val="-250733487"/>
                     <w:placeholder>
                       <w:docPart w:val="E3B94456553F4A5DBC3E074798CAA6B0"/>
@@ -3246,7 +3246,7 @@
                       <w:szCs w:val="16"/>
                     </w:rPr>
                     <w:alias w:val="#Nav: /Totals/ActCostTotal1"/>
-                    <w:tag w:val="#Nav: FS_YSR_ProdOrderStatistics/50000"/>
+                    <w:tag w:val="#Nav: Production_Order_Statistics/99000791"/>
                     <w:id w:val="-298390045"/>
                     <w:placeholder>
                       <w:docPart w:val="E3B94456553F4A5DBC3E074798CAA6B0"/>
@@ -3292,7 +3292,7 @@
                       <w:szCs w:val="16"/>
                     </w:rPr>
                     <w:alias w:val="#Nav: /Totals/ActCostTotal2"/>
-                    <w:tag w:val="#Nav: FS_YSR_ProdOrderStatistics/50000"/>
+                    <w:tag w:val="#Nav: Production_Order_Statistics/99000791"/>
                     <w:id w:val="-1305071055"/>
                     <w:placeholder>
                       <w:docPart w:val="E3B94456553F4A5DBC3E074798CAA6B0"/>
@@ -3338,7 +3338,7 @@
                       <w:szCs w:val="16"/>
                     </w:rPr>
                     <w:alias w:val="#Nav: /Totals/ActCostTotal3"/>
-                    <w:tag w:val="#Nav: FS_YSR_ProdOrderStatistics/50000"/>
+                    <w:tag w:val="#Nav: Production_Order_Statistics/99000791"/>
                     <w:id w:val="-563253088"/>
                     <w:placeholder>
                       <w:docPart w:val="E3B94456553F4A5DBC3E074798CAA6B0"/>
@@ -3384,7 +3384,7 @@
                       <w:szCs w:val="16"/>
                     </w:rPr>
                     <w:alias w:val="#Nav: /Totals/ActCostTotal4"/>
-                    <w:tag w:val="#Nav: FS_YSR_ProdOrderStatistics/50000"/>
+                    <w:tag w:val="#Nav: Production_Order_Statistics/99000791"/>
                     <w:id w:val="-1407994946"/>
                     <w:placeholder>
                       <w:docPart w:val="E3B94456553F4A5DBC3E074798CAA6B0"/>
@@ -3430,7 +3430,7 @@
                       <w:szCs w:val="16"/>
                     </w:rPr>
                     <w:alias w:val="#Nav: /Totals/ActCostTotal5"/>
-                    <w:tag w:val="#Nav: FS_YSR_ProdOrderStatistics/50000"/>
+                    <w:tag w:val="#Nav: Production_Order_Statistics/99000791"/>
                     <w:id w:val="613105683"/>
                     <w:placeholder>
                       <w:docPart w:val="E3B94456553F4A5DBC3E074798CAA6B0"/>
@@ -3476,7 +3476,7 @@
                       <w:szCs w:val="16"/>
                     </w:rPr>
                     <w:alias w:val="#Nav: /Totals/ActCostTotal6"/>
-                    <w:tag w:val="#Nav: FS_YSR_ProdOrderStatistics/50000"/>
+                    <w:tag w:val="#Nav: Production_Order_Statistics/99000791"/>
                     <w:id w:val="-104045015"/>
                     <w:placeholder>
                       <w:docPart w:val="E3B94456553F4A5DBC3E074798CAA6B0"/>
@@ -3608,7 +3608,7 @@
                       <w:szCs w:val="16"/>
                     </w:rPr>
                     <w:alias w:val="#Nav: /Totals/VarPctTotal1"/>
-                    <w:tag w:val="#Nav: FS_YSR_ProdOrderStatistics/50000"/>
+                    <w:tag w:val="#Nav: Production_Order_Statistics/99000791"/>
                     <w:id w:val="1975554713"/>
                     <w:placeholder>
                       <w:docPart w:val="E3B94456553F4A5DBC3E074798CAA6B0"/>
@@ -3654,7 +3654,7 @@
                       <w:szCs w:val="16"/>
                     </w:rPr>
                     <w:alias w:val="#Nav: /Totals/VarPctTotal2"/>
-                    <w:tag w:val="#Nav: FS_YSR_ProdOrderStatistics/50000"/>
+                    <w:tag w:val="#Nav: Production_Order_Statistics/99000791"/>
                     <w:id w:val="-1760438381"/>
                     <w:placeholder>
                       <w:docPart w:val="E3B94456553F4A5DBC3E074798CAA6B0"/>
@@ -3700,7 +3700,7 @@
                       <w:szCs w:val="16"/>
                     </w:rPr>
                     <w:alias w:val="#Nav: /Totals/VarPctTotal3"/>
-                    <w:tag w:val="#Nav: FS_YSR_ProdOrderStatistics/50000"/>
+                    <w:tag w:val="#Nav: Production_Order_Statistics/99000791"/>
                     <w:id w:val="377061142"/>
                     <w:placeholder>
                       <w:docPart w:val="E3B94456553F4A5DBC3E074798CAA6B0"/>
@@ -3746,7 +3746,7 @@
                       <w:szCs w:val="16"/>
                     </w:rPr>
                     <w:alias w:val="#Nav: /Totals/VarPctTotal4"/>
-                    <w:tag w:val="#Nav: FS_YSR_ProdOrderStatistics/50000"/>
+                    <w:tag w:val="#Nav: Production_Order_Statistics/99000791"/>
                     <w:id w:val="2105067567"/>
                     <w:placeholder>
                       <w:docPart w:val="E3B94456553F4A5DBC3E074798CAA6B0"/>
@@ -3792,7 +3792,7 @@
                       <w:szCs w:val="16"/>
                     </w:rPr>
                     <w:alias w:val="#Nav: /Totals/VarPctTotal5"/>
-                    <w:tag w:val="#Nav: FS_YSR_ProdOrderStatistics/50000"/>
+                    <w:tag w:val="#Nav: Production_Order_Statistics/99000791"/>
                     <w:id w:val="-2113039930"/>
                     <w:placeholder>
                       <w:docPart w:val="E3B94456553F4A5DBC3E074798CAA6B0"/>
@@ -3838,7 +3838,7 @@
                       <w:szCs w:val="16"/>
                     </w:rPr>
                     <w:alias w:val="#Nav: /Totals/VarPctTotal6"/>
-                    <w:tag w:val="#Nav: FS_YSR_ProdOrderStatistics/50000"/>
+                    <w:tag w:val="#Nav: Production_Order_Statistics/99000791"/>
                     <w:id w:val="-1342689643"/>
                     <w:placeholder>
                       <w:docPart w:val="E3B94456553F4A5DBC3E074798CAA6B0"/>
@@ -6022,136 +6022,710 @@
 <b:Sources xmlns:b="http://schemas.openxmlformats.org/officeDocument/2006/bibliography" xmlns="http://schemas.openxmlformats.org/officeDocument/2006/bibliography" SelectedStyle="\APASixthEditionOfficeOnline.xsl" StyleName="APA" Version="6"/>
 </file>
 
-<file path=customXml/item2.xml><?xml version="1.0" encoding="utf-8"?>
-<NavWordReportXmlPart xmlns="urn:microsoft-dynamics-nav/reports/Production_Order_Statistics/99000791/">
-  <BCReportInformation>
-    <ReportMetadata>
-      <ExtensionId>Extension ID</ExtensionId>
-      <ExtensionName>Extension Name</ExtensionName>
-      <ExtensionPublisher>Extension Publisher</ExtensionPublisher>
-      <ExtensionVersion>Extension Version</ExtensionVersion>
-      <ReportId>Report ID</ReportId>
-      <ReportName>Report Name</ReportName>
-      <AboutThisReportTitle>About This Report Title</AboutThisReportTitle>
-      <AboutThisReportText>About This Report Text</AboutThisReportText>
-      <ReportHelpLink>Report Help Link</ReportHelpLink>
-    </ReportMetadata>
-    <ReportRequest>
-      <TenantEntraId>Tenant Entra Id</TenantEntraId>
-      <EnvironmentName>Environment Name</EnvironmentName>
-      <EnvironmentType>Environment Type</EnvironmentType>
-      <CompanyName>Company Name</CompanyName>
-      <CompanyDisplayName>Company Display Name</CompanyDisplayName>
-      <CompanyId>Company ID</CompanyId>
-      <UserName>User Name</UserName>
-      <DateAndTime>Date and Time</DateAndTime>
-      <Language>Language</Language>
-      <FormatRegion>Format Region</FormatRegion>
-      <DateTimeValues>
-        <Year>Year</Year>
-        <MonthNumber>Month Number</MonthNumber>
-        <DayNumber>Day Number</DayNumber>
-        <Hour>Hour</Hour>
-        <Minute>Minute</Minute>
-      </DateTimeValues>
-    </ReportRequest>
-  </BCReportInformation>
-  <Labels>
-    <AboutTheReportLabel>AboutTheReportLabel</AboutTheReportLabel>
-    <ActCost1Label>ActCost1Label</ActCost1Label>
-    <ActCost2Label>ActCost2Label</ActCost2Label>
-    <ActCost3Label>ActCost3Label</ActCost3Label>
-    <ActCost4Label>ActCost4Label</ActCost4Label>
-    <ActCost5Label>ActCost5Label</ActCost5Label>
-    <ActCost6Label>ActCost6Label</ActCost6Label>
-    <CompanyLabel>CompanyLabel</CompanyLabel>
-    <DataRetrieved>DataRetrieved</DataRetrieved>
-    <Desc_ProdOrderCaption>Desc_ProdOrderCaption</Desc_ProdOrderCaption>
-    <DocumentationLabel>DocumentationLabel</DocumentationLabel>
-    <EnvironmentLabel>EnvironmentLabel</EnvironmentLabel>
-    <ExpCost1Label>ExpCost1Label</ExpCost1Label>
-    <ExpCost2Label>ExpCost2Label</ExpCost2Label>
-    <ExpCost3Label>ExpCost3Label</ExpCost3Label>
-    <ExpCost4Label>ExpCost4Label</ExpCost4Label>
-    <ExpCost5Label>ExpCost5Label</ExpCost5Label>
-    <ExpCost6Label>ExpCost6Label</ExpCost6Label>
-    <No_ProdOrderCaption>No_ProdOrderCaption</No_ProdOrderCaption>
-    <PostingDateFilterLabel>PostingDateFilterLabel</PostingDateFilterLabel>
-    <ProdOrderStatistics>ProdOrderStatistics</ProdOrderStatistics>
-    <ProdOrderStatsAnalysis>ProdOrderStatsAnalysis</ProdOrderStatsAnalysis>
-    <ProdOrderStatsPrint>ProdOrderStatsPrint</ProdOrderStatsPrint>
-    <Quantity_ProdOrderCaption>Quantity_ProdOrderCaption</Quantity_ProdOrderCaption>
-    <ReportNameLabel>ReportNameLabel</ReportNameLabel>
-    <RunOnLabel>RunOnLabel</RunOnLabel>
-    <Status_ProdOrderCaption>Status_ProdOrderCaption</Status_ProdOrderCaption>
-    <UserLabel>UserLabel</UserLabel>
-    <VarPct1Label>VarPct1Label</VarPct1Label>
-    <VarPct2Label>VarPct2Label</VarPct2Label>
-    <VarPct3Label>VarPct3Label</VarPct3Label>
-    <VarPct4Label>VarPct4Label</VarPct4Label>
-    <VarPct5Label>VarPct5Label</VarPct5Label>
-    <VarPct6Label>VarPct6Label</VarPct6Label>
-  </Labels>
-  <Production_Order>
-    <ActCost1>ActCost1</ActCost1>
-    <ActCost2>ActCost2</ActCost2>
-    <ActCost3>ActCost3</ActCost3>
-    <ActCost4>ActCost4</ActCost4>
-    <ActCost5>ActCost5</ActCost5>
-    <ActCost6>ActCost6</ActCost6>
-    <ActualCaption>ActualCaption</ActualCaption>
-    <CapacityCostCaption>CapacityCostCaption</CapacityCostCaption>
-    <CapOverheadCostCaption>CapOverheadCostCaption</CapOverheadCostCaption>
-    <CompanyName>CompanyName</CompanyName>
-    <CurrReportPageNoCaption>CurrReportPageNoCaption</CurrReportPageNoCaption>
-    <Desc_ProdOrder>Desc_ProdOrder</Desc_ProdOrder>
-    <DeviationCaption>DeviationCaption</DeviationCaption>
-    <ExpCost1>ExpCost1</ExpCost1>
-    <ExpCost2>ExpCost2</ExpCost2>
-    <ExpCost3>ExpCost3</ExpCost3>
-    <ExpCost4>ExpCost4</ExpCost4>
-    <ExpCost5>ExpCost5</ExpCost5>
-    <ExpCost6>ExpCost6</ExpCost6>
-    <ExpectedCaption>ExpectedCaption</ExpectedCaption>
-    <MaterialCostCaption>MaterialCostCaption</MaterialCostCaption>
-    <MatOverheadCostCaption>MatOverheadCostCaption</MatOverheadCostCaption>
-    <No_ProdOrder>No_ProdOrder</No_ProdOrder>
-    <ProdOrderFilter>ProdOrderFilter</ProdOrderFilter>
-    <ProdOrderStatisticsCapt>ProdOrderStatisticsCapt</ProdOrderStatisticsCapt>
-    <ProdOrderTableCaptionFilt>ProdOrderTableCaptionFilt</ProdOrderTableCaptionFilt>
-    <Quantity_ProdOrder>Quantity_ProdOrder</Quantity_ProdOrder>
-    <Status_ProdOrder>Status_ProdOrder</Status_ProdOrder>
-    <SubcontractedCostCaption>SubcontractedCostCaption</SubcontractedCostCaption>
-    <TotalCaption>TotalCaption</TotalCaption>
-    <TotalCostCaption>TotalCostCaption</TotalCostCaption>
-    <VarPct1>VarPct1</VarPct1>
-    <VarPct2>VarPct2</VarPct2>
-    <VarPct3>VarPct3</VarPct3>
-    <VarPct4>VarPct4</VarPct4>
-    <VarPct5>VarPct5</VarPct5>
-    <VarPct6>VarPct6</VarPct6>
-  </Production_Order>
-  <Totals>
-    <ActCostTotal1>ActCostTotal1</ActCostTotal1>
-    <ActCostTotal2>ActCostTotal2</ActCostTotal2>
-    <ActCostTotal3>ActCostTotal3</ActCostTotal3>
-    <ActCostTotal4>ActCostTotal4</ActCostTotal4>
-    <ActCostTotal5>ActCostTotal5</ActCostTotal5>
-    <ActCostTotal6>ActCostTotal6</ActCostTotal6>
-    <ExpCostTotal1>ExpCostTotal1</ExpCostTotal1>
-    <ExpCostTotal2>ExpCostTotal2</ExpCostTotal2>
-    <ExpCostTotal3>ExpCostTotal3</ExpCostTotal3>
-    <ExpCostTotal4>ExpCostTotal4</ExpCostTotal4>
-    <ExpCostTotal5>ExpCostTotal5</ExpCostTotal5>
-    <ExpCostTotal6>ExpCostTotal6</ExpCostTotal6>
-    <VarPctTotal1>VarPctTotal1</VarPctTotal1>
-    <VarPctTotal2>VarPctTotal2</VarPctTotal2>
-    <VarPctTotal3>VarPctTotal3</VarPctTotal3>
-    <VarPctTotal4>VarPctTotal4</VarPctTotal4>
-    <VarPctTotal5>VarPctTotal5</VarPctTotal5>
-    <VarPctTotal6>VarPctTotal6</VarPctTotal6>
-  </Totals>
-</NavWordReportXmlPart>
+<file path=customXml/item2.xml>��< ? x m l   v e r s i o n = " 1 . 0 "   e n c o d i n g = " u t f - 1 6 " ? > + 
+ < N a v W o r d R e p o r t X m l P a r t   x m l n s = " u r n : m i c r o s o f t - d y n a m i c s - n a v / r e p o r t s / P r o d u c t i o n _ O r d e r _ S t a t i s t i c s / 9 9 0 0 0 7 9 1 / " > + 
+     < B C R e p o r t I n f o r m a t i o n > + 
+         < R e p o r t M e t a d a t a > + 
+             < E x t e n s i o n I d > E x t e n s i o n   I D < / E x t e n s i o n I d > + 
+             < E x t e n s i o n N a m e > E x t e n s i o n   N a m e < / E x t e n s i o n N a m e > + 
+             < E x t e n s i o n P u b l i s h e r > E x t e n s i o n   P u b l i s h e r < / E x t e n s i o n P u b l i s h e r > + 
+             < E x t e n s i o n V e r s i o n > E x t e n s i o n   V e r s i o n < / E x t e n s i o n V e r s i o n > + 
+             < R e p o r t I d > R e p o r t   I D < / R e p o r t I d > + 
+             < R e p o r t N a m e > R e p o r t   N a m e < / R e p o r t N a m e > + 
+             < A b o u t T h i s R e p o r t T i t l e > A b o u t   T h i s   R e p o r t   T i t l e < / A b o u t T h i s R e p o r t T i t l e > + 
+             < A b o u t T h i s R e p o r t T e x t > A b o u t   T h i s   R e p o r t   T e x t < / A b o u t T h i s R e p o r t T e x t > + 
+             < R e p o r t H e l p L i n k > R e p o r t   H e l p   L i n k < / R e p o r t H e l p L i n k > + 
+         < / R e p o r t M e t a d a t a > + 
+         < R e p o r t R e q u e s t > + 
+             < T e n a n t E n t r a I d > T e n a n t   E n t r a   I d < / T e n a n t E n t r a I d > + 
+             < E n v i r o n m e n t N a m e > E n v i r o n m e n t   N a m e < / E n v i r o n m e n t N a m e > + 
+             < E n v i r o n m e n t T y p e > E n v i r o n m e n t   T y p e < / E n v i r o n m e n t T y p e > + 
+             < C o m p a n y N a m e > C o m p a n y   N a m e < / C o m p a n y N a m e > + 
+             < C o m p a n y D i s p l a y N a m e > C o m p a n y   D i s p l a y   N a m e < / C o m p a n y D i s p l a y N a m e > + 
+             < C o m p a n y I d > C o m p a n y   I D < / C o m p a n y I d > + 
+             < U s e r N a m e > U s e r   N a m e < / U s e r N a m e > + 
+             < D a t e A n d T i m e > D a t e   a n d   T i m e < / D a t e A n d T i m e > + 
+             < L a n g u a g e > L a n g u a g e < / L a n g u a g e > + 
+             < F o r m a t R e g i o n > F o r m a t   R e g i o n < / F o r m a t R e g i o n > + 
+             < D a t e T i m e V a l u e s > + 
+                 < Y e a r > Y e a r < / Y e a r > + 
+                 < M o n t h N u m b e r > M o n t h   N u m b e r < / M o n t h N u m b e r > + 
+                 < D a y N u m b e r > D a y   N u m b e r < / D a y N u m b e r > + 
+                 < H o u r > H o u r < / H o u r > + 
+                 < M i n u t e > M i n u t e < / M i n u t e > + 
+             < / D a t e T i m e V a l u e s > + 
+         < / R e p o r t R e q u e s t > + 
+         < C o m p a n y M e t a d a t a > + 
+             < C o m p a n y N a m e > C o m p a n y   N a m e < / C o m p a n y N a m e > + 
+             < C o m p a n y D i s p l a y N a m e > C o m p a n y   D i s p l a y   N a m e < / C o m p a n y D i s p l a y N a m e > + 
+             < C o m p a n y A d d r e s s L i n e s > + 
+                 < C o m p a n y A d d r e s s L i n e > C o m p a n y   A d d r e s s   L i n e   1 < / C o m p a n y A d d r e s s L i n e > + 
+                 < C o m p a n y A d d r e s s L i n e > C o m p a n y   A d d r e s s   L i n e   2 < / C o m p a n y A d d r e s s L i n e > + 
+                 < C o m p a n y A d d r e s s L i n e > C o m p a n y   A d d r e s s   L i n e   3 < / C o m p a n y A d d r e s s L i n e > + 
+                 < C o m p a n y A d d r e s s L i n e > C o m p a n y   A d d r e s s   L i n e   4 < / C o m p a n y A d d r e s s L i n e > + 
+                 < C o m p a n y A d d r e s s L i n e > C o m p a n y   A d d r e s s   L i n e   5 < / C o m p a n y A d d r e s s L i n e > + 
+                 < C o m p a n y A d d r e s s L i n e > C o m p a n y   A d d r e s s   L i n e   6 < / C o m p a n y A d d r e s s L i n e > + 
+                 < C o m p a n y A d d r e s s L i n e > C o m p a n y   A d d r e s s   L i n e   7 < / C o m p a n y A d d r e s s L i n e > + 
+                 < C o m p a n y A d d r e s s L i n e > C o m p a n y   A d d r e s s   L i n e   8 < / C o m p a n y A d d r e s s L i n e > + 
+             < / C o m p a n y A d d r e s s L i n e s > + 
+             < C o m p a n y P h o n e > C o m p a n y   P h o n e < / C o m p a n y P h o n e > + 
+             < C o m p a n y P h o n e C a p t i o n > C o m p a n y   P h o n e   C a p t i o n < / C o m p a n y P h o n e C a p t i o n > + 
+             < C o m p a n y F a x N o > C o m p a n y   F a x   N o . < / C o m p a n y F a x N o > + 
+             < C o m p a n y F a x N o C a p t i o n > C o m p a n y   F a x   N o .   C a p t i o n < / C o m p a n y F a x N o C a p t i o n > + 
+             < C o m p a n y E m a i l > C o m p a n y   E m a i l < / C o m p a n y E m a i l > + 
+             < C o m p a n y E m a i l C a p t i o n > C o m p a n y   E m a i l   C a p t i o n < / C o m p a n y E m a i l C a p t i o n > + 
+             < C o m p a n y H o m e P a g e > C o m p a n y   H o m e   P a g e < / C o m p a n y H o m e P a g e > + 
+             < C o m p a n y H o m e P a g e C a p t i o n > C o m p a n y   H o m e   P a g e   C a p t i o n < / C o m p a n y H o m e P a g e C a p t i o n > + 
+             < C o m p a n y L o g o > C o m p a n y   L o g o < / C o m p a n y L o g o > + 
+             < C o m p a n y V A T R e g i s t r a t i o n N o > C o m p a n y   V A T   R e g i s t r a t i o n   N o . < / C o m p a n y V A T R e g i s t r a t i o n N o > + 
+             < C o m p a n y V A T R e g i s t r a t i o n N o C a p t i o n > C o m p a n y   V A T   R e g i s t r a t i o n   N o .   C a p t i o n < / C o m p a n y V A T R e g i s t r a t i o n N o C a p t i o n > + 
+             < C o m p a n y R e g i s t r a t i o n N o > C o m p a n y   R e g i s t r a t i o n   N o . < / C o m p a n y R e g i s t r a t i o n N o > + 
+             < C o m p a n y R e g i s t r a t i o n N o C a p t i o n > C o m p a n y   R e g i s t r a t i o n   N o .   C a p t i o n < / C o m p a n y R e g i s t r a t i o n N o C a p t i o n > + 
+             < C o m p a n y B a n k N a m e > C o m p a n y   B a n k   N a m e < / C o m p a n y B a n k N a m e > + 
+             < C o m p a n y B a n k N a m e C a p t i o n > C o m p a n y   B a n k   N a m e   C a p t i o n < / C o m p a n y B a n k N a m e C a p t i o n > + 
+             < C o m p a n y B a n k A c c o u n t N o > C o m p a n y   B a n k   A c c o u n t   N o . < / C o m p a n y B a n k A c c o u n t N o > + 
+             < C o m p a n y B a n k A c c o u n t N o C a p t i o n > C o m p a n y   B a n k   A c c o u n t   N o .   C a p t i o n < / C o m p a n y B a n k A c c o u n t N o C a p t i o n > + 
+             < C o m p a n y B a n k B r a n c h N o > C o m p a n y   B a n k   B r a n c h   N o . < / C o m p a n y B a n k B r a n c h N o > + 
+             < C o m p a n y B a n k B r a n c h N o C a p t i o n > C o m p a n y   B a n k   B r a n c h   N o .   C a p t i o n < / C o m p a n y B a n k B r a n c h N o C a p t i o n > + 
+             < C o m p a n y I B A N > C o m p a n y   I B A N < / C o m p a n y I B A N > + 
+             < C o m p a n y I B A N C a p t i o n > C o m p a n y   I B A N   C a p t i o n < / C o m p a n y I B A N C a p t i o n > + 
+             < C o m p a n y B a n k S W I F T > C o m p a n y   B a n k   S W I F T < / C o m p a n y B a n k S W I F T > + 
+             < C o m p a n y B a n k S W I F T C a p t i o n > C o m p a n y   B a n k   S W I F T   C a p t i o n < / C o m p a n y B a n k S W I F T C a p t i o n > + 
+             < C o m p a n y G i r o N o > C o m p a n y   G i r o   N o . < / C o m p a n y G i r o N o > + 
+             < C o m p a n y G i r o N o C a p t i o n > C o m p a n y   G i r o   N o .   C a p t i o n < / C o m p a n y G i r o N o C a p t i o n > + 
+         < / C o m p a n y M e t a d a t a > + 
+     < / B C R e p o r t I n f o r m a t i o n > + 
+     < L a b e l s > + 
+         < A b o u t T h e R e p o r t L a b e l > A b o u t T h e R e p o r t L a b e l < / A b o u t T h e R e p o r t L a b e l > + 
+         < A c t C o s t 1 L a b e l > A c t C o s t 1 L a b e l < / A c t C o s t 1 L a b e l > + 
+         < A c t C o s t 2 L a b e l > A c t C o s t 2 L a b e l < / A c t C o s t 2 L a b e l > + 
+         < A c t C o s t 3 L a b e l > A c t C o s t 3 L a b e l < / A c t C o s t 3 L a b e l > + 
+         < A c t C o s t 4 L a b e l > A c t C o s t 4 L a b e l < / A c t C o s t 4 L a b e l > + 
+         < A c t C o s t 5 L a b e l > A c t C o s t 5 L a b e l < / A c t C o s t 5 L a b e l > + 
+         < A c t C o s t 6 L a b e l > A c t C o s t 6 L a b e l < / A c t C o s t 6 L a b e l > + 
+         < C o m p a n y L a b e l > C o m p a n y L a b e l < / C o m p a n y L a b e l > + 
+         < D a t a R e t r i e v e d > D a t a R e t r i e v e d < / D a t a R e t r i e v e d > + 
+         < D e s c _ P r o d O r d e r C a p t i o n > D e s c _ P r o d O r d e r C a p t i o n < / D e s c _ P r o d O r d e r C a p t i o n > + 
+         < D o c u m e n t a t i o n L a b e l > D o c u m e n t a t i o n L a b e l < / D o c u m e n t a t i o n L a b e l > + 
+         < E n v i r o n m e n t L a b e l > E n v i r o n m e n t L a b e l < / E n v i r o n m e n t L a b e l > + 
+         < E x p C o s t 1 L a b e l > E x p C o s t 1 L a b e l < / E x p C o s t 1 L a b e l > + 
+         < E x p C o s t 2 L a b e l > E x p C o s t 2 L a b e l < / E x p C o s t 2 L a b e l > + 
+         < E x p C o s t 3 L a b e l > E x p C o s t 3 L a b e l < / E x p C o s t 3 L a b e l > + 
+         < E x p C o s t 4 L a b e l > E x p C o s t 4 L a b e l < / E x p C o s t 4 L a b e l > + 
+         < E x p C o s t 5 L a b e l > E x p C o s t 5 L a b e l < / E x p C o s t 5 L a b e l > + 
+         < E x p C o s t 6 L a b e l > E x p C o s t 6 L a b e l < / E x p C o s t 6 L a b e l > + 
+         < N o _ P r o d O r d e r C a p t i o n > N o _ P r o d O r d e r C a p t i o n < / N o _ P r o d O r d e r C a p t i o n > + 
+         < P o s t i n g D a t e F i l t e r L a b e l > P o s t i n g D a t e F i l t e r L a b e l < / P o s t i n g D a t e F i l t e r L a b e l > + 
+         < P r o d O r d e r S t a t i s t i c s > P r o d O r d e r S t a t i s t i c s < / P r o d O r d e r S t a t i s t i c s > + 
+         < P r o d O r d e r S t a t s A n a l y s i s > P r o d O r d e r S t a t s A n a l y s i s < / P r o d O r d e r S t a t s A n a l y s i s > + 
+         < P r o d O r d e r S t a t s P r i n t > P r o d O r d e r S t a t s P r i n t < / P r o d O r d e r S t a t s P r i n t > + 
+         < Q u a n t i t y _ P r o d O r d e r C a p t i o n > Q u a n t i t y _ P r o d O r d e r C a p t i o n < / Q u a n t i t y _ P r o d O r d e r C a p t i o n > + 
+         < R e p o r t N a m e L a b e l > R e p o r t N a m e L a b e l < / R e p o r t N a m e L a b e l > + 
+         < R u n O n L a b e l > R u n O n L a b e l < / R u n O n L a b e l > + 
+         < S t a t u s _ P r o d O r d e r C a p t i o n > S t a t u s _ P r o d O r d e r C a p t i o n < / S t a t u s _ P r o d O r d e r C a p t i o n > + 
+         < U s e r L a b e l > U s e r L a b e l < / U s e r L a b e l > + 
+         < V a r P c t 1 L a b e l > V a r P c t 1 L a b e l < / V a r P c t 1 L a b e l > + 
+         < V a r P c t 2 L a b e l > V a r P c t 2 L a b e l < / V a r P c t 2 L a b e l > + 
+         < V a r P c t 3 L a b e l > V a r P c t 3 L a b e l < / V a r P c t 3 L a b e l > + 
+         < V a r P c t 4 L a b e l > V a r P c t 4 L a b e l < / V a r P c t 4 L a b e l > + 
+         < V a r P c t 5 L a b e l > V a r P c t 5 L a b e l < / V a r P c t 5 L a b e l > + 
+         < V a r P c t 6 L a b e l > V a r P c t 6 L a b e l < / V a r P c t 6 L a b e l > + 
+     < / L a b e l s > + 
+     < P r o d u c t i o n _ O r d e r > + 
+         < A c t C o s t 1 > A c t C o s t 1 < / A c t C o s t 1 > + 
+         < A c t C o s t 2 > A c t C o s t 2 < / A c t C o s t 2 > + 
+         < A c t C o s t 3 > A c t C o s t 3 < / A c t C o s t 3 > + 
+         < A c t C o s t 4 > A c t C o s t 4 < / A c t C o s t 4 > + 
+         < A c t C o s t 5 > A c t C o s t 5 < / A c t C o s t 5 > + 
+         < A c t C o s t 6 > A c t C o s t 6 < / A c t C o s t 6 > + 
+         < A c t u a l C a p t i o n > A c t u a l C a p t i o n < / A c t u a l C a p t i o n > + 
+         < C a p a c i t y C o s t C a p t i o n > C a p a c i t y C o s t C a p t i o n < / C a p a c i t y C o s t C a p t i o n > + 
+         < C a p O v e r h e a d C o s t C a p t i o n > C a p O v e r h e a d C o s t C a p t i o n < / C a p O v e r h e a d C o s t C a p t i o n > + 
+         < C o m p a n y N a m e > C o m p a n y N a m e < / C o m p a n y N a m e > + 
+         < C u r r R e p o r t P a g e N o C a p t i o n > C u r r R e p o r t P a g e N o C a p t i o n < / C u r r R e p o r t P a g e N o C a p t i o n > + 
+         < D e s c _ P r o d O r d e r > D e s c _ P r o d O r d e r < / D e s c _ P r o d O r d e r > + 
+         < D e v i a t i o n C a p t i o n > D e v i a t i o n C a p t i o n < / D e v i a t i o n C a p t i o n > + 
+         < E x p C o s t 1 > E x p C o s t 1 < / E x p C o s t 1 > + 
+         < E x p C o s t 2 > E x p C o s t 2 < / E x p C o s t 2 > + 
+         < E x p C o s t 3 > E x p C o s t 3 < / E x p C o s t 3 > + 
+         < E x p C o s t 4 > E x p C o s t 4 < / E x p C o s t 4 > + 
+         < E x p C o s t 5 > E x p C o s t 5 < / E x p C o s t 5 > + 
+         < E x p C o s t 6 > E x p C o s t 6 < / E x p C o s t 6 > + 
+         < E x p e c t e d C a p t i o n > E x p e c t e d C a p t i o n < / E x p e c t e d C a p t i o n > + 
+         < M a t e r i a l C o s t C a p t i o n > M a t e r i a l C o s t C a p t i o n < / M a t e r i a l C o s t C a p t i o n > + 
+         < M a t O v e r h e a d C o s t C a p t i o n > M a t O v e r h e a d C o s t C a p t i o n < / M a t O v e r h e a d C o s t C a p t i o n > + 
+         < N o _ P r o d O r d e r > N o _ P r o d O r d e r < / N o _ P r o d O r d e r > + 
+         < P r o d O r d e r F i l t e r > P r o d O r d e r F i l t e r < / P r o d O r d e r F i l t e r > + 
+         < P r o d O r d e r S t a t i s t i c s C a p t > P r o d O r d e r S t a t i s t i c s C a p t < / P r o d O r d e r S t a t i s t i c s C a p t > + 
+         < P r o d O r d e r T a b l e C a p t i o n F i l t > P r o d O r d e r T a b l e C a p t i o n F i l t < / P r o d O r d e r T a b l e C a p t i o n F i l t > + 
+         < Q u a n t i t y _ P r o d O r d e r > Q u a n t i t y _ P r o d O r d e r < / Q u a n t i t y _ P r o d O r d e r > + 
+         < S t a t u s _ P r o d O r d e r > S t a t u s _ P r o d O r d e r < / S t a t u s _ P r o d O r d e r > + 
+         < S u b c o n t r a c t e d C o s t C a p t i o n > S u b c o n t r a c t e d C o s t C a p t i o n < / S u b c o n t r a c t e d C o s t C a p t i o n > + 
+         < T o t a l C a p t i o n > T o t a l C a p t i o n < / T o t a l C a p t i o n > + 
+         < T o t a l C o s t C a p t i o n > T o t a l C o s t C a p t i o n < / T o t a l C o s t C a p t i o n > + 
+         < V a r P c t 1 > V a r P c t 1 < / V a r P c t 1 > + 
+         < V a r P c t 2 > V a r P c t 2 < / V a r P c t 2 > + 
+         < V a r P c t 3 > V a r P c t 3 < / V a r P c t 3 > + 
+         < V a r P c t 4 > V a r P c t 4 < / V a r P c t 4 > + 
+         < V a r P c t 5 > V a r P c t 5 < / V a r P c t 5 > + 
+         < V a r P c t 6 > V a r P c t 6 < / V a r P c t 6 > + 
+     < / P r o d u c t i o n _ O r d e r > + 
+     < T o t a l s > + 
+         < A c t C o s t T o t a l 1 > A c t C o s t T o t a l 1 < / A c t C o s t T o t a l 1 > + 
+         < A c t C o s t T o t a l 2 > A c t C o s t T o t a l 2 < / A c t C o s t T o t a l 2 > + 
+         < A c t C o s t T o t a l 3 > A c t C o s t T o t a l 3 < / A c t C o s t T o t a l 3 > + 
+         < A c t C o s t T o t a l 4 > A c t C o s t T o t a l 4 < / A c t C o s t T o t a l 4 > + 
+         < A c t C o s t T o t a l 5 > A c t C o s t T o t a l 5 < / A c t C o s t T o t a l 5 > + 
+         < A c t C o s t T o t a l 6 > A c t C o s t T o t a l 6 < / A c t C o s t T o t a l 6 > + 
+         < E x p C o s t T o t a l 1 > E x p C o s t T o t a l 1 < / E x p C o s t T o t a l 1 > + 
+         < E x p C o s t T o t a l 2 > E x p C o s t T o t a l 2 < / E x p C o s t T o t a l 2 > + 
+         < E x p C o s t T o t a l 3 > E x p C o s t T o t a l 3 < / E x p C o s t T o t a l 3 > + 
+         < E x p C o s t T o t a l 4 > E x p C o s t T o t a l 4 < / E x p C o s t T o t a l 4 > + 
+         < E x p C o s t T o t a l 5 > E x p C o s t T o t a l 5 < / E x p C o s t T o t a l 5 > + 
+         < E x p C o s t T o t a l 6 > E x p C o s t T o t a l 6 < / E x p C o s t T o t a l 6 > + 
+         < V a r P c t T o t a l 1 > V a r P c t T o t a l 1 < / V a r P c t T o t a l 1 > + 
+         < V a r P c t T o t a l 2 > V a r P c t T o t a l 2 < / V a r P c t T o t a l 2 > + 
+         < V a r P c t T o t a l 3 > V a r P c t T o t a l 3 < / V a r P c t T o t a l 3 > + 
+         < V a r P c t T o t a l 4 > V a r P c t T o t a l 4 < / V a r P c t T o t a l 4 > + 
+         < V a r P c t T o t a l 5 > V a r P c t T o t a l 5 < / V a r P c t T o t a l 5 > + 
+         < V a r P c t T o t a l 6 > V a r P c t T o t a l 6 < / V a r P c t T o t a l 6 > + 
+     < / T o t a l s > + 
+ < / N a v W o r d R e p o r t X m l P a r t > 
+</file>
+
+<file path=customXml/item3.xml>��< ? x m l   v e r s i o n = " 1 . 0 "   e n c o d i n g = " u t f - 1 6 " ? > + 
+ < N a v W o r d R e p o r t X m l P a r t   x m l n s = " u r n : m i c r o s o f t - d y n a m i c s - b u s i n e s s c e n t r a l / i n t e r n a l / e x t e n d e d / r e p o r t s / P r o d u c t i o n _ O r d e r _ S t a t i s t i c s / 9 9 0 0 0 7 9 1 / " > + 
+     < B C R e p o r t I n f o r m a t i o n > + 
+         < R e p o r t M e t a d a t a > + 
+             < E x t e n s i o n I d > E x t e n s i o n   I D < / E x t e n s i o n I d > + 
+             < E x t e n s i o n N a m e > E x t e n s i o n   N a m e < / E x t e n s i o n N a m e > + 
+             < E x t e n s i o n P u b l i s h e r > E x t e n s i o n   P u b l i s h e r < / E x t e n s i o n P u b l i s h e r > + 
+             < E x t e n s i o n V e r s i o n > E x t e n s i o n   V e r s i o n < / E x t e n s i o n V e r s i o n > + 
+             < R e p o r t I d > R e p o r t   I D < / R e p o r t I d > + 
+             < R e p o r t N a m e > R e p o r t   N a m e < / R e p o r t N a m e > + 
+             < A b o u t T h i s R e p o r t T i t l e > A b o u t   T h i s   R e p o r t   T i t l e < / A b o u t T h i s R e p o r t T i t l e > + 
+             < A b o u t T h i s R e p o r t T e x t > A b o u t   T h i s   R e p o r t   T e x t < / A b o u t T h i s R e p o r t T e x t > + 
+             < R e p o r t H e l p L i n k > R e p o r t   H e l p   L i n k < / R e p o r t H e l p L i n k > + 
+         < / R e p o r t M e t a d a t a > + 
+         < R e p o r t R e q u e s t > + 
+             < T e n a n t E n t r a I d > T e n a n t   E n t r a   I d < / T e n a n t E n t r a I d > + 
+             < E n v i r o n m e n t N a m e > E n v i r o n m e n t   N a m e < / E n v i r o n m e n t N a m e > + 
+             < E n v i r o n m e n t T y p e > E n v i r o n m e n t   T y p e < / E n v i r o n m e n t T y p e > + 
+             < C o m p a n y N a m e > C o m p a n y   N a m e < / C o m p a n y N a m e > + 
+             < C o m p a n y D i s p l a y N a m e > C o m p a n y   D i s p l a y   N a m e < / C o m p a n y D i s p l a y N a m e > + 
+             < C o m p a n y I d > C o m p a n y   I D < / C o m p a n y I d > + 
+             < U s e r N a m e > U s e r   N a m e < / U s e r N a m e > + 
+             < D a t e A n d T i m e > D a t e   a n d   T i m e < / D a t e A n d T i m e > + 
+             < L a n g u a g e > L a n g u a g e < / L a n g u a g e > + 
+             < F o r m a t R e g i o n > F o r m a t   R e g i o n < / F o r m a t R e g i o n > + 
+             < D a t e T i m e V a l u e s > + 
+                 < Y e a r > Y e a r < / Y e a r > + 
+                 < M o n t h N u m b e r > M o n t h   N u m b e r < / M o n t h N u m b e r > + 
+                 < D a y N u m b e r > D a y   N u m b e r < / D a y N u m b e r > + 
+                 < H o u r > H o u r < / H o u r > + 
+                 < M i n u t e > M i n u t e < / M i n u t e > + 
+             < / D a t e T i m e V a l u e s > + 
+         < / R e p o r t R e q u e s t > + 
+         < C o m p a n y M e t a d a t a > + 
+             < C o m p a n y N a m e > C o m p a n y   N a m e < / C o m p a n y N a m e > + 
+             < C o m p a n y D i s p l a y N a m e > C o m p a n y   D i s p l a y   N a m e < / C o m p a n y D i s p l a y N a m e > + 
+             < C o m p a n y A d d r e s s L i n e s > + 
+                 < C o m p a n y A d d r e s s L i n e > C o m p a n y   A d d r e s s   L i n e   1 < / C o m p a n y A d d r e s s L i n e > + 
+                 < C o m p a n y A d d r e s s L i n e > C o m p a n y   A d d r e s s   L i n e   2 < / C o m p a n y A d d r e s s L i n e > + 
+                 < C o m p a n y A d d r e s s L i n e > C o m p a n y   A d d r e s s   L i n e   3 < / C o m p a n y A d d r e s s L i n e > + 
+                 < C o m p a n y A d d r e s s L i n e > C o m p a n y   A d d r e s s   L i n e   4 < / C o m p a n y A d d r e s s L i n e > + 
+                 < C o m p a n y A d d r e s s L i n e > C o m p a n y   A d d r e s s   L i n e   5 < / C o m p a n y A d d r e s s L i n e > + 
+                 < C o m p a n y A d d r e s s L i n e > C o m p a n y   A d d r e s s   L i n e   6 < / C o m p a n y A d d r e s s L i n e > + 
+                 < C o m p a n y A d d r e s s L i n e > C o m p a n y   A d d r e s s   L i n e   7 < / C o m p a n y A d d r e s s L i n e > + 
+                 < C o m p a n y A d d r e s s L i n e > C o m p a n y   A d d r e s s   L i n e   8 < / C o m p a n y A d d r e s s L i n e > + 
+             < / C o m p a n y A d d r e s s L i n e s > + 
+             < C o m p a n y P h o n e > C o m p a n y   P h o n e < / C o m p a n y P h o n e > + 
+             < C o m p a n y P h o n e C a p t i o n > C o m p a n y   P h o n e   C a p t i o n < / C o m p a n y P h o n e C a p t i o n > + 
+             < C o m p a n y F a x N o > C o m p a n y   F a x   N o . < / C o m p a n y F a x N o > + 
+             < C o m p a n y F a x N o C a p t i o n > C o m p a n y   F a x   N o .   C a p t i o n < / C o m p a n y F a x N o C a p t i o n > + 
+             < C o m p a n y E m a i l > C o m p a n y   E m a i l < / C o m p a n y E m a i l > + 
+             < C o m p a n y E m a i l C a p t i o n > C o m p a n y   E m a i l   C a p t i o n < / C o m p a n y E m a i l C a p t i o n > + 
+             < C o m p a n y H o m e P a g e > C o m p a n y   H o m e   P a g e < / C o m p a n y H o m e P a g e > + 
+             < C o m p a n y H o m e P a g e C a p t i o n > C o m p a n y   H o m e   P a g e   C a p t i o n < / C o m p a n y H o m e P a g e C a p t i o n > + 
+             < C o m p a n y L o g o > C o m p a n y   L o g o < / C o m p a n y L o g o > + 
+             < C o m p a n y V A T R e g i s t r a t i o n N o > C o m p a n y   V A T   R e g i s t r a t i o n   N o . < / C o m p a n y V A T R e g i s t r a t i o n N o > + 
+             < C o m p a n y V A T R e g i s t r a t i o n N o C a p t i o n > C o m p a n y   V A T   R e g i s t r a t i o n   N o .   C a p t i o n < / C o m p a n y V A T R e g i s t r a t i o n N o C a p t i o n > + 
+             < C o m p a n y R e g i s t r a t i o n N o > C o m p a n y   R e g i s t r a t i o n   N o . < / C o m p a n y R e g i s t r a t i o n N o > + 
+             < C o m p a n y R e g i s t r a t i o n N o C a p t i o n > C o m p a n y   R e g i s t r a t i o n   N o .   C a p t i o n < / C o m p a n y R e g i s t r a t i o n N o C a p t i o n > + 
+             < C o m p a n y B a n k N a m e > C o m p a n y   B a n k   N a m e < / C o m p a n y B a n k N a m e > + 
+             < C o m p a n y B a n k N a m e C a p t i o n > C o m p a n y   B a n k   N a m e   C a p t i o n < / C o m p a n y B a n k N a m e C a p t i o n > + 
+             < C o m p a n y B a n k A c c o u n t N o > C o m p a n y   B a n k   A c c o u n t   N o . < / C o m p a n y B a n k A c c o u n t N o > + 
+             < C o m p a n y B a n k A c c o u n t N o C a p t i o n > C o m p a n y   B a n k   A c c o u n t   N o .   C a p t i o n < / C o m p a n y B a n k A c c o u n t N o C a p t i o n > + 
+             < C o m p a n y B a n k B r a n c h N o > C o m p a n y   B a n k   B r a n c h   N o . < / C o m p a n y B a n k B r a n c h N o > + 
+             < C o m p a n y B a n k B r a n c h N o C a p t i o n > C o m p a n y   B a n k   B r a n c h   N o .   C a p t i o n < / C o m p a n y B a n k B r a n c h N o C a p t i o n > + 
+             < C o m p a n y I B A N > C o m p a n y   I B A N < / C o m p a n y I B A N > + 
+             < C o m p a n y I B A N C a p t i o n > C o m p a n y   I B A N   C a p t i o n < / C o m p a n y I B A N C a p t i o n > + 
+             < C o m p a n y B a n k S W I F T > C o m p a n y   B a n k   S W I F T < / C o m p a n y B a n k S W I F T > + 
+             < C o m p a n y B a n k S W I F T C a p t i o n > C o m p a n y   B a n k   S W I F T   C a p t i o n < / C o m p a n y B a n k S W I F T C a p t i o n > + 
+             < C o m p a n y G i r o N o > C o m p a n y   G i r o   N o . < / C o m p a n y G i r o N o > + 
+             < C o m p a n y G i r o N o C a p t i o n > C o m p a n y   G i r o   N o .   C a p t i o n < / C o m p a n y G i r o N o C a p t i o n > + 
+         < / C o m p a n y M e t a d a t a > + 
+     < / B C R e p o r t I n f o r m a t i o n > + 
+     < L a b e l s > + 
+         < A b o u t T h e R e p o r t L a b e l   E l e m e n t T y p e = " P a r a m e t e r "   E l e m e n t I d = " 1 6 7 7 9 2 0 0 1 "   D a t a T y p e = " S t r i n g " > A b o u t T h e R e p o r t L a b e l < / A b o u t T h e R e p o r t L a b e l > + 
+         < A c t C o s t 1 L a b e l   E l e m e n t T y p e = " P a r a m e t e r "   E l e m e n t I d = " 3 4 9 5 3 1 2 7 1 "   D a t a T y p e = " S t r i n g " > A c t C o s t 1 L a b e l < / A c t C o s t 1 L a b e l > + 
+         < A c t C o s t 2 L a b e l   E l e m e n t T y p e = " P a r a m e t e r "   E l e m e n t I d = " 1 8 2 0 5 5 1 9 2 4 "   D a t a T y p e = " S t r i n g " > A c t C o s t 2 L a b e l < / A c t C o s t 2 L a b e l > + 
+         < A c t C o s t 3 L a b e l   E l e m e n t T y p e = " P a r a m e t e r "   E l e m e n t I d = " 3 5 3 6 0 2 1 7 1 "   D a t a T y p e = " S t r i n g " > A c t C o s t 3 L a b e l < / A c t C o s t 3 L a b e l > + 
+         < A c t C o s t 4 L a b e l   E l e m e n t T y p e = " P a r a m e t e r "   E l e m e n t I d = " 1 2 1 7 8 2 3 1 1 8 "   D a t a T y p e = " S t r i n g " > A c t C o s t 4 L a b e l < / A c t C o s t 4 L a b e l > + 
+         < A c t C o s t 5 L a b e l   E l e m e n t T y p e = " P a r a m e t e r "   E l e m e n t I d = " 2 0 6 4 2 0 3 1 9 7 "   D a t a T y p e = " S t r i n g " > A c t C o s t 5 L a b e l < / A c t C o s t 5 L a b e l > + 
+         < A c t C o s t 6 L a b e l   E l e m e n t T y p e = " P a r a m e t e r "   E l e m e n t I d = " 5 9 3 1 8 2 5 4 4 "   D a t a T y p e = " S t r i n g " > A c t C o s t 6 L a b e l < / A c t C o s t 6 L a b e l > + 
+         < C o m p a n y L a b e l   E l e m e n t T y p e = " P a r a m e t e r "   E l e m e n t I d = " 3 4 6 7 6 0 3 4 8 "   D a t a T y p e = " S t r i n g " > C o m p a n y L a b e l < / C o m p a n y L a b e l > + 
+         < D a t a R e t r i e v e d   E l e m e n t T y p e = " P a r a m e t e r "   E l e m e n t I d = " 2 9 1 9 1 1 8 0 7 "   D a t a T y p e = " S t r i n g " > D a t a R e t r i e v e d < / D a t a R e t r i e v e d > + 
+         < D e s c _ P r o d O r d e r C a p t i o n   E l e m e n t T y p e = " P a r a m e t e r "   E l e m e n t I d = " 7 5 8 0 1 2 1 1 6 "   D a t a T y p e = " S t r i n g " > D e s c _ P r o d O r d e r C a p t i o n < / D e s c _ P r o d O r d e r C a p t i o n > + 
+         < D o c u m e n t a t i o n L a b e l   E l e m e n t T y p e = " P a r a m e t e r "   E l e m e n t I d = " 1 7 3 8 9 2 4 8 1 5 "   D a t a T y p e = " S t r i n g " > D o c u m e n t a t i o n L a b e l < / D o c u m e n t a t i o n L a b e l > + 
+         < E n v i r o n m e n t L a b e l   E l e m e n t T y p e = " P a r a m e t e r "   E l e m e n t I d = " 8 1 8 8 1 6 5 9 0 "   D a t a T y p e = " S t r i n g " > E n v i r o n m e n t L a b e l < / E n v i r o n m e n t L a b e l > + 
+         < E x p C o s t 1 L a b e l   E l e m e n t T y p e = " P a r a m e t e r "   E l e m e n t I d = " 5 2 2 1 7 0 5 1 6 "   D a t a T y p e = " S t r i n g " > E x p C o s t 1 L a b e l < / E x p C o s t 1 L a b e l > + 
+         < E x p C o s t 2 L a b e l   E l e m e n t T y p e = " P a r a m e t e r "   E l e m e n t I d = " 1 4 2 6 0 9 7 4 7 1 "   D a t a T y p e = " S t r i n g " > E x p C o s t 2 L a b e l < / E x p C o s t 2 L a b e l > + 
+         < E x p C o s t 3 L a b e l   E l e m e n t T y p e = " P a r a m e t e r "   E l e m e n t I d = " 1 2 6 6 3 4 4 3 3 8 "   D a t a T y p e = " S t r i n g " > E x p C o s t 3 L a b e l < / E x p C o s t 3 L a b e l > + 
+         < E x p C o s t 4 L a b e l   E l e m e n t T y p e = " P a r a m e t e r "   E l e m e n t I d = " 1 6 6 7 0 0 2 8 0 9 "   D a t a T y p e = " S t r i n g " > E x p C o s t 4 L a b e l < / E x p C o s t 4 L a b e l > + 
+         < E x p C o s t 5 L a b e l   E l e m e n t T y p e = " P a r a m e t e r "   E l e m e n t I d = " 2 6 1 9 3 3 4 8 0 "   D a t a T y p e = " S t r i n g " > E x p C o s t 5 L a b e l < / E x p C o s t 5 L a b e l > + 
+         < E x p C o s t 6 L a b e l   E l e m e n t T y p e = " P a r a m e t e r "   E l e m e n t I d = " 9 8 7 6 3 6 9 9 7 "   D a t a T y p e = " S t r i n g " > E x p C o s t 6 L a b e l < / E x p C o s t 6 L a b e l > + 
+         < N o _ P r o d O r d e r C a p t i o n   E l e m e n t T y p e = " P a r a m e t e r "   E l e m e n t I d = " 7 0 2 4 9 2 7 4 8 "   D a t a T y p e = " S t r i n g " > N o _ P r o d O r d e r C a p t i o n < / N o _ P r o d O r d e r C a p t i o n > + 
+         < P o s t i n g D a t e F i l t e r L a b e l   E l e m e n t T y p e = " P a r a m e t e r "   E l e m e n t I d = " 1 4 3 3 4 5 4 0 1 7 "   D a t a T y p e = " S t r i n g " > P o s t i n g D a t e F i l t e r L a b e l < / P o s t i n g D a t e F i l t e r L a b e l > + 
+         < P r o d O r d e r S t a t i s t i c s   E l e m e n t T y p e = " P a r a m e t e r "   E l e m e n t I d = " 1 4 1 1 0 1 8 3 5 9 "   D a t a T y p e = " S t r i n g " > P r o d O r d e r S t a t i s t i c s < / P r o d O r d e r S t a t i s t i c s > + 
+         < P r o d O r d e r S t a t s A n a l y s i s   E l e m e n t T y p e = " P a r a m e t e r "   E l e m e n t I d = " 1 1 5 1 4 5 8 4 9 7 "   D a t a T y p e = " S t r i n g " > P r o d O r d e r S t a t s A n a l y s i s < / P r o d O r d e r S t a t s A n a l y s i s > + 
+         < P r o d O r d e r S t a t s P r i n t   E l e m e n t T y p e = " P a r a m e t e r "   E l e m e n t I d = " 1 6 9 7 0 9 1 6 9 4 "   D a t a T y p e = " S t r i n g " > P r o d O r d e r S t a t s P r i n t < / P r o d O r d e r S t a t s P r i n t > + 
+         < Q u a n t i t y _ P r o d O r d e r C a p t i o n   E l e m e n t T y p e = " P a r a m e t e r "   E l e m e n t I d = " 1 7 8 8 9 3 7 5 5 4 "   D a t a T y p e = " S t r i n g " > Q u a n t i t y _ P r o d O r d e r C a p t i o n < / Q u a n t i t y _ P r o d O r d e r C a p t i o n > + 
+         < R e p o r t N a m e L a b e l   E l e m e n t T y p e = " P a r a m e t e r "   E l e m e n t I d = " 1 0 2 2 2 9 2 9 8 2 "   D a t a T y p e = " S t r i n g " > R e p o r t N a m e L a b e l < / R e p o r t N a m e L a b e l > + 
+         < R u n O n L a b e l   E l e m e n t T y p e = " P a r a m e t e r "   E l e m e n t I d = " 1 1 1 9 0 3 7 5 9 5 "   D a t a T y p e = " S t r i n g " > R u n O n L a b e l < / R u n O n L a b e l > + 
+         < S t a t u s _ P r o d O r d e r C a p t i o n   E l e m e n t T y p e = " P a r a m e t e r "   E l e m e n t I d = " 1 4 4 1 5 9 5 2 1 7 "   D a t a T y p e = " S t r i n g " > S t a t u s _ P r o d O r d e r C a p t i o n < / S t a t u s _ P r o d O r d e r C a p t i o n > + 
+         < U s e r L a b e l   E l e m e n t T y p e = " P a r a m e t e r "   E l e m e n t I d = " 8 4 8 8 1 6 7 9 4 "   D a t a T y p e = " S t r i n g " > U s e r L a b e l < / U s e r L a b e l > + 
+         < V a r P c t 1 L a b e l   E l e m e n t T y p e = " P a r a m e t e r "   E l e m e n t I d = " 1 7 9 0 4 4 7 5 1 2 "   D a t a T y p e = " S t r i n g " > V a r P c t 1 L a b e l < / V a r P c t 1 L a b e l > + 
+         < V a r P c t 2 L a b e l   E l e m e n t T y p e = " P a r a m e t e r "   E l e m e n t I d = " 1 2 5 4 9 4 9 3 0 7 "   D a t a T y p e = " S t r i n g " > V a r P c t 2 L a b e l < / V a r P c t 2 L a b e l > + 
+         < V a r P c t 3 L a b e l   E l e m e n t T y p e = " P a r a m e t e r "   E l e m e n t I d = " 1 7 9 2 2 9 0 7 1 0 "   D a t a T y p e = " S t r i n g " > V a r P c t 3 L a b e l < / V a r P c t 3 L a b e l > + 
+         < V a r P c t 4 L a b e l   E l e m e n t T y p e = " P a r a m e t e r "   E l e m e n t I d = " 1 4 4 0 6 7 1 5 4 9 "   D a t a T y p e = " S t r i n g " > V a r P c t 4 L a b e l < / V a r P c t 4 L a b e l > + 
+         < V a r P c t 5 L a b e l   E l e m e n t T y p e = " P a r a m e t e r "   E l e m e n t I d = " 9 2 6 8 9 5 9 1 6 "   D a t a T y p e = " S t r i n g " > V a r P c t 5 L a b e l < / V a r P c t 5 L a b e l > + 
+         < V a r P c t 6 L a b e l   E l e m e n t T y p e = " P a r a m e t e r "   E l e m e n t I d = " 6 2 6 2 8 3 5 2 1 "   D a t a T y p e = " S t r i n g " > V a r P c t 6 L a b e l < / V a r P c t 6 L a b e l > + 
+     < / L a b e l s > + 
+     < T o o l t i p s > + 
+         < T o o l t i p   c o l u m n = " N o _ P r o d O r d e r "   E l e m e n t I d = " 7 0 2 4 9 2 7 4 8 " > + 
+             < T o o l t i p T e x t   l a n g = " e n - U S " > S p e c i f i e s   t h e   n u m b e r   o f   t h e   i n v o l v e d   e n t r y   o r   r e c o r d ,   a c c o r d i n g   t o   t h e   s p e c i f i e d   n u m b e r   s e r i e s . < / T o o l t i p T e x t > + 
+         < / T o o l t i p > + 
+         < T o o l t i p   c o l u m n = " D e s c _ P r o d O r d e r "   E l e m e n t I d = " 7 5 8 0 1 2 1 1 6 " > + 
+             < T o o l t i p T e x t   l a n g = " e n - U S " > S p e c i f i e s   t h e   d e s c r i p t i o n   o f   t h e   p r o d u c t i o n   o r d e r . < / T o o l t i p T e x t > + 
+         < / T o o l t i p > + 
+         < T o o l t i p   c o l u m n = " Q u a n t i t y _ P r o d O r d e r "   E l e m e n t I d = " 1 7 8 8 9 3 7 5 5 4 " > + 
+             < T o o l t i p T e x t   l a n g = " e n - U S " > S p e c i f i e s   h o w   m a n y   u n i t s   o f   t h e   i t e m   o r   t h e   f a m i l y   t o   p r o d u c e   ( p r o d u c t i o n   q u a n t i t y ) . < / T o o l t i p T e x t > + 
+         < / T o o l t i p > + 
+         < T o o l t i p   c o l u m n = " S t a t u s _ P r o d O r d e r "   E l e m e n t I d = " 1 4 4 1 5 9 5 2 1 7 " > + 
+             < T o o l t i p T e x t   l a n g = " e n - U S " > S p e c i f i e s   t h e   s t a t u s   o f   t h e   p r o d u c t i o n   o r d e r . < / T o o l t i p T e x t > + 
+         < / T o o l t i p > + 
+     < / T o o l t i p s > + 
+     < P r o d u c t i o n _ O r d e r   E l e m e n t T y p e = " D a t a I t e m "   E l e m e n t I d = " 1 9 8 2 1 1 8 5 " > + 
+         < A c t C o s t 1   E l e m e n t T y p e = " C o l u m n "   E l e m e n t I d = " 1 2 4 7 0 9 8 6 6 3 "   D a t a T y p e = " D e c i m a l " > A c t C o s t 1 < / A c t C o s t 1 > + 
+         < A c t C o s t 2   E l e m e n t T y p e = " C o l u m n "   E l e m e n t I d = " 6 0 9 4 0 2 0 4 6 "   D a t a T y p e = " D e c i m a l " > A c t C o s t 2 < / A c t C o s t 2 > + 
+         < A c t C o s t 3   E l e m e n t T y p e = " C o l u m n "   E l e m e n t I d = " 2 8 2 9 4 5 7 1 "   D a t a T y p e = " D e c i m a l " > A c t C o s t 3 < / A c t C o s t 3 > + 
+         < A c t C o s t 4   E l e m e n t T y p e = " C o l u m n "   E l e m e n t I d = " 6 6 5 9 9 1 1 8 8 "   D a t a T y p e = " D e c i m a l " > A c t C o s t 4 < / A c t C o s t 4 > + 
+         < A c t C o s t 5   E l e m e n t T y p e = " C o l u m n "   E l e m e n t I d = " 1 3 0 3 6 8 7 8 0 5 "   D a t a T y p e = " D e c i m a l " > A c t C o s t 5 < / A c t C o s t 5 > + 
+         < A c t C o s t 6   E l e m e n t T y p e = " C o l u m n "   E l e m e n t I d = " 1 9 4 1 3 8 4 4 2 2 "   D a t a T y p e = " D e c i m a l " > A c t C o s t 6 < / A c t C o s t 6 > + 
+         < A c t u a l C a p t i o n   E l e m e n t T y p e = " C o l u m n "   E l e m e n t I d = " 1 9 9 9 3 6 1 2 1 9 "   D a t a T y p e = " L a b e l " > A c t u a l C a p t i o n < / A c t u a l C a p t i o n > + 
+         < C a p a c i t y C o s t C a p t i o n   E l e m e n t T y p e = " C o l u m n "   E l e m e n t I d = " 6 9 7 6 5 0 4 7 6 "   D a t a T y p e = " L a b e l " > C a p a c i t y C o s t C a p t i o n < / C a p a c i t y C o s t C a p t i o n > + 
+         < C a p O v e r h e a d C o s t C a p t i o n   E l e m e n t T y p e = " C o l u m n "   E l e m e n t I d = " 7 6 1 6 9 4 5 4 8 "   D a t a T y p e = " L a b e l " > C a p O v e r h e a d C o s t C a p t i o n < / C a p O v e r h e a d C o s t C a p t i o n > + 
+         < C o m p a n y N a m e   E l e m e n t T y p e = " C o l u m n "   E l e m e n t I d = " 1 5 9 5 4 7 7 3 9 5 "   D a t a T y p e = " S t r i n g " > C o m p a n y N a m e < / C o m p a n y N a m e > + 
+         < C u r r R e p o r t P a g e N o C a p t i o n   E l e m e n t T y p e = " C o l u m n "   E l e m e n t I d = " 2 0 2 2 2 2 5 3 5 1 "   D a t a T y p e = " L a b e l " > C u r r R e p o r t P a g e N o C a p t i o n < / C u r r R e p o r t P a g e N o C a p t i o n > + 
+         < D e s c _ P r o d O r d e r   E l e m e n t T y p e = " C o l u m n "   E l e m e n t I d = " 7 5 8 0 1 2 1 1 6 "   D a t a T y p e = " T e x t " > D e s c _ P r o d O r d e r < / D e s c _ P r o d O r d e r > + 
+         < D e v i a t i o n C a p t i o n   E l e m e n t T y p e = " C o l u m n "   E l e m e n t I d = " 9 2 1 7 2 1 4 5 6 "   D a t a T y p e = " L a b e l " > D e v i a t i o n C a p t i o n < / D e v i a t i o n C a p t i o n > + 
+         < E x p C o s t 1   E l e m e n t T y p e = " C o l u m n "   E l e m e n t I d = " 6 2 5 4 5 7 2 1 0 "   D a t a T y p e = " D e c i m a l " > E x p C o s t 1 < / E x p C o s t 1 > + 
+         < E x p C o s t 2   E l e m e n t T y p e = " C o l u m n "   E l e m e n t I d = " 1 2 2 3 9 4 0 7 "   D a t a T y p e = " D e c i m a l " > E x p C o s t 2 < / E x p C o s t 2 > + 
+         < E x p C o s t 3   E l e m e n t T y p e = " C o l u m n "   E l e m e n t I d = " 6 4 9 9 3 6 0 2 4 "   D a t a T y p e = " D e c i m a l " > E x p C o s t 3 < / E x p C o s t 3 > + 
+         < E x p C o s t 4   E l e m e n t T y p e = " C o l u m n "   E l e m e n t I d = " 4 8 1 0 2 7 0 0 1 "   D a t a T y p e = " D e c i m a l " > E x p C o s t 4 < / E x p C o s t 4 > + 
+         < E x p C o s t 5   E l e m e n t T y p e = " C o l u m n "   E l e m e n t I d = " 1 1 1 8 7 2 3 6 1 8 "   D a t a T y p e = " D e c i m a l " > E x p C o s t 5 < / E x p C o s t 5 > + 
+         < E x p C o s t 6   E l e m e n t T y p e = " C o l u m n "   E l e m e n t I d = " 1 7 5 6 4 2 0 2 3 5 "   D a t a T y p e = " D e c i m a l " > E x p C o s t 6 < / E x p C o s t 6 > + 
+         < E x p e c t e d C a p t i o n   E l e m e n t T y p e = " C o l u m n "   E l e m e n t I d = " 1 6 4 2 3 7 2 1 7 1 "   D a t a T y p e = " L a b e l " > E x p e c t e d C a p t i o n < / E x p e c t e d C a p t i o n > + 
+         < M a t e r i a l C o s t C a p t i o n   E l e m e n t T y p e = " C o l u m n "   E l e m e n t I d = " 7 8 0 8 2 0 3 8 1 "   D a t a T y p e = " L a b e l " > M a t e r i a l C o s t C a p t i o n < / M a t e r i a l C o s t C a p t i o n > + 
+         < M a t O v e r h e a d C o s t C a p t i o n   E l e m e n t T y p e = " C o l u m n "   E l e m e n t I d = " 6 5 2 3 6 9 6 3 0 "   D a t a T y p e = " L a b e l " > M a t O v e r h e a d C o s t C a p t i o n < / M a t O v e r h e a d C o s t C a p t i o n > + 
+         < N o _ P r o d O r d e r   E l e m e n t T y p e = " C o l u m n "   E l e m e n t I d = " 7 0 2 4 9 2 7 4 8 "   D a t a T y p e = " C o d e " > N o _ P r o d O r d e r < / N o _ P r o d O r d e r > + 
+         < P r o d O r d e r F i l t e r   E l e m e n t T y p e = " C o l u m n "   E l e m e n t I d = " 7 4 5 9 1 5 0 5 4 "   D a t a T y p e = " T e x t " > P r o d O r d e r F i l t e r < / P r o d O r d e r F i l t e r > + 
+         < P r o d O r d e r S t a t i s t i c s C a p t   E l e m e n t T y p e = " C o l u m n "   E l e m e n t I d = " 1 5 2 6 1 7 4 1 7 "   D a t a T y p e = " L a b e l " > P r o d O r d e r S t a t i s t i c s C a p t < / P r o d O r d e r S t a t i s t i c s C a p t > + 
+         < P r o d O r d e r T a b l e C a p t i o n F i l t   E l e m e n t T y p e = " C o l u m n "   E l e m e n t I d = " 1 4 0 3 4 7 6 8 7 7 "   D a t a T y p e = " S t r i n g " > P r o d O r d e r T a b l e C a p t i o n F i l t < / P r o d O r d e r T a b l e C a p t i o n F i l t > + 
+         < Q u a n t i t y _ P r o d O r d e r   E l e m e n t T y p e = " C o l u m n "   E l e m e n t I d = " 1 7 8 8 9 3 7 5 5 4 "   D a t a T y p e = " D e c i m a l " > Q u a n t i t y _ P r o d O r d e r < / Q u a n t i t y _ P r o d O r d e r > + 
+         < S t a t u s _ P r o d O r d e r   E l e m e n t T y p e = " C o l u m n "   E l e m e n t I d = " 1 4 4 1 5 9 5 2 1 7 "   D a t a T y p e = " E n u m " > S t a t u s _ P r o d O r d e r < / S t a t u s _ P r o d O r d e r > + 
+         < S u b c o n t r a c t e d C o s t C a p t i o n   E l e m e n t T y p e = " C o l u m n "   E l e m e n t I d = " 3 6 6 3 6 3 2 5 7 "   D a t a T y p e = " L a b e l " > S u b c o n t r a c t e d C o s t C a p t i o n < / S u b c o n t r a c t e d C o s t C a p t i o n > + 
+         < T o t a l C a p t i o n   E l e m e n t T y p e = " C o l u m n "   E l e m e n t I d = " 7 0 7 1 0 2 6 9 5 "   D a t a T y p e = " L a b e l " > T o t a l C a p t i o n < / T o t a l C a p t i o n > + 
+         < T o t a l C o s t C a p t i o n   E l e m e n t T y p e = " C o l u m n "   E l e m e n t I d = " 1 4 1 4 7 5 4 9 3 0 "   D a t a T y p e = " L a b e l " > T o t a l C o s t C a p t i o n < / T o t a l C o s t C a p t i o n > + 
+         < V a r P c t 1   E l e m e n t T y p e = " C o l u m n "   E l e m e n t I d = " 1 4 0 6 5 6 5 6 0 2 "   D a t a T y p e = " D e c i m a l " > V a r P c t 1 < / V a r P c t 1 > + 
+         < V a r P c t 2   E l e m e n t T y p e = " C o l u m n "   E l e m e n t I d = " 2 0 4 4 2 6 2 2 1 9 "   D a t a T y p e = " D e c i m a l " > V a r P c t 2 < / V a r P c t 2 > + 
+         < V a r P c t 3   E l e m e n t T y p e = " C o l u m n "   E l e m e n t I d = " 1 6 1 3 0 0 8 4 6 0 "   D a t a T y p e = " D e c i m a l " > V a r P c t 3 < / V a r P c t 3 > + 
+         < V a r P c t 4   E l e m e n t T y p e = " C o l u m n "   E l e m e n t I d = " 9 7 5 3 1 1 8 4 3 "   D a t a T y p e = " D e c i m a l " > V a r P c t 4 < / V a r P c t 4 > + 
+         < V a r P c t 5   E l e m e n t T y p e = " C o l u m n "   E l e m e n t I d = " 3 3 7 6 1 5 2 2 6 "   D a t a T y p e = " D e c i m a l " > V a r P c t 5 < / V a r P c t 5 > + 
+         < V a r P c t 6   E l e m e n t T y p e = " C o l u m n "   E l e m e n t I d = " 3 0 0 0 8 1 3 9 1 "   D a t a T y p e = " D e c i m a l " > V a r P c t 6 < / V a r P c t 6 > + 
+     < / P r o d u c t i o n _ O r d e r > + 
+     < T o t a l s   E l e m e n t T y p e = " D a t a I t e m "   E l e m e n t I d = " 1 8 2 3 9 5 0 0 4 4 " > + 
+         < A c t C o s t T o t a l 1   E l e m e n t T y p e = " C o l u m n "   E l e m e n t I d = " 1 2 8 8 6 8 7 6 2 1 "   D a t a T y p e = " D e c i m a l " > A c t C o s t T o t a l 1 < / A c t C o s t T o t a l 1 > + 
+         < A c t C o s t T o t a l 2   E l e m e n t T y p e = " C o l u m n "   E l e m e n t I d = " 1 0 9 3 1 8 9 8 2 4 "   D a t a T y p e = " D e c i m a l " > A c t C o s t T o t a l 2 < / A c t C o s t T o t a l 2 > + 
+         < A c t C o s t T o t a l 3   E l e m e n t T y p e = " C o l u m n "   E l e m e n t I d = " 1 7 3 0 8 8 6 4 4 1 "   D a t a T y p e = " D e c i m a l " > A c t C o s t T o t a l 3 < / A c t C o s t T o t a l 3 > + 
+         < A c t C o s t T o t a l 4   E l e m e n t T y p e = " C o l u m n "   E l e m e n t I d = " 6 2 4 4 0 2 2 3 0 "   D a t a T y p e = " D e c i m a l " > A c t C o s t T o t a l 4 < / A c t C o s t T o t a l 4 > + 
+         < A c t C o s t T o t a l 5   E l e m e n t T y p e = " C o l u m n "   E l e m e n t I d = " 1 2 6 2 0 9 8 8 4 7 "   D a t a T y p e = " D e c i m a l " > A c t C o s t T o t a l 5 < / A c t C o s t T o t a l 5 > + 
+         < A c t C o s t T o t a l 6   E l e m e n t T y p e = " C o l u m n "   E l e m e n t I d = " 6 5 0 9 9 1 0 0 4 "   D a t a T y p e = " D e c i m a l " > A c t C o s t T o t a l 6 < / A c t C o s t T o t a l 6 > + 
+         < E x p C o s t T o t a l 1   E l e m e n t T y p e = " C o l u m n "   E l e m e n t I d = " 1 3 6 0 0 0 8 3 5 2 "   D a t a T y p e = " D e c i m a l " > E x p C o s t T o t a l 1 < / E x p C o s t T o t a l 1 > + 
+         < E x p C o s t T o t a l 2   E l e m e n t T y p e = " C o l u m n "   E l e m e n t I d = " 5 5 3 0 8 1 4 9 9 "   D a t a T y p e = " D e c i m a l " > E x p C o s t T o t a l 2 < / E x p C o s t T o t a l 2 > + 
+         < E x p C o s t T o t a l 3   E l e m e n t T y p e = " C o l u m n "   E l e m e n t I d = " 8 4 6 1 5 1 1 8 "   D a t a T y p e = " D e c i m a l " > E x p C o s t T o t a l 3 < / E x p C o s t T o t a l 3 > + 
+         < E x p C o s t T o t a l 4   E l e m e n t T y p e = " C o l u m n "   E l e m e n t I d = " 1 8 2 8 4 7 4 7 3 3 "   D a t a T y p e = " D e c i m a l " > E x p C o s t T o t a l 4 < / E x p C o s t T o t a l 4 > + 
+         < E x p C o s t T o t a l 5   E l e m e n t T y p e = " C o l u m n "   E l e m e n t I d = " 1 1 9 0 7 7 8 1 1 6 "   D a t a T y p e = " D e c i m a l " > E x p C o s t T o t a l 5 < / E x p C o s t T o t a l 5 > + 
+         < E x p C o s t T o t a l 6   E l e m e n t T y p e = " C o l u m n "   E l e m e n t I d = " 1 1 9 1 0 9 9 3 2 9 "   D a t a T y p e = " D e c i m a l " > E x p C o s t T o t a l 6 < / E x p C o s t T o t a l 6 > + 
+         < V a r P c t T o t a l 1   E l e m e n t T y p e = " C o l u m n "   E l e m e n t I d = " 1 8 3 3 3 2 9 3 8 0 "   D a t a T y p e = " D e c i m a l " > V a r P c t T o t a l 1 < / V a r P c t T o t a l 1 > + 
+         < V a r P c t T o t a l 2   E l e m e n t T y p e = " C o l u m n "   E l e m e n t I d = " 5 4 8 5 4 8 0 6 5 "   D a t a T y p e = " D e c i m a l " > V a r P c t T o t a l 2 < / V a r P c t T o t a l 2 > + 
+         < V a r P c t T o t a l 3   E l e m e n t T y p e = " C o l u m n "   E l e m e n t I d = " 1 1 8 6 2 4 4 6 8 2 "   D a t a T y p e = " D e c i m a l " > V a r P c t T o t a l 3 < / V a r P c t T o t a l 3 > + 
+         < V a r P c t T o t a l 4   E l e m e n t T y p e = " C o l u m n "   E l e m e n t I d = " 7 9 7 6 0 4 7 1 "   D a t a T y p e = " D e c i m a l " > V a r P c t T o t a l 4 < / V a r P c t T o t a l 4 > + 
+         < V a r P c t T o t a l 5   E l e m e n t T y p e = " C o l u m n "   E l e m e n t I d = " 7 1 7 4 5 7 0 8 8 "   D a t a T y p e = " D e c i m a l " > V a r P c t T o t a l 5 < / V a r P c t T o t a l 5 > + 
+         < V a r P c t T o t a l 6   E l e m e n t T y p e = " C o l u m n "   E l e m e n t I d = " 1 1 9 5 6 3 2 7 6 3 "   D a t a T y p e = " D e c i m a l " > V a r P c t T o t a l 6 < / V a r P c t T o t a l 6 > + 
+     < / T o t a l s > + 
+ < / N a v W o r d R e p o r t X m l P a r t > 
 </file>
 
 <file path=customXml/itemProps1.xml><?xml version="1.0" encoding="utf-8"?>

--- a/src/Layers/W1/BaseApp/Manufacturing/Reports/ProdOrderStatisticsWord.docx
+++ b/src/Layers/W1/BaseApp/Manufacturing/Reports/ProdOrderStatisticsWord.docx
@@ -6042,6 +6042,8 @@
  
              < R e p o r t N a m e > R e p o r t   N a m e < / R e p o r t N a m e >   
+             < R e p o r t C a p t i o n > R e p o r t   C a p t i o n < / R e p o r t C a p t i o n > + 
              < A b o u t T h i s R e p o r t T i t l e > A b o u t   T h i s   R e p o r t   T i t l e < / A b o u t T h i s R e p o r t T i t l e >   
              < A b o u t T h i s R e p o r t T e x t > A b o u t   T h i s   R e p o r t   T e x t < / A b o u t T h i s R e p o r t T e x t > @@ -6096,21 +6098,21 @@
  
              < C o m p a n y A d d r e s s L i n e s >   
-                 < C o m p a n y A d d r e s s L i n e > C o m p a n y   A d d r e s s   L i n e   1 < / C o m p a n y A d d r e s s L i n e > - 
-                 < C o m p a n y A d d r e s s L i n e > C o m p a n y   A d d r e s s   L i n e   2 < / C o m p a n y A d d r e s s L i n e > - 
-                 < C o m p a n y A d d r e s s L i n e > C o m p a n y   A d d r e s s   L i n e   3 < / C o m p a n y A d d r e s s L i n e > - 
-                 < C o m p a n y A d d r e s s L i n e > C o m p a n y   A d d r e s s   L i n e   4 < / C o m p a n y A d d r e s s L i n e > - 
-                 < C o m p a n y A d d r e s s L i n e > C o m p a n y   A d d r e s s   L i n e   5 < / C o m p a n y A d d r e s s L i n e > - 
-                 < C o m p a n y A d d r e s s L i n e > C o m p a n y   A d d r e s s   L i n e   6 < / C o m p a n y A d d r e s s L i n e > - 
-                 < C o m p a n y A d d r e s s L i n e > C o m p a n y   A d d r e s s   L i n e   7 < / C o m p a n y A d d r e s s L i n e > - 
-                 < C o m p a n y A d d r e s s L i n e > C o m p a n y   A d d r e s s   L i n e   8 < / C o m p a n y A d d r e s s L i n e > +                 < C o m p a n y A d d r e s s L i n e 1 > C o m p a n y   A d d r e s s   L i n e   1 < / C o m p a n y A d d r e s s L i n e 1 > + 
+                 < C o m p a n y A d d r e s s L i n e 2 > C o m p a n y   A d d r e s s   L i n e   2 < / C o m p a n y A d d r e s s L i n e 2 > + 
+                 < C o m p a n y A d d r e s s L i n e 3 > C o m p a n y   A d d r e s s   L i n e   3 < / C o m p a n y A d d r e s s L i n e 3 > + 
+                 < C o m p a n y A d d r e s s L i n e 4 > C o m p a n y   A d d r e s s   L i n e   4 < / C o m p a n y A d d r e s s L i n e 4 > + 
+                 < C o m p a n y A d d r e s s L i n e 5 > C o m p a n y   A d d r e s s   L i n e   5 < / C o m p a n y A d d r e s s L i n e 5 > + 
+                 < C o m p a n y A d d r e s s L i n e 6 > C o m p a n y   A d d r e s s   L i n e   6 < / C o m p a n y A d d r e s s L i n e 6 > + 
+                 < C o m p a n y A d d r e s s L i n e 7 > C o m p a n y   A d d r e s s   L i n e   7 < / C o m p a n y A d d r e s s L i n e 7 > + 
+                 < C o m p a n y A d d r e s s L i n e 8 > C o m p a n y   A d d r e s s   L i n e   8 < / C o m p a n y A d d r e s s L i n e 8 >   
              < / C o m p a n y A d d r e s s L i n e s >   
@@ -6381,6 +6383,8 @@
  
              < R e p o r t N a m e > R e p o r t   N a m e < / R e p o r t N a m e >   
+             < R e p o r t C a p t i o n > R e p o r t   C a p t i o n < / R e p o r t C a p t i o n > + 
              < A b o u t T h i s R e p o r t T i t l e > A b o u t   T h i s   R e p o r t   T i t l e < / A b o u t T h i s R e p o r t T i t l e >   
              < A b o u t T h i s R e p o r t T e x t > A b o u t   T h i s   R e p o r t   T e x t < / A b o u t T h i s R e p o r t T e x t > @@ -6435,21 +6439,21 @@
  
              < C o m p a n y A d d r e s s L i n e s >   
-                 < C o m p a n y A d d r e s s L i n e > C o m p a n y   A d d r e s s   L i n e   1 < / C o m p a n y A d d r e s s L i n e > - 
-                 < C o m p a n y A d d r e s s L i n e > C o m p a n y   A d d r e s s   L i n e   2 < / C o m p a n y A d d r e s s L i n e > - 
-                 < C o m p a n y A d d r e s s L i n e > C o m p a n y   A d d r e s s   L i n e   3 < / C o m p a n y A d d r e s s L i n e > - 
-                 < C o m p a n y A d d r e s s L i n e > C o m p a n y   A d d r e s s   L i n e   4 < / C o m p a n y A d d r e s s L i n e > - 
-                 < C o m p a n y A d d r e s s L i n e > C o m p a n y   A d d r e s s   L i n e   5 < / C o m p a n y A d d r e s s L i n e > - 
-                 < C o m p a n y A d d r e s s L i n e > C o m p a n y   A d d r e s s   L i n e   6 < / C o m p a n y A d d r e s s L i n e > - 
-                 < C o m p a n y A d d r e s s L i n e > C o m p a n y   A d d r e s s   L i n e   7 < / C o m p a n y A d d r e s s L i n e > - 
-                 < C o m p a n y A d d r e s s L i n e > C o m p a n y   A d d r e s s   L i n e   8 < / C o m p a n y A d d r e s s L i n e > +                 < C o m p a n y A d d r e s s L i n e 1 > C o m p a n y   A d d r e s s   L i n e   1 < / C o m p a n y A d d r e s s L i n e 1 > + 
+                 < C o m p a n y A d d r e s s L i n e 2 > C o m p a n y   A d d r e s s   L i n e   2 < / C o m p a n y A d d r e s s L i n e 2 > + 
+                 < C o m p a n y A d d r e s s L i n e 3 > C o m p a n y   A d d r e s s   L i n e   3 < / C o m p a n y A d d r e s s L i n e 3 > + 
+                 < C o m p a n y A d d r e s s L i n e 4 > C o m p a n y   A d d r e s s   L i n e   4 < / C o m p a n y A d d r e s s L i n e 4 > + 
+                 < C o m p a n y A d d r e s s L i n e 5 > C o m p a n y   A d d r e s s   L i n e   5 < / C o m p a n y A d d r e s s L i n e 5 > + 
+                 < C o m p a n y A d d r e s s L i n e 6 > C o m p a n y   A d d r e s s   L i n e   6 < / C o m p a n y A d d r e s s L i n e 6 > + 
+                 < C o m p a n y A d d r e s s L i n e 7 > C o m p a n y   A d d r e s s   L i n e   7 < / C o m p a n y A d d r e s s L i n e 7 > + 
+                 < C o m p a n y A d d r e s s L i n e 8 > C o m p a n y   A d d r e s s   L i n e   8 < / C o m p a n y A d d r e s s L i n e 8 >   
              < / C o m p a n y A d d r e s s L i n e s >   

--- a/src/Layers/W1/BaseApp/Manufacturing/Reports/ProdOrderStatisticsWord.docx
+++ b/src/Layers/W1/BaseApp/Manufacturing/Reports/ProdOrderStatisticsWord.docx
@@ -1214,7 +1214,7 @@
                       <w:szCs w:val="16"/>
                     </w:rPr>
                     <w:alias w:val="#Nav: /Production_Order/Status_ProdOrder"/>
-                    <w:tag w:val="#Nav: Production_Order_Statistics/99000791"/>
+                    <w:tag w:val="#Nav: Production_Order_Statistics/50000"/>
                     <w:id w:val="170003885"/>
                     <w:placeholder>
                       <w:docPart w:val="B779E9713FA44180AE18CE9D27AE73C0"/>
@@ -1255,7 +1255,7 @@
                       <w:szCs w:val="16"/>
                     </w:rPr>
                     <w:alias w:val="#Nav: /Production_Order/No_ProdOrder"/>
-                    <w:tag w:val="#Nav: Production_Order_Statistics/99000791"/>
+                    <w:tag w:val="#Nav: Production_Order_Statistics/50000"/>
                     <w:id w:val="1749385317"/>
                     <w:placeholder>
                       <w:docPart w:val="B9CA3BC41EB04BF78C57E9F50A15E0EE"/>
@@ -1296,7 +1296,7 @@
                       <w:szCs w:val="16"/>
                     </w:rPr>
                     <w:alias w:val="#Nav: /Production_Order/Desc_ProdOrder"/>
-                    <w:tag w:val="#Nav: Production_Order_Statistics/99000791"/>
+                    <w:tag w:val="#Nav: Production_Order_Statistics/50000"/>
                     <w:id w:val="1334411141"/>
                     <w:placeholder>
                       <w:docPart w:val="1F74467D7824448DA7C4D86E58DA3DAE"/>
@@ -1550,7 +1550,7 @@
                       <w:szCs w:val="16"/>
                     </w:rPr>
                     <w:alias w:val="#Nav: /Production_Order/ExpCost1"/>
-                    <w:tag w:val="#Nav: Production_Order_Statistics/99000791"/>
+                    <w:tag w:val="#Nav: Production_Order_Statistics/50000"/>
                     <w:id w:val="1596587094"/>
                     <w:placeholder>
                       <w:docPart w:val="D20301CED8C94EF5B2233F4E6F7C7009"/>
@@ -1591,7 +1591,7 @@
                       <w:szCs w:val="16"/>
                     </w:rPr>
                     <w:alias w:val="#Nav: /Production_Order/ExpCost2"/>
-                    <w:tag w:val="#Nav: Production_Order_Statistics/99000791"/>
+                    <w:tag w:val="#Nav: FS_YSR_ProdOrderStatistics/50000"/>
                     <w:id w:val="-689918623"/>
                     <w:placeholder>
                       <w:docPart w:val="E3B94456553F4A5DBC3E074798CAA6B0"/>
@@ -1631,7 +1631,7 @@
                       <w:szCs w:val="16"/>
                     </w:rPr>
                     <w:alias w:val="#Nav: /Production_Order/ExpCost3"/>
-                    <w:tag w:val="#Nav: Production_Order_Statistics/99000791"/>
+                    <w:tag w:val="#Nav: FS_YSR_ProdOrderStatistics/50000"/>
                     <w:id w:val="-1566941679"/>
                     <w:placeholder>
                       <w:docPart w:val="E3B94456553F4A5DBC3E074798CAA6B0"/>
@@ -1671,7 +1671,7 @@
                       <w:szCs w:val="16"/>
                     </w:rPr>
                     <w:alias w:val="#Nav: /Production_Order/ExpCost4"/>
-                    <w:tag w:val="#Nav: Production_Order_Statistics/99000791"/>
+                    <w:tag w:val="#Nav: FS_YSR_ProdOrderStatistics/50000"/>
                     <w:id w:val="1725486932"/>
                     <w:placeholder>
                       <w:docPart w:val="E3B94456553F4A5DBC3E074798CAA6B0"/>
@@ -1711,7 +1711,7 @@
                       <w:szCs w:val="16"/>
                     </w:rPr>
                     <w:alias w:val="#Nav: /Production_Order/ExpCost5"/>
-                    <w:tag w:val="#Nav: Production_Order_Statistics/99000791"/>
+                    <w:tag w:val="#Nav: FS_YSR_ProdOrderStatistics/50000"/>
                     <w:id w:val="676457722"/>
                     <w:placeholder>
                       <w:docPart w:val="E3B94456553F4A5DBC3E074798CAA6B0"/>
@@ -1751,7 +1751,7 @@
                       <w:szCs w:val="16"/>
                     </w:rPr>
                     <w:alias w:val="#Nav: /Production_Order/ExpCost6"/>
-                    <w:tag w:val="#Nav: Production_Order_Statistics/99000791"/>
+                    <w:tag w:val="#Nav: FS_YSR_ProdOrderStatistics/50000"/>
                     <w:id w:val="-516540501"/>
                     <w:placeholder>
                       <w:docPart w:val="E3B94456553F4A5DBC3E074798CAA6B0"/>
@@ -1878,7 +1878,7 @@
                       <w:szCs w:val="16"/>
                     </w:rPr>
                     <w:alias w:val="#Nav: /Production_Order/ActCost1"/>
-                    <w:tag w:val="#Nav: Production_Order_Statistics/99000791"/>
+                    <w:tag w:val="#Nav: Production_Order_Statistics/50000"/>
                     <w:id w:val="975878672"/>
                     <w:placeholder>
                       <w:docPart w:val="EAB86374B3A941E8B7994126FCC43ADC"/>
@@ -1919,7 +1919,7 @@
                       <w:szCs w:val="16"/>
                     </w:rPr>
                     <w:alias w:val="#Nav: /Production_Order/ActCost2"/>
-                    <w:tag w:val="#Nav: Production_Order_Statistics/99000791"/>
+                    <w:tag w:val="#Nav: FS_YSR_ProdOrderStatistics/50000"/>
                     <w:id w:val="-643739109"/>
                     <w:placeholder>
                       <w:docPart w:val="E3B94456553F4A5DBC3E074798CAA6B0"/>
@@ -1959,7 +1959,7 @@
                       <w:szCs w:val="16"/>
                     </w:rPr>
                     <w:alias w:val="#Nav: /Production_Order/ActCost3"/>
-                    <w:tag w:val="#Nav: Production_Order_Statistics/99000791"/>
+                    <w:tag w:val="#Nav: FS_YSR_ProdOrderStatistics/50000"/>
                     <w:id w:val="2141921695"/>
                     <w:placeholder>
                       <w:docPart w:val="E3B94456553F4A5DBC3E074798CAA6B0"/>
@@ -1999,7 +1999,7 @@
                       <w:szCs w:val="16"/>
                     </w:rPr>
                     <w:alias w:val="#Nav: /Production_Order/ActCost4"/>
-                    <w:tag w:val="#Nav: Production_Order_Statistics/99000791"/>
+                    <w:tag w:val="#Nav: FS_YSR_ProdOrderStatistics/50000"/>
                     <w:id w:val="-314184514"/>
                     <w:placeholder>
                       <w:docPart w:val="E3B94456553F4A5DBC3E074798CAA6B0"/>
@@ -2039,7 +2039,7 @@
                       <w:szCs w:val="16"/>
                     </w:rPr>
                     <w:alias w:val="#Nav: /Production_Order/ActCost5"/>
-                    <w:tag w:val="#Nav: Production_Order_Statistics/99000791"/>
+                    <w:tag w:val="#Nav: FS_YSR_ProdOrderStatistics/50000"/>
                     <w:id w:val="-530956652"/>
                     <w:placeholder>
                       <w:docPart w:val="E3B94456553F4A5DBC3E074798CAA6B0"/>
@@ -2079,7 +2079,7 @@
                       <w:szCs w:val="16"/>
                     </w:rPr>
                     <w:alias w:val="#Nav: /Production_Order/ActCost6"/>
-                    <w:tag w:val="#Nav: Production_Order_Statistics/99000791"/>
+                    <w:tag w:val="#Nav: FS_YSR_ProdOrderStatistics/50000"/>
                     <w:id w:val="1388994106"/>
                     <w:placeholder>
                       <w:docPart w:val="E3B94456553F4A5DBC3E074798CAA6B0"/>
@@ -2209,7 +2209,7 @@
                       <w:szCs w:val="16"/>
                     </w:rPr>
                     <w:alias w:val="#Nav: /Production_Order/VarPct1"/>
-                    <w:tag w:val="#Nav: Production_Order_Statistics/99000791"/>
+                    <w:tag w:val="#Nav: Production_Order_Statistics/50000"/>
                     <w:id w:val="-2047287764"/>
                     <w:placeholder>
                       <w:docPart w:val="F6FF681E22894FD788C18F42C52034D2"/>
@@ -2250,7 +2250,7 @@
                       <w:szCs w:val="16"/>
                     </w:rPr>
                     <w:alias w:val="#Nav: /Production_Order/VarPct2"/>
-                    <w:tag w:val="#Nav: Production_Order_Statistics/99000791"/>
+                    <w:tag w:val="#Nav: FS_YSR_ProdOrderStatistics/50000"/>
                     <w:id w:val="596755664"/>
                     <w:placeholder>
                       <w:docPart w:val="E3B94456553F4A5DBC3E074798CAA6B0"/>
@@ -2290,7 +2290,7 @@
                       <w:szCs w:val="16"/>
                     </w:rPr>
                     <w:alias w:val="#Nav: /Production_Order/VarPct3"/>
-                    <w:tag w:val="#Nav: Production_Order_Statistics/99000791"/>
+                    <w:tag w:val="#Nav: FS_YSR_ProdOrderStatistics/50000"/>
                     <w:id w:val="552432371"/>
                     <w:placeholder>
                       <w:docPart w:val="E3B94456553F4A5DBC3E074798CAA6B0"/>
@@ -2330,7 +2330,7 @@
                       <w:szCs w:val="16"/>
                     </w:rPr>
                     <w:alias w:val="#Nav: /Production_Order/VarPct4"/>
-                    <w:tag w:val="#Nav: Production_Order_Statistics/99000791"/>
+                    <w:tag w:val="#Nav: FS_YSR_ProdOrderStatistics/50000"/>
                     <w:id w:val="-1417940126"/>
                     <w:placeholder>
                       <w:docPart w:val="E3B94456553F4A5DBC3E074798CAA6B0"/>
@@ -2370,7 +2370,7 @@
                       <w:szCs w:val="16"/>
                     </w:rPr>
                     <w:alias w:val="#Nav: /Production_Order/VarPct5"/>
-                    <w:tag w:val="#Nav: Production_Order_Statistics/99000791"/>
+                    <w:tag w:val="#Nav: FS_YSR_ProdOrderStatistics/50000"/>
                     <w:id w:val="764809984"/>
                     <w:placeholder>
                       <w:docPart w:val="E3B94456553F4A5DBC3E074798CAA6B0"/>
@@ -2410,7 +2410,7 @@
                       <w:szCs w:val="16"/>
                     </w:rPr>
                     <w:alias w:val="#Nav: /Production_Order/VarPct6"/>
-                    <w:tag w:val="#Nav: Production_Order_Statistics/99000791"/>
+                    <w:tag w:val="#Nav: FS_YSR_ProdOrderStatistics/50000"/>
                     <w:id w:val="251395600"/>
                     <w:placeholder>
                       <w:docPart w:val="E3B94456553F4A5DBC3E074798CAA6B0"/>
@@ -2894,7 +2894,7 @@
                       <w:szCs w:val="16"/>
                     </w:rPr>
                     <w:alias w:val="#Nav: /Totals/ExpCostTotal1"/>
-                    <w:tag w:val="#Nav: Production_Order_Statistics/99000791"/>
+                    <w:tag w:val="#Nav: FS_YSR_ProdOrderStatistics/50000"/>
                     <w:id w:val="233061432"/>
                     <w:placeholder>
                       <w:docPart w:val="E3B94456553F4A5DBC3E074798CAA6B0"/>
@@ -2940,7 +2940,7 @@
                       <w:szCs w:val="16"/>
                     </w:rPr>
                     <w:alias w:val="#Nav: /Totals/ExpCostTotal2"/>
-                    <w:tag w:val="#Nav: Production_Order_Statistics/99000791"/>
+                    <w:tag w:val="#Nav: FS_YSR_ProdOrderStatistics/50000"/>
                     <w:id w:val="1834794704"/>
                     <w:placeholder>
                       <w:docPart w:val="E3B94456553F4A5DBC3E074798CAA6B0"/>
@@ -2986,7 +2986,7 @@
                       <w:szCs w:val="16"/>
                     </w:rPr>
                     <w:alias w:val="#Nav: /Totals/ExpCostTotal3"/>
-                    <w:tag w:val="#Nav: Production_Order_Statistics/99000791"/>
+                    <w:tag w:val="#Nav: FS_YSR_ProdOrderStatistics/50000"/>
                     <w:id w:val="504566190"/>
                     <w:placeholder>
                       <w:docPart w:val="E3B94456553F4A5DBC3E074798CAA6B0"/>
@@ -3032,7 +3032,7 @@
                       <w:szCs w:val="16"/>
                     </w:rPr>
                     <w:alias w:val="#Nav: /Totals/ExpCostTotal4"/>
-                    <w:tag w:val="#Nav: Production_Order_Statistics/99000791"/>
+                    <w:tag w:val="#Nav: FS_YSR_ProdOrderStatistics/50000"/>
                     <w:id w:val="-951400335"/>
                     <w:placeholder>
                       <w:docPart w:val="E3B94456553F4A5DBC3E074798CAA6B0"/>
@@ -3078,7 +3078,7 @@
                       <w:szCs w:val="16"/>
                     </w:rPr>
                     <w:alias w:val="#Nav: /Totals/ExpCostTotal5"/>
-                    <w:tag w:val="#Nav: Production_Order_Statistics/99000791"/>
+                    <w:tag w:val="#Nav: FS_YSR_ProdOrderStatistics/50000"/>
                     <w:id w:val="2024509449"/>
                     <w:placeholder>
                       <w:docPart w:val="E3B94456553F4A5DBC3E074798CAA6B0"/>
@@ -3124,7 +3124,7 @@
                       <w:szCs w:val="16"/>
                     </w:rPr>
                     <w:alias w:val="#Nav: /Totals/ExpCostTotal6"/>
-                    <w:tag w:val="#Nav: Production_Order_Statistics/99000791"/>
+                    <w:tag w:val="#Nav: FS_YSR_ProdOrderStatistics/50000"/>
                     <w:id w:val="-250733487"/>
                     <w:placeholder>
                       <w:docPart w:val="E3B94456553F4A5DBC3E074798CAA6B0"/>
@@ -3246,7 +3246,7 @@
                       <w:szCs w:val="16"/>
                     </w:rPr>
                     <w:alias w:val="#Nav: /Totals/ActCostTotal1"/>
-                    <w:tag w:val="#Nav: Production_Order_Statistics/99000791"/>
+                    <w:tag w:val="#Nav: FS_YSR_ProdOrderStatistics/50000"/>
                     <w:id w:val="-298390045"/>
                     <w:placeholder>
                       <w:docPart w:val="E3B94456553F4A5DBC3E074798CAA6B0"/>
@@ -3292,7 +3292,7 @@
                       <w:szCs w:val="16"/>
                     </w:rPr>
                     <w:alias w:val="#Nav: /Totals/ActCostTotal2"/>
-                    <w:tag w:val="#Nav: Production_Order_Statistics/99000791"/>
+                    <w:tag w:val="#Nav: FS_YSR_ProdOrderStatistics/50000"/>
                     <w:id w:val="-1305071055"/>
                     <w:placeholder>
                       <w:docPart w:val="E3B94456553F4A5DBC3E074798CAA6B0"/>
@@ -3338,7 +3338,7 @@
                       <w:szCs w:val="16"/>
                     </w:rPr>
                     <w:alias w:val="#Nav: /Totals/ActCostTotal3"/>
-                    <w:tag w:val="#Nav: Production_Order_Statistics/99000791"/>
+                    <w:tag w:val="#Nav: FS_YSR_ProdOrderStatistics/50000"/>
                     <w:id w:val="-563253088"/>
                     <w:placeholder>
                       <w:docPart w:val="E3B94456553F4A5DBC3E074798CAA6B0"/>
@@ -3384,7 +3384,7 @@
                       <w:szCs w:val="16"/>
                     </w:rPr>
                     <w:alias w:val="#Nav: /Totals/ActCostTotal4"/>
-                    <w:tag w:val="#Nav: Production_Order_Statistics/99000791"/>
+                    <w:tag w:val="#Nav: FS_YSR_ProdOrderStatistics/50000"/>
                     <w:id w:val="-1407994946"/>
                     <w:placeholder>
                       <w:docPart w:val="E3B94456553F4A5DBC3E074798CAA6B0"/>
@@ -3430,7 +3430,7 @@
                       <w:szCs w:val="16"/>
                     </w:rPr>
                     <w:alias w:val="#Nav: /Totals/ActCostTotal5"/>
-                    <w:tag w:val="#Nav: Production_Order_Statistics/99000791"/>
+                    <w:tag w:val="#Nav: FS_YSR_ProdOrderStatistics/50000"/>
                     <w:id w:val="613105683"/>
                     <w:placeholder>
                       <w:docPart w:val="E3B94456553F4A5DBC3E074798CAA6B0"/>
@@ -3476,7 +3476,7 @@
                       <w:szCs w:val="16"/>
                     </w:rPr>
                     <w:alias w:val="#Nav: /Totals/ActCostTotal6"/>
-                    <w:tag w:val="#Nav: Production_Order_Statistics/99000791"/>
+                    <w:tag w:val="#Nav: FS_YSR_ProdOrderStatistics/50000"/>
                     <w:id w:val="-104045015"/>
                     <w:placeholder>
                       <w:docPart w:val="E3B94456553F4A5DBC3E074798CAA6B0"/>
@@ -3608,7 +3608,7 @@
                       <w:szCs w:val="16"/>
                     </w:rPr>
                     <w:alias w:val="#Nav: /Totals/VarPctTotal1"/>
-                    <w:tag w:val="#Nav: Production_Order_Statistics/99000791"/>
+                    <w:tag w:val="#Nav: FS_YSR_ProdOrderStatistics/50000"/>
                     <w:id w:val="1975554713"/>
                     <w:placeholder>
                       <w:docPart w:val="E3B94456553F4A5DBC3E074798CAA6B0"/>
@@ -3654,7 +3654,7 @@
                       <w:szCs w:val="16"/>
                     </w:rPr>
                     <w:alias w:val="#Nav: /Totals/VarPctTotal2"/>
-                    <w:tag w:val="#Nav: Production_Order_Statistics/99000791"/>
+                    <w:tag w:val="#Nav: FS_YSR_ProdOrderStatistics/50000"/>
                     <w:id w:val="-1760438381"/>
                     <w:placeholder>
                       <w:docPart w:val="E3B94456553F4A5DBC3E074798CAA6B0"/>
@@ -3700,7 +3700,7 @@
                       <w:szCs w:val="16"/>
                     </w:rPr>
                     <w:alias w:val="#Nav: /Totals/VarPctTotal3"/>
-                    <w:tag w:val="#Nav: Production_Order_Statistics/99000791"/>
+                    <w:tag w:val="#Nav: FS_YSR_ProdOrderStatistics/50000"/>
                     <w:id w:val="377061142"/>
                     <w:placeholder>
                       <w:docPart w:val="E3B94456553F4A5DBC3E074798CAA6B0"/>
@@ -3746,7 +3746,7 @@
                       <w:szCs w:val="16"/>
                     </w:rPr>
                     <w:alias w:val="#Nav: /Totals/VarPctTotal4"/>
-                    <w:tag w:val="#Nav: Production_Order_Statistics/99000791"/>
+                    <w:tag w:val="#Nav: FS_YSR_ProdOrderStatistics/50000"/>
                     <w:id w:val="2105067567"/>
                     <w:placeholder>
                       <w:docPart w:val="E3B94456553F4A5DBC3E074798CAA6B0"/>
@@ -3792,7 +3792,7 @@
                       <w:szCs w:val="16"/>
                     </w:rPr>
                     <w:alias w:val="#Nav: /Totals/VarPctTotal5"/>
-                    <w:tag w:val="#Nav: Production_Order_Statistics/99000791"/>
+                    <w:tag w:val="#Nav: FS_YSR_ProdOrderStatistics/50000"/>
                     <w:id w:val="-2113039930"/>
                     <w:placeholder>
                       <w:docPart w:val="E3B94456553F4A5DBC3E074798CAA6B0"/>
@@ -3838,7 +3838,7 @@
                       <w:szCs w:val="16"/>
                     </w:rPr>
                     <w:alias w:val="#Nav: /Totals/VarPctTotal6"/>
-                    <w:tag w:val="#Nav: Production_Order_Statistics/99000791"/>
+                    <w:tag w:val="#Nav: FS_YSR_ProdOrderStatistics/50000"/>
                     <w:id w:val="-1342689643"/>
                     <w:placeholder>
                       <w:docPart w:val="E3B94456553F4A5DBC3E074798CAA6B0"/>
@@ -6022,714 +6022,136 @@
 <b:Sources xmlns:b="http://schemas.openxmlformats.org/officeDocument/2006/bibliography" xmlns="http://schemas.openxmlformats.org/officeDocument/2006/bibliography" SelectedStyle="\APASixthEditionOfficeOnline.xsl" StyleName="APA" Version="6"/>
 </file>
 
-<file path=customXml/item2.xml>��< ? x m l   v e r s i o n = " 1 . 0 "   e n c o d i n g = " u t f - 1 6 " ? > - 
- < N a v W o r d R e p o r t X m l P a r t   x m l n s = " u r n : m i c r o s o f t - d y n a m i c s - n a v / r e p o r t s / P r o d u c t i o n _ O r d e r _ S t a t i s t i c s / 9 9 0 0 0 7 9 1 / " > - 
-     < B C R e p o r t I n f o r m a t i o n > - 
-         < R e p o r t M e t a d a t a > - 
-             < E x t e n s i o n I d > E x t e n s i o n   I D < / E x t e n s i o n I d > - 
-             < E x t e n s i o n N a m e > E x t e n s i o n   N a m e < / E x t e n s i o n N a m e > - 
-             < E x t e n s i o n P u b l i s h e r > E x t e n s i o n   P u b l i s h e r < / E x t e n s i o n P u b l i s h e r > - 
-             < E x t e n s i o n V e r s i o n > E x t e n s i o n   V e r s i o n < / E x t e n s i o n V e r s i o n > - 
-             < R e p o r t I d > R e p o r t   I D < / R e p o r t I d > - 
-             < R e p o r t N a m e > R e p o r t   N a m e < / R e p o r t N a m e > - 
-             < R e p o r t C a p t i o n > R e p o r t   C a p t i o n < / R e p o r t C a p t i o n > - 
-             < A b o u t T h i s R e p o r t T i t l e > A b o u t   T h i s   R e p o r t   T i t l e < / A b o u t T h i s R e p o r t T i t l e > - 
-             < A b o u t T h i s R e p o r t T e x t > A b o u t   T h i s   R e p o r t   T e x t < / A b o u t T h i s R e p o r t T e x t > - 
-             < R e p o r t H e l p L i n k > R e p o r t   H e l p   L i n k < / R e p o r t H e l p L i n k > - 
-         < / R e p o r t M e t a d a t a > - 
-         < R e p o r t R e q u e s t > - 
-             < T e n a n t E n t r a I d > T e n a n t   E n t r a   I d < / T e n a n t E n t r a I d > - 
-             < E n v i r o n m e n t N a m e > E n v i r o n m e n t   N a m e < / E n v i r o n m e n t N a m e > - 
-             < E n v i r o n m e n t T y p e > E n v i r o n m e n t   T y p e < / E n v i r o n m e n t T y p e > - 
-             < C o m p a n y N a m e > C o m p a n y   N a m e < / C o m p a n y N a m e > - 
-             < C o m p a n y D i s p l a y N a m e > C o m p a n y   D i s p l a y   N a m e < / C o m p a n y D i s p l a y N a m e > - 
-             < C o m p a n y I d > C o m p a n y   I D < / C o m p a n y I d > - 
-             < U s e r N a m e > U s e r   N a m e < / U s e r N a m e > - 
-             < D a t e A n d T i m e > D a t e   a n d   T i m e < / D a t e A n d T i m e > - 
-             < L a n g u a g e > L a n g u a g e < / L a n g u a g e > - 
-             < F o r m a t R e g i o n > F o r m a t   R e g i o n < / F o r m a t R e g i o n > - 
-             < D a t e T i m e V a l u e s > - 
-                 < Y e a r > Y e a r < / Y e a r > - 
-                 < M o n t h N u m b e r > M o n t h   N u m b e r < / M o n t h N u m b e r > - 
-                 < D a y N u m b e r > D a y   N u m b e r < / D a y N u m b e r > - 
-                 < H o u r > H o u r < / H o u r > - 
-                 < M i n u t e > M i n u t e < / M i n u t e > - 
-             < / D a t e T i m e V a l u e s > - 
-         < / R e p o r t R e q u e s t > - 
-         < C o m p a n y M e t a d a t a > - 
-             < C o m p a n y N a m e > C o m p a n y   N a m e < / C o m p a n y N a m e > - 
-             < C o m p a n y D i s p l a y N a m e > C o m p a n y   D i s p l a y   N a m e < / C o m p a n y D i s p l a y N a m e > - 
-             < C o m p a n y A d d r e s s L i n e s > - 
-                 < C o m p a n y A d d r e s s L i n e 1 > C o m p a n y   A d d r e s s   L i n e   1 < / C o m p a n y A d d r e s s L i n e 1 > - 
-                 < C o m p a n y A d d r e s s L i n e 2 > C o m p a n y   A d d r e s s   L i n e   2 < / C o m p a n y A d d r e s s L i n e 2 > - 
-                 < C o m p a n y A d d r e s s L i n e 3 > C o m p a n y   A d d r e s s   L i n e   3 < / C o m p a n y A d d r e s s L i n e 3 > - 
-                 < C o m p a n y A d d r e s s L i n e 4 > C o m p a n y   A d d r e s s   L i n e   4 < / C o m p a n y A d d r e s s L i n e 4 > - 
-                 < C o m p a n y A d d r e s s L i n e 5 > C o m p a n y   A d d r e s s   L i n e   5 < / C o m p a n y A d d r e s s L i n e 5 > - 
-                 < C o m p a n y A d d r e s s L i n e 6 > C o m p a n y   A d d r e s s   L i n e   6 < / C o m p a n y A d d r e s s L i n e 6 > - 
-                 < C o m p a n y A d d r e s s L i n e 7 > C o m p a n y   A d d r e s s   L i n e   7 < / C o m p a n y A d d r e s s L i n e 7 > - 
-                 < C o m p a n y A d d r e s s L i n e 8 > C o m p a n y   A d d r e s s   L i n e   8 < / C o m p a n y A d d r e s s L i n e 8 > - 
-             < / C o m p a n y A d d r e s s L i n e s > - 
-             < C o m p a n y P h o n e > C o m p a n y   P h o n e < / C o m p a n y P h o n e > - 
-             < C o m p a n y P h o n e C a p t i o n > C o m p a n y   P h o n e   C a p t i o n < / C o m p a n y P h o n e C a p t i o n > - 
-             < C o m p a n y F a x N o > C o m p a n y   F a x   N o . < / C o m p a n y F a x N o > - 
-             < C o m p a n y F a x N o C a p t i o n > C o m p a n y   F a x   N o .   C a p t i o n < / C o m p a n y F a x N o C a p t i o n > - 
-             < C o m p a n y E m a i l > C o m p a n y   E m a i l < / C o m p a n y E m a i l > - 
-             < C o m p a n y E m a i l C a p t i o n > C o m p a n y   E m a i l   C a p t i o n < / C o m p a n y E m a i l C a p t i o n > - 
-             < C o m p a n y H o m e P a g e > C o m p a n y   H o m e   P a g e < / C o m p a n y H o m e P a g e > - 
-             < C o m p a n y H o m e P a g e C a p t i o n > C o m p a n y   H o m e   P a g e   C a p t i o n < / C o m p a n y H o m e P a g e C a p t i o n > - 
-             < C o m p a n y L o g o > C o m p a n y   L o g o < / C o m p a n y L o g o > - 
-             < C o m p a n y V A T R e g i s t r a t i o n N o > C o m p a n y   V A T   R e g i s t r a t i o n   N o . < / C o m p a n y V A T R e g i s t r a t i o n N o > - 
-             < C o m p a n y V A T R e g i s t r a t i o n N o C a p t i o n > C o m p a n y   V A T   R e g i s t r a t i o n   N o .   C a p t i o n < / C o m p a n y V A T R e g i s t r a t i o n N o C a p t i o n > - 
-             < C o m p a n y R e g i s t r a t i o n N o > C o m p a n y   R e g i s t r a t i o n   N o . < / C o m p a n y R e g i s t r a t i o n N o > - 
-             < C o m p a n y R e g i s t r a t i o n N o C a p t i o n > C o m p a n y   R e g i s t r a t i o n   N o .   C a p t i o n < / C o m p a n y R e g i s t r a t i o n N o C a p t i o n > - 
-             < C o m p a n y B a n k N a m e > C o m p a n y   B a n k   N a m e < / C o m p a n y B a n k N a m e > - 
-             < C o m p a n y B a n k N a m e C a p t i o n > C o m p a n y   B a n k   N a m e   C a p t i o n < / C o m p a n y B a n k N a m e C a p t i o n > - 
-             < C o m p a n y B a n k A c c o u n t N o > C o m p a n y   B a n k   A c c o u n t   N o . < / C o m p a n y B a n k A c c o u n t N o > - 
-             < C o m p a n y B a n k A c c o u n t N o C a p t i o n > C o m p a n y   B a n k   A c c o u n t   N o .   C a p t i o n < / C o m p a n y B a n k A c c o u n t N o C a p t i o n > - 
-             < C o m p a n y B a n k B r a n c h N o > C o m p a n y   B a n k   B r a n c h   N o . < / C o m p a n y B a n k B r a n c h N o > - 
-             < C o m p a n y B a n k B r a n c h N o C a p t i o n > C o m p a n y   B a n k   B r a n c h   N o .   C a p t i o n < / C o m p a n y B a n k B r a n c h N o C a p t i o n > - 
-             < C o m p a n y I B A N > C o m p a n y   I B A N < / C o m p a n y I B A N > - 
-             < C o m p a n y I B A N C a p t i o n > C o m p a n y   I B A N   C a p t i o n < / C o m p a n y I B A N C a p t i o n > - 
-             < C o m p a n y B a n k S W I F T > C o m p a n y   B a n k   S W I F T < / C o m p a n y B a n k S W I F T > - 
-             < C o m p a n y B a n k S W I F T C a p t i o n > C o m p a n y   B a n k   S W I F T   C a p t i o n < / C o m p a n y B a n k S W I F T C a p t i o n > - 
-             < C o m p a n y G i r o N o > C o m p a n y   G i r o   N o . < / C o m p a n y G i r o N o > - 
-             < C o m p a n y G i r o N o C a p t i o n > C o m p a n y   G i r o   N o .   C a p t i o n < / C o m p a n y G i r o N o C a p t i o n > - 
-         < / C o m p a n y M e t a d a t a > - 
-     < / B C R e p o r t I n f o r m a t i o n > - 
-     < L a b e l s > - 
-         < A b o u t T h e R e p o r t L a b e l > A b o u t T h e R e p o r t L a b e l < / A b o u t T h e R e p o r t L a b e l > - 
-         < A c t C o s t 1 L a b e l > A c t C o s t 1 L a b e l < / A c t C o s t 1 L a b e l > - 
-         < A c t C o s t 2 L a b e l > A c t C o s t 2 L a b e l < / A c t C o s t 2 L a b e l > - 
-         < A c t C o s t 3 L a b e l > A c t C o s t 3 L a b e l < / A c t C o s t 3 L a b e l > - 
-         < A c t C o s t 4 L a b e l > A c t C o s t 4 L a b e l < / A c t C o s t 4 L a b e l > - 
-         < A c t C o s t 5 L a b e l > A c t C o s t 5 L a b e l < / A c t C o s t 5 L a b e l > - 
-         < A c t C o s t 6 L a b e l > A c t C o s t 6 L a b e l < / A c t C o s t 6 L a b e l > - 
-         < C o m p a n y L a b e l > C o m p a n y L a b e l < / C o m p a n y L a b e l > - 
-         < D a t a R e t r i e v e d > D a t a R e t r i e v e d < / D a t a R e t r i e v e d > - 
-         < D e s c _ P r o d O r d e r C a p t i o n > D e s c _ P r o d O r d e r C a p t i o n < / D e s c _ P r o d O r d e r C a p t i o n > - 
-         < D o c u m e n t a t i o n L a b e l > D o c u m e n t a t i o n L a b e l < / D o c u m e n t a t i o n L a b e l > - 
-         < E n v i r o n m e n t L a b e l > E n v i r o n m e n t L a b e l < / E n v i r o n m e n t L a b e l > - 
-         < E x p C o s t 1 L a b e l > E x p C o s t 1 L a b e l < / E x p C o s t 1 L a b e l > - 
-         < E x p C o s t 2 L a b e l > E x p C o s t 2 L a b e l < / E x p C o s t 2 L a b e l > - 
-         < E x p C o s t 3 L a b e l > E x p C o s t 3 L a b e l < / E x p C o s t 3 L a b e l > - 
-         < E x p C o s t 4 L a b e l > E x p C o s t 4 L a b e l < / E x p C o s t 4 L a b e l > - 
-         < E x p C o s t 5 L a b e l > E x p C o s t 5 L a b e l < / E x p C o s t 5 L a b e l > - 
-         < E x p C o s t 6 L a b e l > E x p C o s t 6 L a b e l < / E x p C o s t 6 L a b e l > - 
-         < N o _ P r o d O r d e r C a p t i o n > N o _ P r o d O r d e r C a p t i o n < / N o _ P r o d O r d e r C a p t i o n > - 
-         < P o s t i n g D a t e F i l t e r L a b e l > P o s t i n g D a t e F i l t e r L a b e l < / P o s t i n g D a t e F i l t e r L a b e l > - 
-         < P r o d O r d e r S t a t i s t i c s > P r o d O r d e r S t a t i s t i c s < / P r o d O r d e r S t a t i s t i c s > - 
-         < P r o d O r d e r S t a t s A n a l y s i s > P r o d O r d e r S t a t s A n a l y s i s < / P r o d O r d e r S t a t s A n a l y s i s > - 
-         < P r o d O r d e r S t a t s P r i n t > P r o d O r d e r S t a t s P r i n t < / P r o d O r d e r S t a t s P r i n t > - 
-         < Q u a n t i t y _ P r o d O r d e r C a p t i o n > Q u a n t i t y _ P r o d O r d e r C a p t i o n < / Q u a n t i t y _ P r o d O r d e r C a p t i o n > - 
-         < R e p o r t N a m e L a b e l > R e p o r t N a m e L a b e l < / R e p o r t N a m e L a b e l > - 
-         < R u n O n L a b e l > R u n O n L a b e l < / R u n O n L a b e l > - 
-         < S t a t u s _ P r o d O r d e r C a p t i o n > S t a t u s _ P r o d O r d e r C a p t i o n < / S t a t u s _ P r o d O r d e r C a p t i o n > - 
-         < U s e r L a b e l > U s e r L a b e l < / U s e r L a b e l > - 
-         < V a r P c t 1 L a b e l > V a r P c t 1 L a b e l < / V a r P c t 1 L a b e l > - 
-         < V a r P c t 2 L a b e l > V a r P c t 2 L a b e l < / V a r P c t 2 L a b e l > - 
-         < V a r P c t 3 L a b e l > V a r P c t 3 L a b e l < / V a r P c t 3 L a b e l > - 
-         < V a r P c t 4 L a b e l > V a r P c t 4 L a b e l < / V a r P c t 4 L a b e l > - 
-         < V a r P c t 5 L a b e l > V a r P c t 5 L a b e l < / V a r P c t 5 L a b e l > - 
-         < V a r P c t 6 L a b e l > V a r P c t 6 L a b e l < / V a r P c t 6 L a b e l > - 
-     < / L a b e l s > - 
-     < P r o d u c t i o n _ O r d e r > - 
-         < A c t C o s t 1 > A c t C o s t 1 < / A c t C o s t 1 > - 
-         < A c t C o s t 2 > A c t C o s t 2 < / A c t C o s t 2 > - 
-         < A c t C o s t 3 > A c t C o s t 3 < / A c t C o s t 3 > - 
-         < A c t C o s t 4 > A c t C o s t 4 < / A c t C o s t 4 > - 
-         < A c t C o s t 5 > A c t C o s t 5 < / A c t C o s t 5 > - 
-         < A c t C o s t 6 > A c t C o s t 6 < / A c t C o s t 6 > - 
-         < A c t u a l C a p t i o n > A c t u a l C a p t i o n < / A c t u a l C a p t i o n > - 
-         < C a p a c i t y C o s t C a p t i o n > C a p a c i t y C o s t C a p t i o n < / C a p a c i t y C o s t C a p t i o n > - 
-         < C a p O v e r h e a d C o s t C a p t i o n > C a p O v e r h e a d C o s t C a p t i o n < / C a p O v e r h e a d C o s t C a p t i o n > - 
-         < C o m p a n y N a m e > C o m p a n y N a m e < / C o m p a n y N a m e > - 
-         < C u r r R e p o r t P a g e N o C a p t i o n > C u r r R e p o r t P a g e N o C a p t i o n < / C u r r R e p o r t P a g e N o C a p t i o n > - 
-         < D e s c _ P r o d O r d e r > D e s c _ P r o d O r d e r < / D e s c _ P r o d O r d e r > - 
-         < D e v i a t i o n C a p t i o n > D e v i a t i o n C a p t i o n < / D e v i a t i o n C a p t i o n > - 
-         < E x p C o s t 1 > E x p C o s t 1 < / E x p C o s t 1 > - 
-         < E x p C o s t 2 > E x p C o s t 2 < / E x p C o s t 2 > - 
-         < E x p C o s t 3 > E x p C o s t 3 < / E x p C o s t 3 > - 
-         < E x p C o s t 4 > E x p C o s t 4 < / E x p C o s t 4 > - 
-         < E x p C o s t 5 > E x p C o s t 5 < / E x p C o s t 5 > - 
-         < E x p C o s t 6 > E x p C o s t 6 < / E x p C o s t 6 > - 
-         < E x p e c t e d C a p t i o n > E x p e c t e d C a p t i o n < / E x p e c t e d C a p t i o n > - 
-         < M a t e r i a l C o s t C a p t i o n > M a t e r i a l C o s t C a p t i o n < / M a t e r i a l C o s t C a p t i o n > - 
-         < M a t O v e r h e a d C o s t C a p t i o n > M a t O v e r h e a d C o s t C a p t i o n < / M a t O v e r h e a d C o s t C a p t i o n > - 
-         < N o _ P r o d O r d e r > N o _ P r o d O r d e r < / N o _ P r o d O r d e r > - 
-         < P r o d O r d e r F i l t e r > P r o d O r d e r F i l t e r < / P r o d O r d e r F i l t e r > - 
-         < P r o d O r d e r S t a t i s t i c s C a p t > P r o d O r d e r S t a t i s t i c s C a p t < / P r o d O r d e r S t a t i s t i c s C a p t > - 
-         < P r o d O r d e r T a b l e C a p t i o n F i l t > P r o d O r d e r T a b l e C a p t i o n F i l t < / P r o d O r d e r T a b l e C a p t i o n F i l t > - 
-         < Q u a n t i t y _ P r o d O r d e r > Q u a n t i t y _ P r o d O r d e r < / Q u a n t i t y _ P r o d O r d e r > - 
-         < S t a t u s _ P r o d O r d e r > S t a t u s _ P r o d O r d e r < / S t a t u s _ P r o d O r d e r > - 
-         < S u b c o n t r a c t e d C o s t C a p t i o n > S u b c o n t r a c t e d C o s t C a p t i o n < / S u b c o n t r a c t e d C o s t C a p t i o n > - 
-         < T o t a l C a p t i o n > T o t a l C a p t i o n < / T o t a l C a p t i o n > - 
-         < T o t a l C o s t C a p t i o n > T o t a l C o s t C a p t i o n < / T o t a l C o s t C a p t i o n > - 
-         < V a r P c t 1 > V a r P c t 1 < / V a r P c t 1 > - 
-         < V a r P c t 2 > V a r P c t 2 < / V a r P c t 2 > - 
-         < V a r P c t 3 > V a r P c t 3 < / V a r P c t 3 > - 
-         < V a r P c t 4 > V a r P c t 4 < / V a r P c t 4 > - 
-         < V a r P c t 5 > V a r P c t 5 < / V a r P c t 5 > - 
-         < V a r P c t 6 > V a r P c t 6 < / V a r P c t 6 > - 
-     < / P r o d u c t i o n _ O r d e r > - 
-     < T o t a l s > - 
-         < A c t C o s t T o t a l 1 > A c t C o s t T o t a l 1 < / A c t C o s t T o t a l 1 > - 
-         < A c t C o s t T o t a l 2 > A c t C o s t T o t a l 2 < / A c t C o s t T o t a l 2 > - 
-         < A c t C o s t T o t a l 3 > A c t C o s t T o t a l 3 < / A c t C o s t T o t a l 3 > - 
-         < A c t C o s t T o t a l 4 > A c t C o s t T o t a l 4 < / A c t C o s t T o t a l 4 > - 
-         < A c t C o s t T o t a l 5 > A c t C o s t T o t a l 5 < / A c t C o s t T o t a l 5 > - 
-         < A c t C o s t T o t a l 6 > A c t C o s t T o t a l 6 < / A c t C o s t T o t a l 6 > - 
-         < E x p C o s t T o t a l 1 > E x p C o s t T o t a l 1 < / E x p C o s t T o t a l 1 > - 
-         < E x p C o s t T o t a l 2 > E x p C o s t T o t a l 2 < / E x p C o s t T o t a l 2 > - 
-         < E x p C o s t T o t a l 3 > E x p C o s t T o t a l 3 < / E x p C o s t T o t a l 3 > - 
-         < E x p C o s t T o t a l 4 > E x p C o s t T o t a l 4 < / E x p C o s t T o t a l 4 > - 
-         < E x p C o s t T o t a l 5 > E x p C o s t T o t a l 5 < / E x p C o s t T o t a l 5 > - 
-         < E x p C o s t T o t a l 6 > E x p C o s t T o t a l 6 < / E x p C o s t T o t a l 6 > - 
-         < V a r P c t T o t a l 1 > V a r P c t T o t a l 1 < / V a r P c t T o t a l 1 > - 
-         < V a r P c t T o t a l 2 > V a r P c t T o t a l 2 < / V a r P c t T o t a l 2 > - 
-         < V a r P c t T o t a l 3 > V a r P c t T o t a l 3 < / V a r P c t T o t a l 3 > - 
-         < V a r P c t T o t a l 4 > V a r P c t T o t a l 4 < / V a r P c t T o t a l 4 > - 
-         < V a r P c t T o t a l 5 > V a r P c t T o t a l 5 < / V a r P c t T o t a l 5 > - 
-         < V a r P c t T o t a l 6 > V a r P c t T o t a l 6 < / V a r P c t T o t a l 6 > - 
-     < / T o t a l s > - 
- < / N a v W o r d R e p o r t X m l P a r t > 
-</file>
-
-<file path=customXml/item3.xml>��< ? x m l   v e r s i o n = " 1 . 0 "   e n c o d i n g = " u t f - 1 6 " ? > - 
- < N a v W o r d R e p o r t X m l P a r t   x m l n s = " u r n : m i c r o s o f t - d y n a m i c s - b u s i n e s s c e n t r a l / i n t e r n a l / e x t e n d e d / r e p o r t s / P r o d u c t i o n _ O r d e r _ S t a t i s t i c s / 9 9 0 0 0 7 9 1 / " > - 
-     < B C R e p o r t I n f o r m a t i o n > - 
-         < R e p o r t M e t a d a t a > - 
-             < E x t e n s i o n I d > E x t e n s i o n   I D < / E x t e n s i o n I d > - 
-             < E x t e n s i o n N a m e > E x t e n s i o n   N a m e < / E x t e n s i o n N a m e > - 
-             < E x t e n s i o n P u b l i s h e r > E x t e n s i o n   P u b l i s h e r < / E x t e n s i o n P u b l i s h e r > - 
-             < E x t e n s i o n V e r s i o n > E x t e n s i o n   V e r s i o n < / E x t e n s i o n V e r s i o n > - 
-             < R e p o r t I d > R e p o r t   I D < / R e p o r t I d > - 
-             < R e p o r t N a m e > R e p o r t   N a m e < / R e p o r t N a m e > - 
-             < R e p o r t C a p t i o n > R e p o r t   C a p t i o n < / R e p o r t C a p t i o n > - 
-             < A b o u t T h i s R e p o r t T i t l e > A b o u t   T h i s   R e p o r t   T i t l e < / A b o u t T h i s R e p o r t T i t l e > - 
-             < A b o u t T h i s R e p o r t T e x t > A b o u t   T h i s   R e p o r t   T e x t < / A b o u t T h i s R e p o r t T e x t > - 
-             < R e p o r t H e l p L i n k > R e p o r t   H e l p   L i n k < / R e p o r t H e l p L i n k > - 
-         < / R e p o r t M e t a d a t a > - 
-         < R e p o r t R e q u e s t > - 
-             < T e n a n t E n t r a I d > T e n a n t   E n t r a   I d < / T e n a n t E n t r a I d > - 
-             < E n v i r o n m e n t N a m e > E n v i r o n m e n t   N a m e < / E n v i r o n m e n t N a m e > - 
-             < E n v i r o n m e n t T y p e > E n v i r o n m e n t   T y p e < / E n v i r o n m e n t T y p e > - 
-             < C o m p a n y N a m e > C o m p a n y   N a m e < / C o m p a n y N a m e > - 
-             < C o m p a n y D i s p l a y N a m e > C o m p a n y   D i s p l a y   N a m e < / C o m p a n y D i s p l a y N a m e > - 
-             < C o m p a n y I d > C o m p a n y   I D < / C o m p a n y I d > - 
-             < U s e r N a m e > U s e r   N a m e < / U s e r N a m e > - 
-             < D a t e A n d T i m e > D a t e   a n d   T i m e < / D a t e A n d T i m e > - 
-             < L a n g u a g e > L a n g u a g e < / L a n g u a g e > - 
-             < F o r m a t R e g i o n > F o r m a t   R e g i o n < / F o r m a t R e g i o n > - 
-             < D a t e T i m e V a l u e s > - 
-                 < Y e a r > Y e a r < / Y e a r > - 
-                 < M o n t h N u m b e r > M o n t h   N u m b e r < / M o n t h N u m b e r > - 
-                 < D a y N u m b e r > D a y   N u m b e r < / D a y N u m b e r > - 
-                 < H o u r > H o u r < / H o u r > - 
-                 < M i n u t e > M i n u t e < / M i n u t e > - 
-             < / D a t e T i m e V a l u e s > - 
-         < / R e p o r t R e q u e s t > - 
-         < C o m p a n y M e t a d a t a > - 
-             < C o m p a n y N a m e > C o m p a n y   N a m e < / C o m p a n y N a m e > - 
-             < C o m p a n y D i s p l a y N a m e > C o m p a n y   D i s p l a y   N a m e < / C o m p a n y D i s p l a y N a m e > - 
-             < C o m p a n y A d d r e s s L i n e s > - 
-                 < C o m p a n y A d d r e s s L i n e 1 > C o m p a n y   A d d r e s s   L i n e   1 < / C o m p a n y A d d r e s s L i n e 1 > - 
-                 < C o m p a n y A d d r e s s L i n e 2 > C o m p a n y   A d d r e s s   L i n e   2 < / C o m p a n y A d d r e s s L i n e 2 > - 
-                 < C o m p a n y A d d r e s s L i n e 3 > C o m p a n y   A d d r e s s   L i n e   3 < / C o m p a n y A d d r e s s L i n e 3 > - 
-                 < C o m p a n y A d d r e s s L i n e 4 > C o m p a n y   A d d r e s s   L i n e   4 < / C o m p a n y A d d r e s s L i n e 4 > - 
-                 < C o m p a n y A d d r e s s L i n e 5 > C o m p a n y   A d d r e s s   L i n e   5 < / C o m p a n y A d d r e s s L i n e 5 > - 
-                 < C o m p a n y A d d r e s s L i n e 6 > C o m p a n y   A d d r e s s   L i n e   6 < / C o m p a n y A d d r e s s L i n e 6 > - 
-                 < C o m p a n y A d d r e s s L i n e 7 > C o m p a n y   A d d r e s s   L i n e   7 < / C o m p a n y A d d r e s s L i n e 7 > - 
-                 < C o m p a n y A d d r e s s L i n e 8 > C o m p a n y   A d d r e s s   L i n e   8 < / C o m p a n y A d d r e s s L i n e 8 > - 
-             < / C o m p a n y A d d r e s s L i n e s > - 
-             < C o m p a n y P h o n e > C o m p a n y   P h o n e < / C o m p a n y P h o n e > - 
-             < C o m p a n y P h o n e C a p t i o n > C o m p a n y   P h o n e   C a p t i o n < / C o m p a n y P h o n e C a p t i o n > - 
-             < C o m p a n y F a x N o > C o m p a n y   F a x   N o . < / C o m p a n y F a x N o > - 
-             < C o m p a n y F a x N o C a p t i o n > C o m p a n y   F a x   N o .   C a p t i o n < / C o m p a n y F a x N o C a p t i o n > - 
-             < C o m p a n y E m a i l > C o m p a n y   E m a i l < / C o m p a n y E m a i l > - 
-             < C o m p a n y E m a i l C a p t i o n > C o m p a n y   E m a i l   C a p t i o n < / C o m p a n y E m a i l C a p t i o n > - 
-             < C o m p a n y H o m e P a g e > C o m p a n y   H o m e   P a g e < / C o m p a n y H o m e P a g e > - 
-             < C o m p a n y H o m e P a g e C a p t i o n > C o m p a n y   H o m e   P a g e   C a p t i o n < / C o m p a n y H o m e P a g e C a p t i o n > - 
-             < C o m p a n y L o g o > C o m p a n y   L o g o < / C o m p a n y L o g o > - 
-             < C o m p a n y V A T R e g i s t r a t i o n N o > C o m p a n y   V A T   R e g i s t r a t i o n   N o . < / C o m p a n y V A T R e g i s t r a t i o n N o > - 
-             < C o m p a n y V A T R e g i s t r a t i o n N o C a p t i o n > C o m p a n y   V A T   R e g i s t r a t i o n   N o .   C a p t i o n < / C o m p a n y V A T R e g i s t r a t i o n N o C a p t i o n > - 
-             < C o m p a n y R e g i s t r a t i o n N o > C o m p a n y   R e g i s t r a t i o n   N o . < / C o m p a n y R e g i s t r a t i o n N o > - 
-             < C o m p a n y R e g i s t r a t i o n N o C a p t i o n > C o m p a n y   R e g i s t r a t i o n   N o .   C a p t i o n < / C o m p a n y R e g i s t r a t i o n N o C a p t i o n > - 
-             < C o m p a n y B a n k N a m e > C o m p a n y   B a n k   N a m e < / C o m p a n y B a n k N a m e > - 
-             < C o m p a n y B a n k N a m e C a p t i o n > C o m p a n y   B a n k   N a m e   C a p t i o n < / C o m p a n y B a n k N a m e C a p t i o n > - 
-             < C o m p a n y B a n k A c c o u n t N o > C o m p a n y   B a n k   A c c o u n t   N o . < / C o m p a n y B a n k A c c o u n t N o > - 
-             < C o m p a n y B a n k A c c o u n t N o C a p t i o n > C o m p a n y   B a n k   A c c o u n t   N o .   C a p t i o n < / C o m p a n y B a n k A c c o u n t N o C a p t i o n > - 
-             < C o m p a n y B a n k B r a n c h N o > C o m p a n y   B a n k   B r a n c h   N o . < / C o m p a n y B a n k B r a n c h N o > - 
-             < C o m p a n y B a n k B r a n c h N o C a p t i o n > C o m p a n y   B a n k   B r a n c h   N o .   C a p t i o n < / C o m p a n y B a n k B r a n c h N o C a p t i o n > - 
-             < C o m p a n y I B A N > C o m p a n y   I B A N < / C o m p a n y I B A N > - 
-             < C o m p a n y I B A N C a p t i o n > C o m p a n y   I B A N   C a p t i o n < / C o m p a n y I B A N C a p t i o n > - 
-             < C o m p a n y B a n k S W I F T > C o m p a n y   B a n k   S W I F T < / C o m p a n y B a n k S W I F T > - 
-             < C o m p a n y B a n k S W I F T C a p t i o n > C o m p a n y   B a n k   S W I F T   C a p t i o n < / C o m p a n y B a n k S W I F T C a p t i o n > - 
-             < C o m p a n y G i r o N o > C o m p a n y   G i r o   N o . < / C o m p a n y G i r o N o > - 
-             < C o m p a n y G i r o N o C a p t i o n > C o m p a n y   G i r o   N o .   C a p t i o n < / C o m p a n y G i r o N o C a p t i o n > - 
-         < / C o m p a n y M e t a d a t a > - 
-     < / B C R e p o r t I n f o r m a t i o n > - 
-     < L a b e l s > - 
-         < A b o u t T h e R e p o r t L a b e l   E l e m e n t T y p e = " P a r a m e t e r "   E l e m e n t I d = " 1 6 7 7 9 2 0 0 1 "   D a t a T y p e = " S t r i n g " > A b o u t T h e R e p o r t L a b e l < / A b o u t T h e R e p o r t L a b e l > - 
-         < A c t C o s t 1 L a b e l   E l e m e n t T y p e = " P a r a m e t e r "   E l e m e n t I d = " 3 4 9 5 3 1 2 7 1 "   D a t a T y p e = " S t r i n g " > A c t C o s t 1 L a b e l < / A c t C o s t 1 L a b e l > - 
-         < A c t C o s t 2 L a b e l   E l e m e n t T y p e = " P a r a m e t e r "   E l e m e n t I d = " 1 8 2 0 5 5 1 9 2 4 "   D a t a T y p e = " S t r i n g " > A c t C o s t 2 L a b e l < / A c t C o s t 2 L a b e l > - 
-         < A c t C o s t 3 L a b e l   E l e m e n t T y p e = " P a r a m e t e r "   E l e m e n t I d = " 3 5 3 6 0 2 1 7 1 "   D a t a T y p e = " S t r i n g " > A c t C o s t 3 L a b e l < / A c t C o s t 3 L a b e l > - 
-         < A c t C o s t 4 L a b e l   E l e m e n t T y p e = " P a r a m e t e r "   E l e m e n t I d = " 1 2 1 7 8 2 3 1 1 8 "   D a t a T y p e = " S t r i n g " > A c t C o s t 4 L a b e l < / A c t C o s t 4 L a b e l > - 
-         < A c t C o s t 5 L a b e l   E l e m e n t T y p e = " P a r a m e t e r "   E l e m e n t I d = " 2 0 6 4 2 0 3 1 9 7 "   D a t a T y p e = " S t r i n g " > A c t C o s t 5 L a b e l < / A c t C o s t 5 L a b e l > - 
-         < A c t C o s t 6 L a b e l   E l e m e n t T y p e = " P a r a m e t e r "   E l e m e n t I d = " 5 9 3 1 8 2 5 4 4 "   D a t a T y p e = " S t r i n g " > A c t C o s t 6 L a b e l < / A c t C o s t 6 L a b e l > - 
-         < C o m p a n y L a b e l   E l e m e n t T y p e = " P a r a m e t e r "   E l e m e n t I d = " 3 4 6 7 6 0 3 4 8 "   D a t a T y p e = " S t r i n g " > C o m p a n y L a b e l < / C o m p a n y L a b e l > - 
-         < D a t a R e t r i e v e d   E l e m e n t T y p e = " P a r a m e t e r "   E l e m e n t I d = " 2 9 1 9 1 1 8 0 7 "   D a t a T y p e = " S t r i n g " > D a t a R e t r i e v e d < / D a t a R e t r i e v e d > - 
-         < D e s c _ P r o d O r d e r C a p t i o n   E l e m e n t T y p e = " P a r a m e t e r "   E l e m e n t I d = " 7 5 8 0 1 2 1 1 6 "   D a t a T y p e = " S t r i n g " > D e s c _ P r o d O r d e r C a p t i o n < / D e s c _ P r o d O r d e r C a p t i o n > - 
-         < D o c u m e n t a t i o n L a b e l   E l e m e n t T y p e = " P a r a m e t e r "   E l e m e n t I d = " 1 7 3 8 9 2 4 8 1 5 "   D a t a T y p e = " S t r i n g " > D o c u m e n t a t i o n L a b e l < / D o c u m e n t a t i o n L a b e l > - 
-         < E n v i r o n m e n t L a b e l   E l e m e n t T y p e = " P a r a m e t e r "   E l e m e n t I d = " 8 1 8 8 1 6 5 9 0 "   D a t a T y p e = " S t r i n g " > E n v i r o n m e n t L a b e l < / E n v i r o n m e n t L a b e l > - 
-         < E x p C o s t 1 L a b e l   E l e m e n t T y p e = " P a r a m e t e r "   E l e m e n t I d = " 5 2 2 1 7 0 5 1 6 "   D a t a T y p e = " S t r i n g " > E x p C o s t 1 L a b e l < / E x p C o s t 1 L a b e l > - 
-         < E x p C o s t 2 L a b e l   E l e m e n t T y p e = " P a r a m e t e r "   E l e m e n t I d = " 1 4 2 6 0 9 7 4 7 1 "   D a t a T y p e = " S t r i n g " > E x p C o s t 2 L a b e l < / E x p C o s t 2 L a b e l > - 
-         < E x p C o s t 3 L a b e l   E l e m e n t T y p e = " P a r a m e t e r "   E l e m e n t I d = " 1 2 6 6 3 4 4 3 3 8 "   D a t a T y p e = " S t r i n g " > E x p C o s t 3 L a b e l < / E x p C o s t 3 L a b e l > - 
-         < E x p C o s t 4 L a b e l   E l e m e n t T y p e = " P a r a m e t e r "   E l e m e n t I d = " 1 6 6 7 0 0 2 8 0 9 "   D a t a T y p e = " S t r i n g " > E x p C o s t 4 L a b e l < / E x p C o s t 4 L a b e l > - 
-         < E x p C o s t 5 L a b e l   E l e m e n t T y p e = " P a r a m e t e r "   E l e m e n t I d = " 2 6 1 9 3 3 4 8 0 "   D a t a T y p e = " S t r i n g " > E x p C o s t 5 L a b e l < / E x p C o s t 5 L a b e l > - 
-         < E x p C o s t 6 L a b e l   E l e m e n t T y p e = " P a r a m e t e r "   E l e m e n t I d = " 9 8 7 6 3 6 9 9 7 "   D a t a T y p e = " S t r i n g " > E x p C o s t 6 L a b e l < / E x p C o s t 6 L a b e l > - 
-         < N o _ P r o d O r d e r C a p t i o n   E l e m e n t T y p e = " P a r a m e t e r "   E l e m e n t I d = " 7 0 2 4 9 2 7 4 8 "   D a t a T y p e = " S t r i n g " > N o _ P r o d O r d e r C a p t i o n < / N o _ P r o d O r d e r C a p t i o n > - 
-         < P o s t i n g D a t e F i l t e r L a b e l   E l e m e n t T y p e = " P a r a m e t e r "   E l e m e n t I d = " 1 4 3 3 4 5 4 0 1 7 "   D a t a T y p e = " S t r i n g " > P o s t i n g D a t e F i l t e r L a b e l < / P o s t i n g D a t e F i l t e r L a b e l > - 
-         < P r o d O r d e r S t a t i s t i c s   E l e m e n t T y p e = " P a r a m e t e r "   E l e m e n t I d = " 1 4 1 1 0 1 8 3 5 9 "   D a t a T y p e = " S t r i n g " > P r o d O r d e r S t a t i s t i c s < / P r o d O r d e r S t a t i s t i c s > - 
-         < P r o d O r d e r S t a t s A n a l y s i s   E l e m e n t T y p e = " P a r a m e t e r "   E l e m e n t I d = " 1 1 5 1 4 5 8 4 9 7 "   D a t a T y p e = " S t r i n g " > P r o d O r d e r S t a t s A n a l y s i s < / P r o d O r d e r S t a t s A n a l y s i s > - 
-         < P r o d O r d e r S t a t s P r i n t   E l e m e n t T y p e = " P a r a m e t e r "   E l e m e n t I d = " 1 6 9 7 0 9 1 6 9 4 "   D a t a T y p e = " S t r i n g " > P r o d O r d e r S t a t s P r i n t < / P r o d O r d e r S t a t s P r i n t > - 
-         < Q u a n t i t y _ P r o d O r d e r C a p t i o n   E l e m e n t T y p e = " P a r a m e t e r "   E l e m e n t I d = " 1 7 8 8 9 3 7 5 5 4 "   D a t a T y p e = " S t r i n g " > Q u a n t i t y _ P r o d O r d e r C a p t i o n < / Q u a n t i t y _ P r o d O r d e r C a p t i o n > - 
-         < R e p o r t N a m e L a b e l   E l e m e n t T y p e = " P a r a m e t e r "   E l e m e n t I d = " 1 0 2 2 2 9 2 9 8 2 "   D a t a T y p e = " S t r i n g " > R e p o r t N a m e L a b e l < / R e p o r t N a m e L a b e l > - 
-         < R u n O n L a b e l   E l e m e n t T y p e = " P a r a m e t e r "   E l e m e n t I d = " 1 1 1 9 0 3 7 5 9 5 "   D a t a T y p e = " S t r i n g " > R u n O n L a b e l < / R u n O n L a b e l > - 
-         < S t a t u s _ P r o d O r d e r C a p t i o n   E l e m e n t T y p e = " P a r a m e t e r "   E l e m e n t I d = " 1 4 4 1 5 9 5 2 1 7 "   D a t a T y p e = " S t r i n g " > S t a t u s _ P r o d O r d e r C a p t i o n < / S t a t u s _ P r o d O r d e r C a p t i o n > - 
-         < U s e r L a b e l   E l e m e n t T y p e = " P a r a m e t e r "   E l e m e n t I d = " 8 4 8 8 1 6 7 9 4 "   D a t a T y p e = " S t r i n g " > U s e r L a b e l < / U s e r L a b e l > - 
-         < V a r P c t 1 L a b e l   E l e m e n t T y p e = " P a r a m e t e r "   E l e m e n t I d = " 1 7 9 0 4 4 7 5 1 2 "   D a t a T y p e = " S t r i n g " > V a r P c t 1 L a b e l < / V a r P c t 1 L a b e l > - 
-         < V a r P c t 2 L a b e l   E l e m e n t T y p e = " P a r a m e t e r "   E l e m e n t I d = " 1 2 5 4 9 4 9 3 0 7 "   D a t a T y p e = " S t r i n g " > V a r P c t 2 L a b e l < / V a r P c t 2 L a b e l > - 
-         < V a r P c t 3 L a b e l   E l e m e n t T y p e = " P a r a m e t e r "   E l e m e n t I d = " 1 7 9 2 2 9 0 7 1 0 "   D a t a T y p e = " S t r i n g " > V a r P c t 3 L a b e l < / V a r P c t 3 L a b e l > - 
-         < V a r P c t 4 L a b e l   E l e m e n t T y p e = " P a r a m e t e r "   E l e m e n t I d = " 1 4 4 0 6 7 1 5 4 9 "   D a t a T y p e = " S t r i n g " > V a r P c t 4 L a b e l < / V a r P c t 4 L a b e l > - 
-         < V a r P c t 5 L a b e l   E l e m e n t T y p e = " P a r a m e t e r "   E l e m e n t I d = " 9 2 6 8 9 5 9 1 6 "   D a t a T y p e = " S t r i n g " > V a r P c t 5 L a b e l < / V a r P c t 5 L a b e l > - 
-         < V a r P c t 6 L a b e l   E l e m e n t T y p e = " P a r a m e t e r "   E l e m e n t I d = " 6 2 6 2 8 3 5 2 1 "   D a t a T y p e = " S t r i n g " > V a r P c t 6 L a b e l < / V a r P c t 6 L a b e l > - 
-     < / L a b e l s > - 
-     < T o o l t i p s > - 
-         < T o o l t i p   c o l u m n = " N o _ P r o d O r d e r "   E l e m e n t I d = " 7 0 2 4 9 2 7 4 8 " > - 
-             < T o o l t i p T e x t   l a n g = " e n - U S " > S p e c i f i e s   t h e   n u m b e r   o f   t h e   i n v o l v e d   e n t r y   o r   r e c o r d ,   a c c o r d i n g   t o   t h e   s p e c i f i e d   n u m b e r   s e r i e s . < / T o o l t i p T e x t > - 
-         < / T o o l t i p > - 
-         < T o o l t i p   c o l u m n = " D e s c _ P r o d O r d e r "   E l e m e n t I d = " 7 5 8 0 1 2 1 1 6 " > - 
-             < T o o l t i p T e x t   l a n g = " e n - U S " > S p e c i f i e s   t h e   d e s c r i p t i o n   o f   t h e   p r o d u c t i o n   o r d e r . < / T o o l t i p T e x t > - 
-         < / T o o l t i p > - 
-         < T o o l t i p   c o l u m n = " Q u a n t i t y _ P r o d O r d e r "   E l e m e n t I d = " 1 7 8 8 9 3 7 5 5 4 " > - 
-             < T o o l t i p T e x t   l a n g = " e n - U S " > S p e c i f i e s   h o w   m a n y   u n i t s   o f   t h e   i t e m   o r   t h e   f a m i l y   t o   p r o d u c e   ( p r o d u c t i o n   q u a n t i t y ) . < / T o o l t i p T e x t > - 
-         < / T o o l t i p > - 
-         < T o o l t i p   c o l u m n = " S t a t u s _ P r o d O r d e r "   E l e m e n t I d = " 1 4 4 1 5 9 5 2 1 7 " > - 
-             < T o o l t i p T e x t   l a n g = " e n - U S " > S p e c i f i e s   t h e   s t a t u s   o f   t h e   p r o d u c t i o n   o r d e r . < / T o o l t i p T e x t > - 
-         < / T o o l t i p > - 
-     < / T o o l t i p s > - 
-     < P r o d u c t i o n _ O r d e r   E l e m e n t T y p e = " D a t a I t e m "   E l e m e n t I d = " 1 9 8 2 1 1 8 5 " > - 
-         < A c t C o s t 1   E l e m e n t T y p e = " C o l u m n "   E l e m e n t I d = " 1 2 4 7 0 9 8 6 6 3 "   D a t a T y p e = " D e c i m a l " > A c t C o s t 1 < / A c t C o s t 1 > - 
-         < A c t C o s t 2   E l e m e n t T y p e = " C o l u m n "   E l e m e n t I d = " 6 0 9 4 0 2 0 4 6 "   D a t a T y p e = " D e c i m a l " > A c t C o s t 2 < / A c t C o s t 2 > - 
-         < A c t C o s t 3   E l e m e n t T y p e = " C o l u m n "   E l e m e n t I d = " 2 8 2 9 4 5 7 1 "   D a t a T y p e = " D e c i m a l " > A c t C o s t 3 < / A c t C o s t 3 > - 
-         < A c t C o s t 4   E l e m e n t T y p e = " C o l u m n "   E l e m e n t I d = " 6 6 5 9 9 1 1 8 8 "   D a t a T y p e = " D e c i m a l " > A c t C o s t 4 < / A c t C o s t 4 > - 
-         < A c t C o s t 5   E l e m e n t T y p e = " C o l u m n "   E l e m e n t I d = " 1 3 0 3 6 8 7 8 0 5 "   D a t a T y p e = " D e c i m a l " > A c t C o s t 5 < / A c t C o s t 5 > - 
-         < A c t C o s t 6   E l e m e n t T y p e = " C o l u m n "   E l e m e n t I d = " 1 9 4 1 3 8 4 4 2 2 "   D a t a T y p e = " D e c i m a l " > A c t C o s t 6 < / A c t C o s t 6 > - 
-         < A c t u a l C a p t i o n   E l e m e n t T y p e = " C o l u m n "   E l e m e n t I d = " 1 9 9 9 3 6 1 2 1 9 "   D a t a T y p e = " L a b e l " > A c t u a l C a p t i o n < / A c t u a l C a p t i o n > - 
-         < C a p a c i t y C o s t C a p t i o n   E l e m e n t T y p e = " C o l u m n "   E l e m e n t I d = " 6 9 7 6 5 0 4 7 6 "   D a t a T y p e = " L a b e l " > C a p a c i t y C o s t C a p t i o n < / C a p a c i t y C o s t C a p t i o n > - 
-         < C a p O v e r h e a d C o s t C a p t i o n   E l e m e n t T y p e = " C o l u m n "   E l e m e n t I d = " 7 6 1 6 9 4 5 4 8 "   D a t a T y p e = " L a b e l " > C a p O v e r h e a d C o s t C a p t i o n < / C a p O v e r h e a d C o s t C a p t i o n > - 
-         < C o m p a n y N a m e   E l e m e n t T y p e = " C o l u m n "   E l e m e n t I d = " 1 5 9 5 4 7 7 3 9 5 "   D a t a T y p e = " S t r i n g " > C o m p a n y N a m e < / C o m p a n y N a m e > - 
-         < C u r r R e p o r t P a g e N o C a p t i o n   E l e m e n t T y p e = " C o l u m n "   E l e m e n t I d = " 2 0 2 2 2 2 5 3 5 1 "   D a t a T y p e = " L a b e l " > C u r r R e p o r t P a g e N o C a p t i o n < / C u r r R e p o r t P a g e N o C a p t i o n > - 
-         < D e s c _ P r o d O r d e r   E l e m e n t T y p e = " C o l u m n "   E l e m e n t I d = " 7 5 8 0 1 2 1 1 6 "   D a t a T y p e = " T e x t " > D e s c _ P r o d O r d e r < / D e s c _ P r o d O r d e r > - 
-         < D e v i a t i o n C a p t i o n   E l e m e n t T y p e = " C o l u m n "   E l e m e n t I d = " 9 2 1 7 2 1 4 5 6 "   D a t a T y p e = " L a b e l " > D e v i a t i o n C a p t i o n < / D e v i a t i o n C a p t i o n > - 
-         < E x p C o s t 1   E l e m e n t T y p e = " C o l u m n "   E l e m e n t I d = " 6 2 5 4 5 7 2 1 0 "   D a t a T y p e = " D e c i m a l " > E x p C o s t 1 < / E x p C o s t 1 > - 
-         < E x p C o s t 2   E l e m e n t T y p e = " C o l u m n "   E l e m e n t I d = " 1 2 2 3 9 4 0 7 "   D a t a T y p e = " D e c i m a l " > E x p C o s t 2 < / E x p C o s t 2 > - 
-         < E x p C o s t 3   E l e m e n t T y p e = " C o l u m n "   E l e m e n t I d = " 6 4 9 9 3 6 0 2 4 "   D a t a T y p e = " D e c i m a l " > E x p C o s t 3 < / E x p C o s t 3 > - 
-         < E x p C o s t 4   E l e m e n t T y p e = " C o l u m n "   E l e m e n t I d = " 4 8 1 0 2 7 0 0 1 "   D a t a T y p e = " D e c i m a l " > E x p C o s t 4 < / E x p C o s t 4 > - 
-         < E x p C o s t 5   E l e m e n t T y p e = " C o l u m n "   E l e m e n t I d = " 1 1 1 8 7 2 3 6 1 8 "   D a t a T y p e = " D e c i m a l " > E x p C o s t 5 < / E x p C o s t 5 > - 
-         < E x p C o s t 6   E l e m e n t T y p e = " C o l u m n "   E l e m e n t I d = " 1 7 5 6 4 2 0 2 3 5 "   D a t a T y p e = " D e c i m a l " > E x p C o s t 6 < / E x p C o s t 6 > - 
-         < E x p e c t e d C a p t i o n   E l e m e n t T y p e = " C o l u m n "   E l e m e n t I d = " 1 6 4 2 3 7 2 1 7 1 "   D a t a T y p e = " L a b e l " > E x p e c t e d C a p t i o n < / E x p e c t e d C a p t i o n > - 
-         < M a t e r i a l C o s t C a p t i o n   E l e m e n t T y p e = " C o l u m n "   E l e m e n t I d = " 7 8 0 8 2 0 3 8 1 "   D a t a T y p e = " L a b e l " > M a t e r i a l C o s t C a p t i o n < / M a t e r i a l C o s t C a p t i o n > - 
-         < M a t O v e r h e a d C o s t C a p t i o n   E l e m e n t T y p e = " C o l u m n "   E l e m e n t I d = " 6 5 2 3 6 9 6 3 0 "   D a t a T y p e = " L a b e l " > M a t O v e r h e a d C o s t C a p t i o n < / M a t O v e r h e a d C o s t C a p t i o n > - 
-         < N o _ P r o d O r d e r   E l e m e n t T y p e = " C o l u m n "   E l e m e n t I d = " 7 0 2 4 9 2 7 4 8 "   D a t a T y p e = " C o d e " > N o _ P r o d O r d e r < / N o _ P r o d O r d e r > - 
-         < P r o d O r d e r F i l t e r   E l e m e n t T y p e = " C o l u m n "   E l e m e n t I d = " 7 4 5 9 1 5 0 5 4 "   D a t a T y p e = " T e x t " > P r o d O r d e r F i l t e r < / P r o d O r d e r F i l t e r > - 
-         < P r o d O r d e r S t a t i s t i c s C a p t   E l e m e n t T y p e = " C o l u m n "   E l e m e n t I d = " 1 5 2 6 1 7 4 1 7 "   D a t a T y p e = " L a b e l " > P r o d O r d e r S t a t i s t i c s C a p t < / P r o d O r d e r S t a t i s t i c s C a p t > - 
-         < P r o d O r d e r T a b l e C a p t i o n F i l t   E l e m e n t T y p e = " C o l u m n "   E l e m e n t I d = " 1 4 0 3 4 7 6 8 7 7 "   D a t a T y p e = " S t r i n g " > P r o d O r d e r T a b l e C a p t i o n F i l t < / P r o d O r d e r T a b l e C a p t i o n F i l t > - 
-         < Q u a n t i t y _ P r o d O r d e r   E l e m e n t T y p e = " C o l u m n "   E l e m e n t I d = " 1 7 8 8 9 3 7 5 5 4 "   D a t a T y p e = " D e c i m a l " > Q u a n t i t y _ P r o d O r d e r < / Q u a n t i t y _ P r o d O r d e r > - 
-         < S t a t u s _ P r o d O r d e r   E l e m e n t T y p e = " C o l u m n "   E l e m e n t I d = " 1 4 4 1 5 9 5 2 1 7 "   D a t a T y p e = " E n u m " > S t a t u s _ P r o d O r d e r < / S t a t u s _ P r o d O r d e r > - 
-         < S u b c o n t r a c t e d C o s t C a p t i o n   E l e m e n t T y p e = " C o l u m n "   E l e m e n t I d = " 3 6 6 3 6 3 2 5 7 "   D a t a T y p e = " L a b e l " > S u b c o n t r a c t e d C o s t C a p t i o n < / S u b c o n t r a c t e d C o s t C a p t i o n > - 
-         < T o t a l C a p t i o n   E l e m e n t T y p e = " C o l u m n "   E l e m e n t I d = " 7 0 7 1 0 2 6 9 5 "   D a t a T y p e = " L a b e l " > T o t a l C a p t i o n < / T o t a l C a p t i o n > - 
-         < T o t a l C o s t C a p t i o n   E l e m e n t T y p e = " C o l u m n "   E l e m e n t I d = " 1 4 1 4 7 5 4 9 3 0 "   D a t a T y p e = " L a b e l " > T o t a l C o s t C a p t i o n < / T o t a l C o s t C a p t i o n > - 
-         < V a r P c t 1   E l e m e n t T y p e = " C o l u m n "   E l e m e n t I d = " 1 4 0 6 5 6 5 6 0 2 "   D a t a T y p e = " D e c i m a l " > V a r P c t 1 < / V a r P c t 1 > - 
-         < V a r P c t 2   E l e m e n t T y p e = " C o l u m n "   E l e m e n t I d = " 2 0 4 4 2 6 2 2 1 9 "   D a t a T y p e = " D e c i m a l " > V a r P c t 2 < / V a r P c t 2 > - 
-         < V a r P c t 3   E l e m e n t T y p e = " C o l u m n "   E l e m e n t I d = " 1 6 1 3 0 0 8 4 6 0 "   D a t a T y p e = " D e c i m a l " > V a r P c t 3 < / V a r P c t 3 > - 
-         < V a r P c t 4   E l e m e n t T y p e = " C o l u m n "   E l e m e n t I d = " 9 7 5 3 1 1 8 4 3 "   D a t a T y p e = " D e c i m a l " > V a r P c t 4 < / V a r P c t 4 > - 
-         < V a r P c t 5   E l e m e n t T y p e = " C o l u m n "   E l e m e n t I d = " 3 3 7 6 1 5 2 2 6 "   D a t a T y p e = " D e c i m a l " > V a r P c t 5 < / V a r P c t 5 > - 
-         < V a r P c t 6   E l e m e n t T y p e = " C o l u m n "   E l e m e n t I d = " 3 0 0 0 8 1 3 9 1 "   D a t a T y p e = " D e c i m a l " > V a r P c t 6 < / V a r P c t 6 > - 
-     < / P r o d u c t i o n _ O r d e r > - 
-     < T o t a l s   E l e m e n t T y p e = " D a t a I t e m "   E l e m e n t I d = " 1 8 2 3 9 5 0 0 4 4 " > - 
-         < A c t C o s t T o t a l 1   E l e m e n t T y p e = " C o l u m n "   E l e m e n t I d = " 1 2 8 8 6 8 7 6 2 1 "   D a t a T y p e = " D e c i m a l " > A c t C o s t T o t a l 1 < / A c t C o s t T o t a l 1 > - 
-         < A c t C o s t T o t a l 2   E l e m e n t T y p e = " C o l u m n "   E l e m e n t I d = " 1 0 9 3 1 8 9 8 2 4 "   D a t a T y p e = " D e c i m a l " > A c t C o s t T o t a l 2 < / A c t C o s t T o t a l 2 > - 
-         < A c t C o s t T o t a l 3   E l e m e n t T y p e = " C o l u m n "   E l e m e n t I d = " 1 7 3 0 8 8 6 4 4 1 "   D a t a T y p e = " D e c i m a l " > A c t C o s t T o t a l 3 < / A c t C o s t T o t a l 3 > - 
-         < A c t C o s t T o t a l 4   E l e m e n t T y p e = " C o l u m n "   E l e m e n t I d = " 6 2 4 4 0 2 2 3 0 "   D a t a T y p e = " D e c i m a l " > A c t C o s t T o t a l 4 < / A c t C o s t T o t a l 4 > - 
-         < A c t C o s t T o t a l 5   E l e m e n t T y p e = " C o l u m n "   E l e m e n t I d = " 1 2 6 2 0 9 8 8 4 7 "   D a t a T y p e = " D e c i m a l " > A c t C o s t T o t a l 5 < / A c t C o s t T o t a l 5 > - 
-         < A c t C o s t T o t a l 6   E l e m e n t T y p e = " C o l u m n "   E l e m e n t I d = " 6 5 0 9 9 1 0 0 4 "   D a t a T y p e = " D e c i m a l " > A c t C o s t T o t a l 6 < / A c t C o s t T o t a l 6 > - 
-         < E x p C o s t T o t a l 1   E l e m e n t T y p e = " C o l u m n "   E l e m e n t I d = " 1 3 6 0 0 0 8 3 5 2 "   D a t a T y p e = " D e c i m a l " > E x p C o s t T o t a l 1 < / E x p C o s t T o t a l 1 > - 
-         < E x p C o s t T o t a l 2   E l e m e n t T y p e = " C o l u m n "   E l e m e n t I d = " 5 5 3 0 8 1 4 9 9 "   D a t a T y p e = " D e c i m a l " > E x p C o s t T o t a l 2 < / E x p C o s t T o t a l 2 > - 
-         < E x p C o s t T o t a l 3   E l e m e n t T y p e = " C o l u m n "   E l e m e n t I d = " 8 4 6 1 5 1 1 8 "   D a t a T y p e = " D e c i m a l " > E x p C o s t T o t a l 3 < / E x p C o s t T o t a l 3 > - 
-         < E x p C o s t T o t a l 4   E l e m e n t T y p e = " C o l u m n "   E l e m e n t I d = " 1 8 2 8 4 7 4 7 3 3 "   D a t a T y p e = " D e c i m a l " > E x p C o s t T o t a l 4 < / E x p C o s t T o t a l 4 > - 
-         < E x p C o s t T o t a l 5   E l e m e n t T y p e = " C o l u m n "   E l e m e n t I d = " 1 1 9 0 7 7 8 1 1 6 "   D a t a T y p e = " D e c i m a l " > E x p C o s t T o t a l 5 < / E x p C o s t T o t a l 5 > - 
-         < E x p C o s t T o t a l 6   E l e m e n t T y p e = " C o l u m n "   E l e m e n t I d = " 1 1 9 1 0 9 9 3 2 9 "   D a t a T y p e = " D e c i m a l " > E x p C o s t T o t a l 6 < / E x p C o s t T o t a l 6 > - 
-         < V a r P c t T o t a l 1   E l e m e n t T y p e = " C o l u m n "   E l e m e n t I d = " 1 8 3 3 3 2 9 3 8 0 "   D a t a T y p e = " D e c i m a l " > V a r P c t T o t a l 1 < / V a r P c t T o t a l 1 > - 
-         < V a r P c t T o t a l 2   E l e m e n t T y p e = " C o l u m n "   E l e m e n t I d = " 5 4 8 5 4 8 0 6 5 "   D a t a T y p e = " D e c i m a l " > V a r P c t T o t a l 2 < / V a r P c t T o t a l 2 > - 
-         < V a r P c t T o t a l 3   E l e m e n t T y p e = " C o l u m n "   E l e m e n t I d = " 1 1 8 6 2 4 4 6 8 2 "   D a t a T y p e = " D e c i m a l " > V a r P c t T o t a l 3 < / V a r P c t T o t a l 3 > - 
-         < V a r P c t T o t a l 4   E l e m e n t T y p e = " C o l u m n "   E l e m e n t I d = " 7 9 7 6 0 4 7 1 "   D a t a T y p e = " D e c i m a l " > V a r P c t T o t a l 4 < / V a r P c t T o t a l 4 > - 
-         < V a r P c t T o t a l 5   E l e m e n t T y p e = " C o l u m n "   E l e m e n t I d = " 7 1 7 4 5 7 0 8 8 "   D a t a T y p e = " D e c i m a l " > V a r P c t T o t a l 5 < / V a r P c t T o t a l 5 > - 
-         < V a r P c t T o t a l 6   E l e m e n t T y p e = " C o l u m n "   E l e m e n t I d = " 1 1 9 5 6 3 2 7 6 3 "   D a t a T y p e = " D e c i m a l " > V a r P c t T o t a l 6 < / V a r P c t T o t a l 6 > - 
-     < / T o t a l s > - 
- < / N a v W o r d R e p o r t X m l P a r t > 
+<file path=customXml/item2.xml><?xml version="1.0" encoding="utf-8"?>
+<NavWordReportXmlPart xmlns="urn:microsoft-dynamics-nav/reports/Production_Order_Statistics/99000791/">
+  <BCReportInformation>
+    <ReportMetadata>
+      <ExtensionId>Extension ID</ExtensionId>
+      <ExtensionName>Extension Name</ExtensionName>
+      <ExtensionPublisher>Extension Publisher</ExtensionPublisher>
+      <ExtensionVersion>Extension Version</ExtensionVersion>
+      <ReportId>Report ID</ReportId>
+      <ReportName>Report Name</ReportName>
+      <AboutThisReportTitle>About This Report Title</AboutThisReportTitle>
+      <AboutThisReportText>About This Report Text</AboutThisReportText>
+      <ReportHelpLink>Report Help Link</ReportHelpLink>
+    </ReportMetadata>
+    <ReportRequest>
+      <TenantEntraId>Tenant Entra Id</TenantEntraId>
+      <EnvironmentName>Environment Name</EnvironmentName>
+      <EnvironmentType>Environment Type</EnvironmentType>
+      <CompanyName>Company Name</CompanyName>
+      <CompanyDisplayName>Company Display Name</CompanyDisplayName>
+      <CompanyId>Company ID</CompanyId>
+      <UserName>User Name</UserName>
+      <DateAndTime>Date and Time</DateAndTime>
+      <Language>Language</Language>
+      <FormatRegion>Format Region</FormatRegion>
+      <DateTimeValues>
+        <Year>Year</Year>
+        <MonthNumber>Month Number</MonthNumber>
+        <DayNumber>Day Number</DayNumber>
+        <Hour>Hour</Hour>
+        <Minute>Minute</Minute>
+      </DateTimeValues>
+    </ReportRequest>
+  </BCReportInformation>
+  <Labels>
+    <AboutTheReportLabel>AboutTheReportLabel</AboutTheReportLabel>
+    <ActCost1Label>ActCost1Label</ActCost1Label>
+    <ActCost2Label>ActCost2Label</ActCost2Label>
+    <ActCost3Label>ActCost3Label</ActCost3Label>
+    <ActCost4Label>ActCost4Label</ActCost4Label>
+    <ActCost5Label>ActCost5Label</ActCost5Label>
+    <ActCost6Label>ActCost6Label</ActCost6Label>
+    <CompanyLabel>CompanyLabel</CompanyLabel>
+    <DataRetrieved>DataRetrieved</DataRetrieved>
+    <Desc_ProdOrderCaption>Desc_ProdOrderCaption</Desc_ProdOrderCaption>
+    <DocumentationLabel>DocumentationLabel</DocumentationLabel>
+    <EnvironmentLabel>EnvironmentLabel</EnvironmentLabel>
+    <ExpCost1Label>ExpCost1Label</ExpCost1Label>
+    <ExpCost2Label>ExpCost2Label</ExpCost2Label>
+    <ExpCost3Label>ExpCost3Label</ExpCost3Label>
+    <ExpCost4Label>ExpCost4Label</ExpCost4Label>
+    <ExpCost5Label>ExpCost5Label</ExpCost5Label>
+    <ExpCost6Label>ExpCost6Label</ExpCost6Label>
+    <No_ProdOrderCaption>No_ProdOrderCaption</No_ProdOrderCaption>
+    <PostingDateFilterLabel>PostingDateFilterLabel</PostingDateFilterLabel>
+    <ProdOrderStatistics>ProdOrderStatistics</ProdOrderStatistics>
+    <ProdOrderStatsAnalysis>ProdOrderStatsAnalysis</ProdOrderStatsAnalysis>
+    <ProdOrderStatsPrint>ProdOrderStatsPrint</ProdOrderStatsPrint>
+    <Quantity_ProdOrderCaption>Quantity_ProdOrderCaption</Quantity_ProdOrderCaption>
+    <ReportNameLabel>ReportNameLabel</ReportNameLabel>
+    <RunOnLabel>RunOnLabel</RunOnLabel>
+    <Status_ProdOrderCaption>Status_ProdOrderCaption</Status_ProdOrderCaption>
+    <UserLabel>UserLabel</UserLabel>
+    <VarPct1Label>VarPct1Label</VarPct1Label>
+    <VarPct2Label>VarPct2Label</VarPct2Label>
+    <VarPct3Label>VarPct3Label</VarPct3Label>
+    <VarPct4Label>VarPct4Label</VarPct4Label>
+    <VarPct5Label>VarPct5Label</VarPct5Label>
+    <VarPct6Label>VarPct6Label</VarPct6Label>
+  </Labels>
+  <Production_Order>
+    <ActCost1>ActCost1</ActCost1>
+    <ActCost2>ActCost2</ActCost2>
+    <ActCost3>ActCost3</ActCost3>
+    <ActCost4>ActCost4</ActCost4>
+    <ActCost5>ActCost5</ActCost5>
+    <ActCost6>ActCost6</ActCost6>
+    <ActualCaption>ActualCaption</ActualCaption>
+    <CapacityCostCaption>CapacityCostCaption</CapacityCostCaption>
+    <CapOverheadCostCaption>CapOverheadCostCaption</CapOverheadCostCaption>
+    <CompanyName>CompanyName</CompanyName>
+    <CurrReportPageNoCaption>CurrReportPageNoCaption</CurrReportPageNoCaption>
+    <Desc_ProdOrder>Desc_ProdOrder</Desc_ProdOrder>
+    <DeviationCaption>DeviationCaption</DeviationCaption>
+    <ExpCost1>ExpCost1</ExpCost1>
+    <ExpCost2>ExpCost2</ExpCost2>
+    <ExpCost3>ExpCost3</ExpCost3>
+    <ExpCost4>ExpCost4</ExpCost4>
+    <ExpCost5>ExpCost5</ExpCost5>
+    <ExpCost6>ExpCost6</ExpCost6>
+    <ExpectedCaption>ExpectedCaption</ExpectedCaption>
+    <MaterialCostCaption>MaterialCostCaption</MaterialCostCaption>
+    <MatOverheadCostCaption>MatOverheadCostCaption</MatOverheadCostCaption>
+    <No_ProdOrder>No_ProdOrder</No_ProdOrder>
+    <ProdOrderFilter>ProdOrderFilter</ProdOrderFilter>
+    <ProdOrderStatisticsCapt>ProdOrderStatisticsCapt</ProdOrderStatisticsCapt>
+    <ProdOrderTableCaptionFilt>ProdOrderTableCaptionFilt</ProdOrderTableCaptionFilt>
+    <Quantity_ProdOrder>Quantity_ProdOrder</Quantity_ProdOrder>
+    <Status_ProdOrder>Status_ProdOrder</Status_ProdOrder>
+    <SubcontractedCostCaption>SubcontractedCostCaption</SubcontractedCostCaption>
+    <TotalCaption>TotalCaption</TotalCaption>
+    <TotalCostCaption>TotalCostCaption</TotalCostCaption>
+    <VarPct1>VarPct1</VarPct1>
+    <VarPct2>VarPct2</VarPct2>
+    <VarPct3>VarPct3</VarPct3>
+    <VarPct4>VarPct4</VarPct4>
+    <VarPct5>VarPct5</VarPct5>
+    <VarPct6>VarPct6</VarPct6>
+  </Production_Order>
+  <Totals>
+    <ActCostTotal1>ActCostTotal1</ActCostTotal1>
+    <ActCostTotal2>ActCostTotal2</ActCostTotal2>
+    <ActCostTotal3>ActCostTotal3</ActCostTotal3>
+    <ActCostTotal4>ActCostTotal4</ActCostTotal4>
+    <ActCostTotal5>ActCostTotal5</ActCostTotal5>
+    <ActCostTotal6>ActCostTotal6</ActCostTotal6>
+    <ExpCostTotal1>ExpCostTotal1</ExpCostTotal1>
+    <ExpCostTotal2>ExpCostTotal2</ExpCostTotal2>
+    <ExpCostTotal3>ExpCostTotal3</ExpCostTotal3>
+    <ExpCostTotal4>ExpCostTotal4</ExpCostTotal4>
+    <ExpCostTotal5>ExpCostTotal5</ExpCostTotal5>
+    <ExpCostTotal6>ExpCostTotal6</ExpCostTotal6>
+    <VarPctTotal1>VarPctTotal1</VarPctTotal1>
+    <VarPctTotal2>VarPctTotal2</VarPctTotal2>
+    <VarPctTotal3>VarPctTotal3</VarPctTotal3>
+    <VarPctTotal4>VarPctTotal4</VarPctTotal4>
+    <VarPctTotal5>VarPctTotal5</VarPctTotal5>
+    <VarPctTotal6>VarPctTotal6</VarPctTotal6>
+  </Totals>
+</NavWordReportXmlPart>
 </file>
 
 <file path=customXml/itemProps1.xml><?xml version="1.0" encoding="utf-8"?>

--- a/src/Layers/W1/BaseApp/Manufacturing/Reports/ProdOrderStatisticsWord.docx
+++ b/src/Layers/W1/BaseApp/Manufacturing/Reports/ProdOrderStatisticsWord.docx
@@ -1214,7 +1214,7 @@
                       <w:szCs w:val="16"/>
                     </w:rPr>
                     <w:alias w:val="#Nav: /Production_Order/Status_ProdOrder"/>
-                    <w:tag w:val="#Nav: Production_Order_Statistics/50000"/>
+                    <w:tag w:val="#Nav: Production_Order_Statistics/99000791"/>
                     <w:id w:val="170003885"/>
                     <w:placeholder>
                       <w:docPart w:val="B779E9713FA44180AE18CE9D27AE73C0"/>
@@ -1255,7 +1255,7 @@
                       <w:szCs w:val="16"/>
                     </w:rPr>
                     <w:alias w:val="#Nav: /Production_Order/No_ProdOrder"/>
-                    <w:tag w:val="#Nav: Production_Order_Statistics/50000"/>
+                    <w:tag w:val="#Nav: Production_Order_Statistics/99000791"/>
                     <w:id w:val="1749385317"/>
                     <w:placeholder>
                       <w:docPart w:val="B9CA3BC41EB04BF78C57E9F50A15E0EE"/>
@@ -1296,7 +1296,7 @@
                       <w:szCs w:val="16"/>
                     </w:rPr>
                     <w:alias w:val="#Nav: /Production_Order/Desc_ProdOrder"/>
-                    <w:tag w:val="#Nav: Production_Order_Statistics/50000"/>
+                    <w:tag w:val="#Nav: Production_Order_Statistics/99000791"/>
                     <w:id w:val="1334411141"/>
                     <w:placeholder>
                       <w:docPart w:val="1F74467D7824448DA7C4D86E58DA3DAE"/>
@@ -1550,7 +1550,7 @@
                       <w:szCs w:val="16"/>
                     </w:rPr>
                     <w:alias w:val="#Nav: /Production_Order/ExpCost1"/>
-                    <w:tag w:val="#Nav: Production_Order_Statistics/50000"/>
+                    <w:tag w:val="#Nav: Production_Order_Statistics/99000791"/>
                     <w:id w:val="1596587094"/>
                     <w:placeholder>
                       <w:docPart w:val="D20301CED8C94EF5B2233F4E6F7C7009"/>
@@ -1591,7 +1591,7 @@
                       <w:szCs w:val="16"/>
                     </w:rPr>
                     <w:alias w:val="#Nav: /Production_Order/ExpCost2"/>
-                    <w:tag w:val="#Nav: FS_YSR_ProdOrderStatistics/50000"/>
+                    <w:tag w:val="#Nav: Production_Order_Statistics/99000791"/>
                     <w:id w:val="-689918623"/>
                     <w:placeholder>
                       <w:docPart w:val="E3B94456553F4A5DBC3E074798CAA6B0"/>
@@ -1631,7 +1631,7 @@
                       <w:szCs w:val="16"/>
                     </w:rPr>
                     <w:alias w:val="#Nav: /Production_Order/ExpCost3"/>
-                    <w:tag w:val="#Nav: FS_YSR_ProdOrderStatistics/50000"/>
+                    <w:tag w:val="#Nav: Production_Order_Statistics/99000791"/>
                     <w:id w:val="-1566941679"/>
                     <w:placeholder>
                       <w:docPart w:val="E3B94456553F4A5DBC3E074798CAA6B0"/>
@@ -1671,7 +1671,7 @@
                       <w:szCs w:val="16"/>
                     </w:rPr>
                     <w:alias w:val="#Nav: /Production_Order/ExpCost4"/>
-                    <w:tag w:val="#Nav: FS_YSR_ProdOrderStatistics/50000"/>
+                    <w:tag w:val="#Nav: Production_Order_Statistics/99000791"/>
                     <w:id w:val="1725486932"/>
                     <w:placeholder>
                       <w:docPart w:val="E3B94456553F4A5DBC3E074798CAA6B0"/>
@@ -1711,7 +1711,7 @@
                       <w:szCs w:val="16"/>
                     </w:rPr>
                     <w:alias w:val="#Nav: /Production_Order/ExpCost5"/>
-                    <w:tag w:val="#Nav: FS_YSR_ProdOrderStatistics/50000"/>
+                    <w:tag w:val="#Nav: Production_Order_Statistics/99000791"/>
                     <w:id w:val="676457722"/>
                     <w:placeholder>
                       <w:docPart w:val="E3B94456553F4A5DBC3E074798CAA6B0"/>
@@ -1751,7 +1751,7 @@
                       <w:szCs w:val="16"/>
                     </w:rPr>
                     <w:alias w:val="#Nav: /Production_Order/ExpCost6"/>
-                    <w:tag w:val="#Nav: FS_YSR_ProdOrderStatistics/50000"/>
+                    <w:tag w:val="#Nav: Production_Order_Statistics/99000791"/>
                     <w:id w:val="-516540501"/>
                     <w:placeholder>
                       <w:docPart w:val="E3B94456553F4A5DBC3E074798CAA6B0"/>
@@ -1878,7 +1878,7 @@
                       <w:szCs w:val="16"/>
                     </w:rPr>
                     <w:alias w:val="#Nav: /Production_Order/ActCost1"/>
-                    <w:tag w:val="#Nav: Production_Order_Statistics/50000"/>
+                    <w:tag w:val="#Nav: Production_Order_Statistics/99000791"/>
                     <w:id w:val="975878672"/>
                     <w:placeholder>
                       <w:docPart w:val="EAB86374B3A941E8B7994126FCC43ADC"/>
@@ -1919,7 +1919,7 @@
                       <w:szCs w:val="16"/>
                     </w:rPr>
                     <w:alias w:val="#Nav: /Production_Order/ActCost2"/>
-                    <w:tag w:val="#Nav: FS_YSR_ProdOrderStatistics/50000"/>
+                    <w:tag w:val="#Nav: Production_Order_Statistics/99000791"/>
                     <w:id w:val="-643739109"/>
                     <w:placeholder>
                       <w:docPart w:val="E3B94456553F4A5DBC3E074798CAA6B0"/>
@@ -1959,7 +1959,7 @@
                       <w:szCs w:val="16"/>
                     </w:rPr>
                     <w:alias w:val="#Nav: /Production_Order/ActCost3"/>
-                    <w:tag w:val="#Nav: FS_YSR_ProdOrderStatistics/50000"/>
+                    <w:tag w:val="#Nav: Production_Order_Statistics/99000791"/>
                     <w:id w:val="2141921695"/>
                     <w:placeholder>
                       <w:docPart w:val="E3B94456553F4A5DBC3E074798CAA6B0"/>
@@ -1999,7 +1999,7 @@
                       <w:szCs w:val="16"/>
                     </w:rPr>
                     <w:alias w:val="#Nav: /Production_Order/ActCost4"/>
-                    <w:tag w:val="#Nav: FS_YSR_ProdOrderStatistics/50000"/>
+                    <w:tag w:val="#Nav: Production_Order_Statistics/99000791"/>
                     <w:id w:val="-314184514"/>
                     <w:placeholder>
                       <w:docPart w:val="E3B94456553F4A5DBC3E074798CAA6B0"/>
@@ -2039,7 +2039,7 @@
                       <w:szCs w:val="16"/>
                     </w:rPr>
                     <w:alias w:val="#Nav: /Production_Order/ActCost5"/>
-                    <w:tag w:val="#Nav: FS_YSR_ProdOrderStatistics/50000"/>
+                    <w:tag w:val="#Nav: Production_Order_Statistics/99000791"/>
                     <w:id w:val="-530956652"/>
                     <w:placeholder>
                       <w:docPart w:val="E3B94456553F4A5DBC3E074798CAA6B0"/>
@@ -2079,7 +2079,7 @@
                       <w:szCs w:val="16"/>
                     </w:rPr>
                     <w:alias w:val="#Nav: /Production_Order/ActCost6"/>
-                    <w:tag w:val="#Nav: FS_YSR_ProdOrderStatistics/50000"/>
+                    <w:tag w:val="#Nav: Production_Order_Statistics/99000791"/>
                     <w:id w:val="1388994106"/>
                     <w:placeholder>
                       <w:docPart w:val="E3B94456553F4A5DBC3E074798CAA6B0"/>
@@ -2209,7 +2209,7 @@
                       <w:szCs w:val="16"/>
                     </w:rPr>
                     <w:alias w:val="#Nav: /Production_Order/VarPct1"/>
-                    <w:tag w:val="#Nav: Production_Order_Statistics/50000"/>
+                    <w:tag w:val="#Nav: Production_Order_Statistics/99000791"/>
                     <w:id w:val="-2047287764"/>
                     <w:placeholder>
                       <w:docPart w:val="F6FF681E22894FD788C18F42C52034D2"/>
@@ -2250,7 +2250,7 @@
                       <w:szCs w:val="16"/>
                     </w:rPr>
                     <w:alias w:val="#Nav: /Production_Order/VarPct2"/>
-                    <w:tag w:val="#Nav: FS_YSR_ProdOrderStatistics/50000"/>
+                    <w:tag w:val="#Nav: Production_Order_Statistics/99000791"/>
                     <w:id w:val="596755664"/>
                     <w:placeholder>
                       <w:docPart w:val="E3B94456553F4A5DBC3E074798CAA6B0"/>
@@ -2290,7 +2290,7 @@
                       <w:szCs w:val="16"/>
                     </w:rPr>
                     <w:alias w:val="#Nav: /Production_Order/VarPct3"/>
-                    <w:tag w:val="#Nav: FS_YSR_ProdOrderStatistics/50000"/>
+                    <w:tag w:val="#Nav: Production_Order_Statistics/99000791"/>
                     <w:id w:val="552432371"/>
                     <w:placeholder>
                       <w:docPart w:val="E3B94456553F4A5DBC3E074798CAA6B0"/>
@@ -2330,7 +2330,7 @@
                       <w:szCs w:val="16"/>
                     </w:rPr>
                     <w:alias w:val="#Nav: /Production_Order/VarPct4"/>
-                    <w:tag w:val="#Nav: FS_YSR_ProdOrderStatistics/50000"/>
+                    <w:tag w:val="#Nav: Production_Order_Statistics/99000791"/>
                     <w:id w:val="-1417940126"/>
                     <w:placeholder>
                       <w:docPart w:val="E3B94456553F4A5DBC3E074798CAA6B0"/>
@@ -2370,7 +2370,7 @@
                       <w:szCs w:val="16"/>
                     </w:rPr>
                     <w:alias w:val="#Nav: /Production_Order/VarPct5"/>
-                    <w:tag w:val="#Nav: FS_YSR_ProdOrderStatistics/50000"/>
+                    <w:tag w:val="#Nav: Production_Order_Statistics/99000791"/>
                     <w:id w:val="764809984"/>
                     <w:placeholder>
                       <w:docPart w:val="E3B94456553F4A5DBC3E074798CAA6B0"/>
@@ -2410,7 +2410,7 @@
                       <w:szCs w:val="16"/>
                     </w:rPr>
                     <w:alias w:val="#Nav: /Production_Order/VarPct6"/>
-                    <w:tag w:val="#Nav: FS_YSR_ProdOrderStatistics/50000"/>
+                    <w:tag w:val="#Nav: Production_Order_Statistics/99000791"/>
                     <w:id w:val="251395600"/>
                     <w:placeholder>
                       <w:docPart w:val="E3B94456553F4A5DBC3E074798CAA6B0"/>
@@ -2894,7 +2894,7 @@
                       <w:szCs w:val="16"/>
                     </w:rPr>
                     <w:alias w:val="#Nav: /Totals/ExpCostTotal1"/>
-                    <w:tag w:val="#Nav: FS_YSR_ProdOrderStatistics/50000"/>
+                    <w:tag w:val="#Nav: Production_Order_Statistics/99000791"/>
                     <w:id w:val="233061432"/>
                     <w:placeholder>
                       <w:docPart w:val="E3B94456553F4A5DBC3E074798CAA6B0"/>
@@ -2940,7 +2940,7 @@
                       <w:szCs w:val="16"/>
                     </w:rPr>
                     <w:alias w:val="#Nav: /Totals/ExpCostTotal2"/>
-                    <w:tag w:val="#Nav: FS_YSR_ProdOrderStatistics/50000"/>
+                    <w:tag w:val="#Nav: Production_Order_Statistics/99000791"/>
                     <w:id w:val="1834794704"/>
                     <w:placeholder>
                       <w:docPart w:val="E3B94456553F4A5DBC3E074798CAA6B0"/>
@@ -2986,7 +2986,7 @@
                       <w:szCs w:val="16"/>
                     </w:rPr>
                     <w:alias w:val="#Nav: /Totals/ExpCostTotal3"/>
-                    <w:tag w:val="#Nav: FS_YSR_ProdOrderStatistics/50000"/>
+                    <w:tag w:val="#Nav: Production_Order_Statistics/99000791"/>
                     <w:id w:val="504566190"/>
                     <w:placeholder>
                       <w:docPart w:val="E3B94456553F4A5DBC3E074798CAA6B0"/>
@@ -3032,7 +3032,7 @@
                       <w:szCs w:val="16"/>
                     </w:rPr>
                     <w:alias w:val="#Nav: /Totals/ExpCostTotal4"/>
-                    <w:tag w:val="#Nav: FS_YSR_ProdOrderStatistics/50000"/>
+                    <w:tag w:val="#Nav: Production_Order_Statistics/99000791"/>
                     <w:id w:val="-951400335"/>
                     <w:placeholder>
                       <w:docPart w:val="E3B94456553F4A5DBC3E074798CAA6B0"/>
@@ -3078,7 +3078,7 @@
                       <w:szCs w:val="16"/>
                     </w:rPr>
                     <w:alias w:val="#Nav: /Totals/ExpCostTotal5"/>
-                    <w:tag w:val="#Nav: FS_YSR_ProdOrderStatistics/50000"/>
+                    <w:tag w:val="#Nav: Production_Order_Statistics/99000791"/>
                     <w:id w:val="2024509449"/>
                     <w:placeholder>
                       <w:docPart w:val="E3B94456553F4A5DBC3E074798CAA6B0"/>
@@ -3124,7 +3124,7 @@
                       <w:szCs w:val="16"/>
                     </w:rPr>
                     <w:alias w:val="#Nav: /Totals/ExpCostTotal6"/>
-                    <w:tag w:val="#Nav: FS_YSR_ProdOrderStatistics/50000"/>
+                    <w:tag w:val="#Nav: Production_Order_Statistics/99000791"/>
                     <w:id w:val="-250733487"/>
                     <w:placeholder>
                       <w:docPart w:val="E3B94456553F4A5DBC3E074798CAA6B0"/>
@@ -3246,7 +3246,7 @@
                       <w:szCs w:val="16"/>
                     </w:rPr>
                     <w:alias w:val="#Nav: /Totals/ActCostTotal1"/>
-                    <w:tag w:val="#Nav: FS_YSR_ProdOrderStatistics/50000"/>
+                    <w:tag w:val="#Nav: Production_Order_Statistics/99000791"/>
                     <w:id w:val="-298390045"/>
                     <w:placeholder>
                       <w:docPart w:val="E3B94456553F4A5DBC3E074798CAA6B0"/>
@@ -3292,7 +3292,7 @@
                       <w:szCs w:val="16"/>
                     </w:rPr>
                     <w:alias w:val="#Nav: /Totals/ActCostTotal2"/>
-                    <w:tag w:val="#Nav: FS_YSR_ProdOrderStatistics/50000"/>
+                    <w:tag w:val="#Nav: Production_Order_Statistics/99000791"/>
                     <w:id w:val="-1305071055"/>
                     <w:placeholder>
                       <w:docPart w:val="E3B94456553F4A5DBC3E074798CAA6B0"/>
@@ -3338,7 +3338,7 @@
                       <w:szCs w:val="16"/>
                     </w:rPr>
                     <w:alias w:val="#Nav: /Totals/ActCostTotal3"/>
-                    <w:tag w:val="#Nav: FS_YSR_ProdOrderStatistics/50000"/>
+                    <w:tag w:val="#Nav: Production_Order_Statistics/99000791"/>
                     <w:id w:val="-563253088"/>
                     <w:placeholder>
                       <w:docPart w:val="E3B94456553F4A5DBC3E074798CAA6B0"/>
@@ -3384,7 +3384,7 @@
                       <w:szCs w:val="16"/>
                     </w:rPr>
                     <w:alias w:val="#Nav: /Totals/ActCostTotal4"/>
-                    <w:tag w:val="#Nav: FS_YSR_ProdOrderStatistics/50000"/>
+                    <w:tag w:val="#Nav: Production_Order_Statistics/99000791"/>
                     <w:id w:val="-1407994946"/>
                     <w:placeholder>
                       <w:docPart w:val="E3B94456553F4A5DBC3E074798CAA6B0"/>
@@ -3430,7 +3430,7 @@
                       <w:szCs w:val="16"/>
                     </w:rPr>
                     <w:alias w:val="#Nav: /Totals/ActCostTotal5"/>
-                    <w:tag w:val="#Nav: FS_YSR_ProdOrderStatistics/50000"/>
+                    <w:tag w:val="#Nav: Production_Order_Statistics/99000791"/>
                     <w:id w:val="613105683"/>
                     <w:placeholder>
                       <w:docPart w:val="E3B94456553F4A5DBC3E074798CAA6B0"/>
@@ -3476,7 +3476,7 @@
                       <w:szCs w:val="16"/>
                     </w:rPr>
                     <w:alias w:val="#Nav: /Totals/ActCostTotal6"/>
-                    <w:tag w:val="#Nav: FS_YSR_ProdOrderStatistics/50000"/>
+                    <w:tag w:val="#Nav: Production_Order_Statistics/99000791"/>
                     <w:id w:val="-104045015"/>
                     <w:placeholder>
                       <w:docPart w:val="E3B94456553F4A5DBC3E074798CAA6B0"/>
@@ -3608,7 +3608,7 @@
                       <w:szCs w:val="16"/>
                     </w:rPr>
                     <w:alias w:val="#Nav: /Totals/VarPctTotal1"/>
-                    <w:tag w:val="#Nav: FS_YSR_ProdOrderStatistics/50000"/>
+                    <w:tag w:val="#Nav: Production_Order_Statistics/99000791"/>
                     <w:id w:val="1975554713"/>
                     <w:placeholder>
                       <w:docPart w:val="E3B94456553F4A5DBC3E074798CAA6B0"/>
@@ -3654,7 +3654,7 @@
                       <w:szCs w:val="16"/>
                     </w:rPr>
                     <w:alias w:val="#Nav: /Totals/VarPctTotal2"/>
-                    <w:tag w:val="#Nav: FS_YSR_ProdOrderStatistics/50000"/>
+                    <w:tag w:val="#Nav: Production_Order_Statistics/99000791"/>
                     <w:id w:val="-1760438381"/>
                     <w:placeholder>
                       <w:docPart w:val="E3B94456553F4A5DBC3E074798CAA6B0"/>
@@ -3700,7 +3700,7 @@
                       <w:szCs w:val="16"/>
                     </w:rPr>
                     <w:alias w:val="#Nav: /Totals/VarPctTotal3"/>
-                    <w:tag w:val="#Nav: FS_YSR_ProdOrderStatistics/50000"/>
+                    <w:tag w:val="#Nav: Production_Order_Statistics/99000791"/>
                     <w:id w:val="377061142"/>
                     <w:placeholder>
                       <w:docPart w:val="E3B94456553F4A5DBC3E074798CAA6B0"/>
@@ -3746,7 +3746,7 @@
                       <w:szCs w:val="16"/>
                     </w:rPr>
                     <w:alias w:val="#Nav: /Totals/VarPctTotal4"/>
-                    <w:tag w:val="#Nav: FS_YSR_ProdOrderStatistics/50000"/>
+                    <w:tag w:val="#Nav: Production_Order_Statistics/99000791"/>
                     <w:id w:val="2105067567"/>
                     <w:placeholder>
                       <w:docPart w:val="E3B94456553F4A5DBC3E074798CAA6B0"/>
@@ -3792,7 +3792,7 @@
                       <w:szCs w:val="16"/>
                     </w:rPr>
                     <w:alias w:val="#Nav: /Totals/VarPctTotal5"/>
-                    <w:tag w:val="#Nav: FS_YSR_ProdOrderStatistics/50000"/>
+                    <w:tag w:val="#Nav: Production_Order_Statistics/99000791"/>
                     <w:id w:val="-2113039930"/>
                     <w:placeholder>
                       <w:docPart w:val="E3B94456553F4A5DBC3E074798CAA6B0"/>
@@ -3838,7 +3838,7 @@
                       <w:szCs w:val="16"/>
                     </w:rPr>
                     <w:alias w:val="#Nav: /Totals/VarPctTotal6"/>
-                    <w:tag w:val="#Nav: FS_YSR_ProdOrderStatistics/50000"/>
+                    <w:tag w:val="#Nav: Production_Order_Statistics/99000791"/>
                     <w:id w:val="-1342689643"/>
                     <w:placeholder>
                       <w:docPart w:val="E3B94456553F4A5DBC3E074798CAA6B0"/>
@@ -6022,136 +6022,714 @@
 <b:Sources xmlns:b="http://schemas.openxmlformats.org/officeDocument/2006/bibliography" xmlns="http://schemas.openxmlformats.org/officeDocument/2006/bibliography" SelectedStyle="\APASixthEditionOfficeOnline.xsl" StyleName="APA" Version="6"/>
 </file>
 
-<file path=customXml/item2.xml><?xml version="1.0" encoding="utf-8"?>
-<NavWordReportXmlPart xmlns="urn:microsoft-dynamics-nav/reports/Production_Order_Statistics/99000791/">
-  <BCReportInformation>
-    <ReportMetadata>
-      <ExtensionId>Extension ID</ExtensionId>
-      <ExtensionName>Extension Name</ExtensionName>
-      <ExtensionPublisher>Extension Publisher</ExtensionPublisher>
-      <ExtensionVersion>Extension Version</ExtensionVersion>
-      <ReportId>Report ID</ReportId>
-      <ReportName>Report Name</ReportName>
-      <AboutThisReportTitle>About This Report Title</AboutThisReportTitle>
-      <AboutThisReportText>About This Report Text</AboutThisReportText>
-      <ReportHelpLink>Report Help Link</ReportHelpLink>
-    </ReportMetadata>
-    <ReportRequest>
-      <TenantEntraId>Tenant Entra Id</TenantEntraId>
-      <EnvironmentName>Environment Name</EnvironmentName>
-      <EnvironmentType>Environment Type</EnvironmentType>
-      <CompanyName>Company Name</CompanyName>
-      <CompanyDisplayName>Company Display Name</CompanyDisplayName>
-      <CompanyId>Company ID</CompanyId>
-      <UserName>User Name</UserName>
-      <DateAndTime>Date and Time</DateAndTime>
-      <Language>Language</Language>
-      <FormatRegion>Format Region</FormatRegion>
-      <DateTimeValues>
-        <Year>Year</Year>
-        <MonthNumber>Month Number</MonthNumber>
-        <DayNumber>Day Number</DayNumber>
-        <Hour>Hour</Hour>
-        <Minute>Minute</Minute>
-      </DateTimeValues>
-    </ReportRequest>
-  </BCReportInformation>
-  <Labels>
-    <AboutTheReportLabel>AboutTheReportLabel</AboutTheReportLabel>
-    <ActCost1Label>ActCost1Label</ActCost1Label>
-    <ActCost2Label>ActCost2Label</ActCost2Label>
-    <ActCost3Label>ActCost3Label</ActCost3Label>
-    <ActCost4Label>ActCost4Label</ActCost4Label>
-    <ActCost5Label>ActCost5Label</ActCost5Label>
-    <ActCost6Label>ActCost6Label</ActCost6Label>
-    <CompanyLabel>CompanyLabel</CompanyLabel>
-    <DataRetrieved>DataRetrieved</DataRetrieved>
-    <Desc_ProdOrderCaption>Desc_ProdOrderCaption</Desc_ProdOrderCaption>
-    <DocumentationLabel>DocumentationLabel</DocumentationLabel>
-    <EnvironmentLabel>EnvironmentLabel</EnvironmentLabel>
-    <ExpCost1Label>ExpCost1Label</ExpCost1Label>
-    <ExpCost2Label>ExpCost2Label</ExpCost2Label>
-    <ExpCost3Label>ExpCost3Label</ExpCost3Label>
-    <ExpCost4Label>ExpCost4Label</ExpCost4Label>
-    <ExpCost5Label>ExpCost5Label</ExpCost5Label>
-    <ExpCost6Label>ExpCost6Label</ExpCost6Label>
-    <No_ProdOrderCaption>No_ProdOrderCaption</No_ProdOrderCaption>
-    <PostingDateFilterLabel>PostingDateFilterLabel</PostingDateFilterLabel>
-    <ProdOrderStatistics>ProdOrderStatistics</ProdOrderStatistics>
-    <ProdOrderStatsAnalysis>ProdOrderStatsAnalysis</ProdOrderStatsAnalysis>
-    <ProdOrderStatsPrint>ProdOrderStatsPrint</ProdOrderStatsPrint>
-    <Quantity_ProdOrderCaption>Quantity_ProdOrderCaption</Quantity_ProdOrderCaption>
-    <ReportNameLabel>ReportNameLabel</ReportNameLabel>
-    <RunOnLabel>RunOnLabel</RunOnLabel>
-    <Status_ProdOrderCaption>Status_ProdOrderCaption</Status_ProdOrderCaption>
-    <UserLabel>UserLabel</UserLabel>
-    <VarPct1Label>VarPct1Label</VarPct1Label>
-    <VarPct2Label>VarPct2Label</VarPct2Label>
-    <VarPct3Label>VarPct3Label</VarPct3Label>
-    <VarPct4Label>VarPct4Label</VarPct4Label>
-    <VarPct5Label>VarPct5Label</VarPct5Label>
-    <VarPct6Label>VarPct6Label</VarPct6Label>
-  </Labels>
-  <Production_Order>
-    <ActCost1>ActCost1</ActCost1>
-    <ActCost2>ActCost2</ActCost2>
-    <ActCost3>ActCost3</ActCost3>
-    <ActCost4>ActCost4</ActCost4>
-    <ActCost5>ActCost5</ActCost5>
-    <ActCost6>ActCost6</ActCost6>
-    <ActualCaption>ActualCaption</ActualCaption>
-    <CapacityCostCaption>CapacityCostCaption</CapacityCostCaption>
-    <CapOverheadCostCaption>CapOverheadCostCaption</CapOverheadCostCaption>
-    <CompanyName>CompanyName</CompanyName>
-    <CurrReportPageNoCaption>CurrReportPageNoCaption</CurrReportPageNoCaption>
-    <Desc_ProdOrder>Desc_ProdOrder</Desc_ProdOrder>
-    <DeviationCaption>DeviationCaption</DeviationCaption>
-    <ExpCost1>ExpCost1</ExpCost1>
-    <ExpCost2>ExpCost2</ExpCost2>
-    <ExpCost3>ExpCost3</ExpCost3>
-    <ExpCost4>ExpCost4</ExpCost4>
-    <ExpCost5>ExpCost5</ExpCost5>
-    <ExpCost6>ExpCost6</ExpCost6>
-    <ExpectedCaption>ExpectedCaption</ExpectedCaption>
-    <MaterialCostCaption>MaterialCostCaption</MaterialCostCaption>
-    <MatOverheadCostCaption>MatOverheadCostCaption</MatOverheadCostCaption>
-    <No_ProdOrder>No_ProdOrder</No_ProdOrder>
-    <ProdOrderFilter>ProdOrderFilter</ProdOrderFilter>
-    <ProdOrderStatisticsCapt>ProdOrderStatisticsCapt</ProdOrderStatisticsCapt>
-    <ProdOrderTableCaptionFilt>ProdOrderTableCaptionFilt</ProdOrderTableCaptionFilt>
-    <Quantity_ProdOrder>Quantity_ProdOrder</Quantity_ProdOrder>
-    <Status_ProdOrder>Status_ProdOrder</Status_ProdOrder>
-    <SubcontractedCostCaption>SubcontractedCostCaption</SubcontractedCostCaption>
-    <TotalCaption>TotalCaption</TotalCaption>
-    <TotalCostCaption>TotalCostCaption</TotalCostCaption>
-    <VarPct1>VarPct1</VarPct1>
-    <VarPct2>VarPct2</VarPct2>
-    <VarPct3>VarPct3</VarPct3>
-    <VarPct4>VarPct4</VarPct4>
-    <VarPct5>VarPct5</VarPct5>
-    <VarPct6>VarPct6</VarPct6>
-  </Production_Order>
-  <Totals>
-    <ActCostTotal1>ActCostTotal1</ActCostTotal1>
-    <ActCostTotal2>ActCostTotal2</ActCostTotal2>
-    <ActCostTotal3>ActCostTotal3</ActCostTotal3>
-    <ActCostTotal4>ActCostTotal4</ActCostTotal4>
-    <ActCostTotal5>ActCostTotal5</ActCostTotal5>
-    <ActCostTotal6>ActCostTotal6</ActCostTotal6>
-    <ExpCostTotal1>ExpCostTotal1</ExpCostTotal1>
-    <ExpCostTotal2>ExpCostTotal2</ExpCostTotal2>
-    <ExpCostTotal3>ExpCostTotal3</ExpCostTotal3>
-    <ExpCostTotal4>ExpCostTotal4</ExpCostTotal4>
-    <ExpCostTotal5>ExpCostTotal5</ExpCostTotal5>
-    <ExpCostTotal6>ExpCostTotal6</ExpCostTotal6>
-    <VarPctTotal1>VarPctTotal1</VarPctTotal1>
-    <VarPctTotal2>VarPctTotal2</VarPctTotal2>
-    <VarPctTotal3>VarPctTotal3</VarPctTotal3>
-    <VarPctTotal4>VarPctTotal4</VarPctTotal4>
-    <VarPctTotal5>VarPctTotal5</VarPctTotal5>
-    <VarPctTotal6>VarPctTotal6</VarPctTotal6>
-  </Totals>
-</NavWordReportXmlPart>
+<file path=customXml/item2.xml>��< ? x m l   v e r s i o n = " 1 . 0 "   e n c o d i n g = " u t f - 1 6 " ? > + 
+ < N a v W o r d R e p o r t X m l P a r t   x m l n s = " u r n : m i c r o s o f t - d y n a m i c s - n a v / r e p o r t s / P r o d u c t i o n _ O r d e r _ S t a t i s t i c s / 9 9 0 0 0 7 9 1 / " > + 
+     < B C R e p o r t I n f o r m a t i o n > + 
+         < R e p o r t M e t a d a t a > + 
+             < E x t e n s i o n I d > E x t e n s i o n   I D < / E x t e n s i o n I d > + 
+             < E x t e n s i o n N a m e > E x t e n s i o n   N a m e < / E x t e n s i o n N a m e > + 
+             < E x t e n s i o n P u b l i s h e r > E x t e n s i o n   P u b l i s h e r < / E x t e n s i o n P u b l i s h e r > + 
+             < E x t e n s i o n V e r s i o n > E x t e n s i o n   V e r s i o n < / E x t e n s i o n V e r s i o n > + 
+             < R e p o r t I d > R e p o r t   I D < / R e p o r t I d > + 
+             < R e p o r t N a m e > R e p o r t   N a m e < / R e p o r t N a m e > + 
+             < R e p o r t C a p t i o n > R e p o r t   C a p t i o n < / R e p o r t C a p t i o n > + 
+             < A b o u t T h i s R e p o r t T i t l e > A b o u t   T h i s   R e p o r t   T i t l e < / A b o u t T h i s R e p o r t T i t l e > + 
+             < A b o u t T h i s R e p o r t T e x t > A b o u t   T h i s   R e p o r t   T e x t < / A b o u t T h i s R e p o r t T e x t > + 
+             < R e p o r t H e l p L i n k > R e p o r t   H e l p   L i n k < / R e p o r t H e l p L i n k > + 
+         < / R e p o r t M e t a d a t a > + 
+         < R e p o r t R e q u e s t > + 
+             < T e n a n t E n t r a I d > T e n a n t   E n t r a   I d < / T e n a n t E n t r a I d > + 
+             < E n v i r o n m e n t N a m e > E n v i r o n m e n t   N a m e < / E n v i r o n m e n t N a m e > + 
+             < E n v i r o n m e n t T y p e > E n v i r o n m e n t   T y p e < / E n v i r o n m e n t T y p e > + 
+             < C o m p a n y N a m e > C o m p a n y   N a m e < / C o m p a n y N a m e > + 
+             < C o m p a n y D i s p l a y N a m e > C o m p a n y   D i s p l a y   N a m e < / C o m p a n y D i s p l a y N a m e > + 
+             < C o m p a n y I d > C o m p a n y   I D < / C o m p a n y I d > + 
+             < U s e r N a m e > U s e r   N a m e < / U s e r N a m e > + 
+             < D a t e A n d T i m e > D a t e   a n d   T i m e < / D a t e A n d T i m e > + 
+             < L a n g u a g e > L a n g u a g e < / L a n g u a g e > + 
+             < F o r m a t R e g i o n > F o r m a t   R e g i o n < / F o r m a t R e g i o n > + 
+             < D a t e T i m e V a l u e s > + 
+                 < Y e a r > Y e a r < / Y e a r > + 
+                 < M o n t h N u m b e r > M o n t h   N u m b e r < / M o n t h N u m b e r > + 
+                 < D a y N u m b e r > D a y   N u m b e r < / D a y N u m b e r > + 
+                 < H o u r > H o u r < / H o u r > + 
+                 < M i n u t e > M i n u t e < / M i n u t e > + 
+             < / D a t e T i m e V a l u e s > + 
+         < / R e p o r t R e q u e s t > + 
+         < C o m p a n y M e t a d a t a > + 
+             < C o m p a n y N a m e > C o m p a n y   N a m e < / C o m p a n y N a m e > + 
+             < C o m p a n y D i s p l a y N a m e > C o m p a n y   D i s p l a y   N a m e < / C o m p a n y D i s p l a y N a m e > + 
+             < C o m p a n y A d d r e s s L i n e s > + 
+                 < C o m p a n y A d d r e s s L i n e 1 > C o m p a n y   A d d r e s s   L i n e   1 < / C o m p a n y A d d r e s s L i n e 1 > + 
+                 < C o m p a n y A d d r e s s L i n e 2 > C o m p a n y   A d d r e s s   L i n e   2 < / C o m p a n y A d d r e s s L i n e 2 > + 
+                 < C o m p a n y A d d r e s s L i n e 3 > C o m p a n y   A d d r e s s   L i n e   3 < / C o m p a n y A d d r e s s L i n e 3 > + 
+                 < C o m p a n y A d d r e s s L i n e 4 > C o m p a n y   A d d r e s s   L i n e   4 < / C o m p a n y A d d r e s s L i n e 4 > + 
+                 < C o m p a n y A d d r e s s L i n e 5 > C o m p a n y   A d d r e s s   L i n e   5 < / C o m p a n y A d d r e s s L i n e 5 > + 
+                 < C o m p a n y A d d r e s s L i n e 6 > C o m p a n y   A d d r e s s   L i n e   6 < / C o m p a n y A d d r e s s L i n e 6 > + 
+                 < C o m p a n y A d d r e s s L i n e 7 > C o m p a n y   A d d r e s s   L i n e   7 < / C o m p a n y A d d r e s s L i n e 7 > + 
+                 < C o m p a n y A d d r e s s L i n e 8 > C o m p a n y   A d d r e s s   L i n e   8 < / C o m p a n y A d d r e s s L i n e 8 > + 
+             < / C o m p a n y A d d r e s s L i n e s > + 
+             < C o m p a n y P h o n e > C o m p a n y   P h o n e < / C o m p a n y P h o n e > + 
+             < C o m p a n y P h o n e C a p t i o n > C o m p a n y   P h o n e   C a p t i o n < / C o m p a n y P h o n e C a p t i o n > + 
+             < C o m p a n y F a x N o > C o m p a n y   F a x   N o . < / C o m p a n y F a x N o > + 
+             < C o m p a n y F a x N o C a p t i o n > C o m p a n y   F a x   N o .   C a p t i o n < / C o m p a n y F a x N o C a p t i o n > + 
+             < C o m p a n y E m a i l > C o m p a n y   E m a i l < / C o m p a n y E m a i l > + 
+             < C o m p a n y E m a i l C a p t i o n > C o m p a n y   E m a i l   C a p t i o n < / C o m p a n y E m a i l C a p t i o n > + 
+             < C o m p a n y H o m e P a g e > C o m p a n y   H o m e   P a g e < / C o m p a n y H o m e P a g e > + 
+             < C o m p a n y H o m e P a g e C a p t i o n > C o m p a n y   H o m e   P a g e   C a p t i o n < / C o m p a n y H o m e P a g e C a p t i o n > + 
+             < C o m p a n y L o g o > C o m p a n y   L o g o < / C o m p a n y L o g o > + 
+             < C o m p a n y V A T R e g i s t r a t i o n N o > C o m p a n y   V A T   R e g i s t r a t i o n   N o . < / C o m p a n y V A T R e g i s t r a t i o n N o > + 
+             < C o m p a n y V A T R e g i s t r a t i o n N o C a p t i o n > C o m p a n y   V A T   R e g i s t r a t i o n   N o .   C a p t i o n < / C o m p a n y V A T R e g i s t r a t i o n N o C a p t i o n > + 
+             < C o m p a n y R e g i s t r a t i o n N o > C o m p a n y   R e g i s t r a t i o n   N o . < / C o m p a n y R e g i s t r a t i o n N o > + 
+             < C o m p a n y R e g i s t r a t i o n N o C a p t i o n > C o m p a n y   R e g i s t r a t i o n   N o .   C a p t i o n < / C o m p a n y R e g i s t r a t i o n N o C a p t i o n > + 
+             < C o m p a n y B a n k N a m e > C o m p a n y   B a n k   N a m e < / C o m p a n y B a n k N a m e > + 
+             < C o m p a n y B a n k N a m e C a p t i o n > C o m p a n y   B a n k   N a m e   C a p t i o n < / C o m p a n y B a n k N a m e C a p t i o n > + 
+             < C o m p a n y B a n k A c c o u n t N o > C o m p a n y   B a n k   A c c o u n t   N o . < / C o m p a n y B a n k A c c o u n t N o > + 
+             < C o m p a n y B a n k A c c o u n t N o C a p t i o n > C o m p a n y   B a n k   A c c o u n t   N o .   C a p t i o n < / C o m p a n y B a n k A c c o u n t N o C a p t i o n > + 
+             < C o m p a n y B a n k B r a n c h N o > C o m p a n y   B a n k   B r a n c h   N o . < / C o m p a n y B a n k B r a n c h N o > + 
+             < C o m p a n y B a n k B r a n c h N o C a p t i o n > C o m p a n y   B a n k   B r a n c h   N o .   C a p t i o n < / C o m p a n y B a n k B r a n c h N o C a p t i o n > + 
+             < C o m p a n y I B A N > C o m p a n y   I B A N < / C o m p a n y I B A N > + 
+             < C o m p a n y I B A N C a p t i o n > C o m p a n y   I B A N   C a p t i o n < / C o m p a n y I B A N C a p t i o n > + 
+             < C o m p a n y B a n k S W I F T > C o m p a n y   B a n k   S W I F T < / C o m p a n y B a n k S W I F T > + 
+             < C o m p a n y B a n k S W I F T C a p t i o n > C o m p a n y   B a n k   S W I F T   C a p t i o n < / C o m p a n y B a n k S W I F T C a p t i o n > + 
+             < C o m p a n y G i r o N o > C o m p a n y   G i r o   N o . < / C o m p a n y G i r o N o > + 
+             < C o m p a n y G i r o N o C a p t i o n > C o m p a n y   G i r o   N o .   C a p t i o n < / C o m p a n y G i r o N o C a p t i o n > + 
+         < / C o m p a n y M e t a d a t a > + 
+     < / B C R e p o r t I n f o r m a t i o n > + 
+     < L a b e l s > + 
+         < A b o u t T h e R e p o r t L a b e l > A b o u t T h e R e p o r t L a b e l < / A b o u t T h e R e p o r t L a b e l > + 
+         < A c t C o s t 1 L a b e l > A c t C o s t 1 L a b e l < / A c t C o s t 1 L a b e l > + 
+         < A c t C o s t 2 L a b e l > A c t C o s t 2 L a b e l < / A c t C o s t 2 L a b e l > + 
+         < A c t C o s t 3 L a b e l > A c t C o s t 3 L a b e l < / A c t C o s t 3 L a b e l > + 
+         < A c t C o s t 4 L a b e l > A c t C o s t 4 L a b e l < / A c t C o s t 4 L a b e l > + 
+         < A c t C o s t 5 L a b e l > A c t C o s t 5 L a b e l < / A c t C o s t 5 L a b e l > + 
+         < A c t C o s t 6 L a b e l > A c t C o s t 6 L a b e l < / A c t C o s t 6 L a b e l > + 
+         < C o m p a n y L a b e l > C o m p a n y L a b e l < / C o m p a n y L a b e l > + 
+         < D a t a R e t r i e v e d > D a t a R e t r i e v e d < / D a t a R e t r i e v e d > + 
+         < D e s c _ P r o d O r d e r C a p t i o n > D e s c _ P r o d O r d e r C a p t i o n < / D e s c _ P r o d O r d e r C a p t i o n > + 
+         < D o c u m e n t a t i o n L a b e l > D o c u m e n t a t i o n L a b e l < / D o c u m e n t a t i o n L a b e l > + 
+         < E n v i r o n m e n t L a b e l > E n v i r o n m e n t L a b e l < / E n v i r o n m e n t L a b e l > + 
+         < E x p C o s t 1 L a b e l > E x p C o s t 1 L a b e l < / E x p C o s t 1 L a b e l > + 
+         < E x p C o s t 2 L a b e l > E x p C o s t 2 L a b e l < / E x p C o s t 2 L a b e l > + 
+         < E x p C o s t 3 L a b e l > E x p C o s t 3 L a b e l < / E x p C o s t 3 L a b e l > + 
+         < E x p C o s t 4 L a b e l > E x p C o s t 4 L a b e l < / E x p C o s t 4 L a b e l > + 
+         < E x p C o s t 5 L a b e l > E x p C o s t 5 L a b e l < / E x p C o s t 5 L a b e l > + 
+         < E x p C o s t 6 L a b e l > E x p C o s t 6 L a b e l < / E x p C o s t 6 L a b e l > + 
+         < N o _ P r o d O r d e r C a p t i o n > N o _ P r o d O r d e r C a p t i o n < / N o _ P r o d O r d e r C a p t i o n > + 
+         < P o s t i n g D a t e F i l t e r L a b e l > P o s t i n g D a t e F i l t e r L a b e l < / P o s t i n g D a t e F i l t e r L a b e l > + 
+         < P r o d O r d e r S t a t i s t i c s > P r o d O r d e r S t a t i s t i c s < / P r o d O r d e r S t a t i s t i c s > + 
+         < P r o d O r d e r S t a t s A n a l y s i s > P r o d O r d e r S t a t s A n a l y s i s < / P r o d O r d e r S t a t s A n a l y s i s > + 
+         < P r o d O r d e r S t a t s P r i n t > P r o d O r d e r S t a t s P r i n t < / P r o d O r d e r S t a t s P r i n t > + 
+         < Q u a n t i t y _ P r o d O r d e r C a p t i o n > Q u a n t i t y _ P r o d O r d e r C a p t i o n < / Q u a n t i t y _ P r o d O r d e r C a p t i o n > + 
+         < R e p o r t N a m e L a b e l > R e p o r t N a m e L a b e l < / R e p o r t N a m e L a b e l > + 
+         < R u n O n L a b e l > R u n O n L a b e l < / R u n O n L a b e l > + 
+         < S t a t u s _ P r o d O r d e r C a p t i o n > S t a t u s _ P r o d O r d e r C a p t i o n < / S t a t u s _ P r o d O r d e r C a p t i o n > + 
+         < U s e r L a b e l > U s e r L a b e l < / U s e r L a b e l > + 
+         < V a r P c t 1 L a b e l > V a r P c t 1 L a b e l < / V a r P c t 1 L a b e l > + 
+         < V a r P c t 2 L a b e l > V a r P c t 2 L a b e l < / V a r P c t 2 L a b e l > + 
+         < V a r P c t 3 L a b e l > V a r P c t 3 L a b e l < / V a r P c t 3 L a b e l > + 
+         < V a r P c t 4 L a b e l > V a r P c t 4 L a b e l < / V a r P c t 4 L a b e l > + 
+         < V a r P c t 5 L a b e l > V a r P c t 5 L a b e l < / V a r P c t 5 L a b e l > + 
+         < V a r P c t 6 L a b e l > V a r P c t 6 L a b e l < / V a r P c t 6 L a b e l > + 
+     < / L a b e l s > + 
+     < P r o d u c t i o n _ O r d e r > + 
+         < A c t C o s t 1 > A c t C o s t 1 < / A c t C o s t 1 > + 
+         < A c t C o s t 2 > A c t C o s t 2 < / A c t C o s t 2 > + 
+         < A c t C o s t 3 > A c t C o s t 3 < / A c t C o s t 3 > + 
+         < A c t C o s t 4 > A c t C o s t 4 < / A c t C o s t 4 > + 
+         < A c t C o s t 5 > A c t C o s t 5 < / A c t C o s t 5 > + 
+         < A c t C o s t 6 > A c t C o s t 6 < / A c t C o s t 6 > + 
+         < A c t u a l C a p t i o n > A c t u a l C a p t i o n < / A c t u a l C a p t i o n > + 
+         < C a p a c i t y C o s t C a p t i o n > C a p a c i t y C o s t C a p t i o n < / C a p a c i t y C o s t C a p t i o n > + 
+         < C a p O v e r h e a d C o s t C a p t i o n > C a p O v e r h e a d C o s t C a p t i o n < / C a p O v e r h e a d C o s t C a p t i o n > + 
+         < C o m p a n y N a m e > C o m p a n y N a m e < / C o m p a n y N a m e > + 
+         < C u r r R e p o r t P a g e N o C a p t i o n > C u r r R e p o r t P a g e N o C a p t i o n < / C u r r R e p o r t P a g e N o C a p t i o n > + 
+         < D e s c _ P r o d O r d e r > D e s c _ P r o d O r d e r < / D e s c _ P r o d O r d e r > + 
+         < D e v i a t i o n C a p t i o n > D e v i a t i o n C a p t i o n < / D e v i a t i o n C a p t i o n > + 
+         < E x p C o s t 1 > E x p C o s t 1 < / E x p C o s t 1 > + 
+         < E x p C o s t 2 > E x p C o s t 2 < / E x p C o s t 2 > + 
+         < E x p C o s t 3 > E x p C o s t 3 < / E x p C o s t 3 > + 
+         < E x p C o s t 4 > E x p C o s t 4 < / E x p C o s t 4 > + 
+         < E x p C o s t 5 > E x p C o s t 5 < / E x p C o s t 5 > + 
+         < E x p C o s t 6 > E x p C o s t 6 < / E x p C o s t 6 > + 
+         < E x p e c t e d C a p t i o n > E x p e c t e d C a p t i o n < / E x p e c t e d C a p t i o n > + 
+         < M a t e r i a l C o s t C a p t i o n > M a t e r i a l C o s t C a p t i o n < / M a t e r i a l C o s t C a p t i o n > + 
+         < M a t O v e r h e a d C o s t C a p t i o n > M a t O v e r h e a d C o s t C a p t i o n < / M a t O v e r h e a d C o s t C a p t i o n > + 
+         < N o _ P r o d O r d e r > N o _ P r o d O r d e r < / N o _ P r o d O r d e r > + 
+         < P r o d O r d e r F i l t e r > P r o d O r d e r F i l t e r < / P r o d O r d e r F i l t e r > + 
+         < P r o d O r d e r S t a t i s t i c s C a p t > P r o d O r d e r S t a t i s t i c s C a p t < / P r o d O r d e r S t a t i s t i c s C a p t > + 
+         < P r o d O r d e r T a b l e C a p t i o n F i l t > P r o d O r d e r T a b l e C a p t i o n F i l t < / P r o d O r d e r T a b l e C a p t i o n F i l t > + 
+         < Q u a n t i t y _ P r o d O r d e r > Q u a n t i t y _ P r o d O r d e r < / Q u a n t i t y _ P r o d O r d e r > + 
+         < S t a t u s _ P r o d O r d e r > S t a t u s _ P r o d O r d e r < / S t a t u s _ P r o d O r d e r > + 
+         < S u b c o n t r a c t e d C o s t C a p t i o n > S u b c o n t r a c t e d C o s t C a p t i o n < / S u b c o n t r a c t e d C o s t C a p t i o n > + 
+         < T o t a l C a p t i o n > T o t a l C a p t i o n < / T o t a l C a p t i o n > + 
+         < T o t a l C o s t C a p t i o n > T o t a l C o s t C a p t i o n < / T o t a l C o s t C a p t i o n > + 
+         < V a r P c t 1 > V a r P c t 1 < / V a r P c t 1 > + 
+         < V a r P c t 2 > V a r P c t 2 < / V a r P c t 2 > + 
+         < V a r P c t 3 > V a r P c t 3 < / V a r P c t 3 > + 
+         < V a r P c t 4 > V a r P c t 4 < / V a r P c t 4 > + 
+         < V a r P c t 5 > V a r P c t 5 < / V a r P c t 5 > + 
+         < V a r P c t 6 > V a r P c t 6 < / V a r P c t 6 > + 
+     < / P r o d u c t i o n _ O r d e r > + 
+     < T o t a l s > + 
+         < A c t C o s t T o t a l 1 > A c t C o s t T o t a l 1 < / A c t C o s t T o t a l 1 > + 
+         < A c t C o s t T o t a l 2 > A c t C o s t T o t a l 2 < / A c t C o s t T o t a l 2 > + 
+         < A c t C o s t T o t a l 3 > A c t C o s t T o t a l 3 < / A c t C o s t T o t a l 3 > + 
+         < A c t C o s t T o t a l 4 > A c t C o s t T o t a l 4 < / A c t C o s t T o t a l 4 > + 
+         < A c t C o s t T o t a l 5 > A c t C o s t T o t a l 5 < / A c t C o s t T o t a l 5 > + 
+         < A c t C o s t T o t a l 6 > A c t C o s t T o t a l 6 < / A c t C o s t T o t a l 6 > + 
+         < E x p C o s t T o t a l 1 > E x p C o s t T o t a l 1 < / E x p C o s t T o t a l 1 > + 
+         < E x p C o s t T o t a l 2 > E x p C o s t T o t a l 2 < / E x p C o s t T o t a l 2 > + 
+         < E x p C o s t T o t a l 3 > E x p C o s t T o t a l 3 < / E x p C o s t T o t a l 3 > + 
+         < E x p C o s t T o t a l 4 > E x p C o s t T o t a l 4 < / E x p C o s t T o t a l 4 > + 
+         < E x p C o s t T o t a l 5 > E x p C o s t T o t a l 5 < / E x p C o s t T o t a l 5 > + 
+         < E x p C o s t T o t a l 6 > E x p C o s t T o t a l 6 < / E x p C o s t T o t a l 6 > + 
+         < V a r P c t T o t a l 1 > V a r P c t T o t a l 1 < / V a r P c t T o t a l 1 > + 
+         < V a r P c t T o t a l 2 > V a r P c t T o t a l 2 < / V a r P c t T o t a l 2 > + 
+         < V a r P c t T o t a l 3 > V a r P c t T o t a l 3 < / V a r P c t T o t a l 3 > + 
+         < V a r P c t T o t a l 4 > V a r P c t T o t a l 4 < / V a r P c t T o t a l 4 > + 
+         < V a r P c t T o t a l 5 > V a r P c t T o t a l 5 < / V a r P c t T o t a l 5 > + 
+         < V a r P c t T o t a l 6 > V a r P c t T o t a l 6 < / V a r P c t T o t a l 6 > + 
+     < / T o t a l s > + 
+ < / N a v W o r d R e p o r t X m l P a r t > 
+</file>
+
+<file path=customXml/item3.xml>��< ? x m l   v e r s i o n = " 1 . 0 "   e n c o d i n g = " u t f - 1 6 " ? > + 
+ < N a v W o r d R e p o r t X m l P a r t   x m l n s = " u r n : m i c r o s o f t - d y n a m i c s - b u s i n e s s c e n t r a l / i n t e r n a l / e x t e n d e d / r e p o r t s / P r o d u c t i o n _ O r d e r _ S t a t i s t i c s / 9 9 0 0 0 7 9 1 / " > + 
+     < B C R e p o r t I n f o r m a t i o n > + 
+         < R e p o r t M e t a d a t a > + 
+             < E x t e n s i o n I d > E x t e n s i o n   I D < / E x t e n s i o n I d > + 
+             < E x t e n s i o n N a m e > E x t e n s i o n   N a m e < / E x t e n s i o n N a m e > + 
+             < E x t e n s i o n P u b l i s h e r > E x t e n s i o n   P u b l i s h e r < / E x t e n s i o n P u b l i s h e r > + 
+             < E x t e n s i o n V e r s i o n > E x t e n s i o n   V e r s i o n < / E x t e n s i o n V e r s i o n > + 
+             < R e p o r t I d > R e p o r t   I D < / R e p o r t I d > + 
+             < R e p o r t N a m e > R e p o r t   N a m e < / R e p o r t N a m e > + 
+             < R e p o r t C a p t i o n > R e p o r t   C a p t i o n < / R e p o r t C a p t i o n > + 
+             < A b o u t T h i s R e p o r t T i t l e > A b o u t   T h i s   R e p o r t   T i t l e < / A b o u t T h i s R e p o r t T i t l e > + 
+             < A b o u t T h i s R e p o r t T e x t > A b o u t   T h i s   R e p o r t   T e x t < / A b o u t T h i s R e p o r t T e x t > + 
+             < R e p o r t H e l p L i n k > R e p o r t   H e l p   L i n k < / R e p o r t H e l p L i n k > + 
+         < / R e p o r t M e t a d a t a > + 
+         < R e p o r t R e q u e s t > + 
+             < T e n a n t E n t r a I d > T e n a n t   E n t r a   I d < / T e n a n t E n t r a I d > + 
+             < E n v i r o n m e n t N a m e > E n v i r o n m e n t   N a m e < / E n v i r o n m e n t N a m e > + 
+             < E n v i r o n m e n t T y p e > E n v i r o n m e n t   T y p e < / E n v i r o n m e n t T y p e > + 
+             < C o m p a n y N a m e > C o m p a n y   N a m e < / C o m p a n y N a m e > + 
+             < C o m p a n y D i s p l a y N a m e > C o m p a n y   D i s p l a y   N a m e < / C o m p a n y D i s p l a y N a m e > + 
+             < C o m p a n y I d > C o m p a n y   I D < / C o m p a n y I d > + 
+             < U s e r N a m e > U s e r   N a m e < / U s e r N a m e > + 
+             < D a t e A n d T i m e > D a t e   a n d   T i m e < / D a t e A n d T i m e > + 
+             < L a n g u a g e > L a n g u a g e < / L a n g u a g e > + 
+             < F o r m a t R e g i o n > F o r m a t   R e g i o n < / F o r m a t R e g i o n > + 
+             < D a t e T i m e V a l u e s > + 
+                 < Y e a r > Y e a r < / Y e a r > + 
+                 < M o n t h N u m b e r > M o n t h   N u m b e r < / M o n t h N u m b e r > + 
+                 < D a y N u m b e r > D a y   N u m b e r < / D a y N u m b e r > + 
+                 < H o u r > H o u r < / H o u r > + 
+                 < M i n u t e > M i n u t e < / M i n u t e > + 
+             < / D a t e T i m e V a l u e s > + 
+         < / R e p o r t R e q u e s t > + 
+         < C o m p a n y M e t a d a t a > + 
+             < C o m p a n y N a m e > C o m p a n y   N a m e < / C o m p a n y N a m e > + 
+             < C o m p a n y D i s p l a y N a m e > C o m p a n y   D i s p l a y   N a m e < / C o m p a n y D i s p l a y N a m e > + 
+             < C o m p a n y A d d r e s s L i n e s > + 
+                 < C o m p a n y A d d r e s s L i n e 1 > C o m p a n y   A d d r e s s   L i n e   1 < / C o m p a n y A d d r e s s L i n e 1 > + 
+                 < C o m p a n y A d d r e s s L i n e 2 > C o m p a n y   A d d r e s s   L i n e   2 < / C o m p a n y A d d r e s s L i n e 2 > + 
+                 < C o m p a n y A d d r e s s L i n e 3 > C o m p a n y   A d d r e s s   L i n e   3 < / C o m p a n y A d d r e s s L i n e 3 > + 
+                 < C o m p a n y A d d r e s s L i n e 4 > C o m p a n y   A d d r e s s   L i n e   4 < / C o m p a n y A d d r e s s L i n e 4 > + 
+                 < C o m p a n y A d d r e s s L i n e 5 > C o m p a n y   A d d r e s s   L i n e   5 < / C o m p a n y A d d r e s s L i n e 5 > + 
+                 < C o m p a n y A d d r e s s L i n e 6 > C o m p a n y   A d d r e s s   L i n e   6 < / C o m p a n y A d d r e s s L i n e 6 > + 
+                 < C o m p a n y A d d r e s s L i n e 7 > C o m p a n y   A d d r e s s   L i n e   7 < / C o m p a n y A d d r e s s L i n e 7 > + 
+                 < C o m p a n y A d d r e s s L i n e 8 > C o m p a n y   A d d r e s s   L i n e   8 < / C o m p a n y A d d r e s s L i n e 8 > + 
+             < / C o m p a n y A d d r e s s L i n e s > + 
+             < C o m p a n y P h o n e > C o m p a n y   P h o n e < / C o m p a n y P h o n e > + 
+             < C o m p a n y P h o n e C a p t i o n > C o m p a n y   P h o n e   C a p t i o n < / C o m p a n y P h o n e C a p t i o n > + 
+             < C o m p a n y F a x N o > C o m p a n y   F a x   N o . < / C o m p a n y F a x N o > + 
+             < C o m p a n y F a x N o C a p t i o n > C o m p a n y   F a x   N o .   C a p t i o n < / C o m p a n y F a x N o C a p t i o n > + 
+             < C o m p a n y E m a i l > C o m p a n y   E m a i l < / C o m p a n y E m a i l > + 
+             < C o m p a n y E m a i l C a p t i o n > C o m p a n y   E m a i l   C a p t i o n < / C o m p a n y E m a i l C a p t i o n > + 
+             < C o m p a n y H o m e P a g e > C o m p a n y   H o m e   P a g e < / C o m p a n y H o m e P a g e > + 
+             < C o m p a n y H o m e P a g e C a p t i o n > C o m p a n y   H o m e   P a g e   C a p t i o n < / C o m p a n y H o m e P a g e C a p t i o n > + 
+             < C o m p a n y L o g o > C o m p a n y   L o g o < / C o m p a n y L o g o > + 
+             < C o m p a n y V A T R e g i s t r a t i o n N o > C o m p a n y   V A T   R e g i s t r a t i o n   N o . < / C o m p a n y V A T R e g i s t r a t i o n N o > + 
+             < C o m p a n y V A T R e g i s t r a t i o n N o C a p t i o n > C o m p a n y   V A T   R e g i s t r a t i o n   N o .   C a p t i o n < / C o m p a n y V A T R e g i s t r a t i o n N o C a p t i o n > + 
+             < C o m p a n y R e g i s t r a t i o n N o > C o m p a n y   R e g i s t r a t i o n   N o . < / C o m p a n y R e g i s t r a t i o n N o > + 
+             < C o m p a n y R e g i s t r a t i o n N o C a p t i o n > C o m p a n y   R e g i s t r a t i o n   N o .   C a p t i o n < / C o m p a n y R e g i s t r a t i o n N o C a p t i o n > + 
+             < C o m p a n y B a n k N a m e > C o m p a n y   B a n k   N a m e < / C o m p a n y B a n k N a m e > + 
+             < C o m p a n y B a n k N a m e C a p t i o n > C o m p a n y   B a n k   N a m e   C a p t i o n < / C o m p a n y B a n k N a m e C a p t i o n > + 
+             < C o m p a n y B a n k A c c o u n t N o > C o m p a n y   B a n k   A c c o u n t   N o . < / C o m p a n y B a n k A c c o u n t N o > + 
+             < C o m p a n y B a n k A c c o u n t N o C a p t i o n > C o m p a n y   B a n k   A c c o u n t   N o .   C a p t i o n < / C o m p a n y B a n k A c c o u n t N o C a p t i o n > + 
+             < C o m p a n y B a n k B r a n c h N o > C o m p a n y   B a n k   B r a n c h   N o . < / C o m p a n y B a n k B r a n c h N o > + 
+             < C o m p a n y B a n k B r a n c h N o C a p t i o n > C o m p a n y   B a n k   B r a n c h   N o .   C a p t i o n < / C o m p a n y B a n k B r a n c h N o C a p t i o n > + 
+             < C o m p a n y I B A N > C o m p a n y   I B A N < / C o m p a n y I B A N > + 
+             < C o m p a n y I B A N C a p t i o n > C o m p a n y   I B A N   C a p t i o n < / C o m p a n y I B A N C a p t i o n > + 
+             < C o m p a n y B a n k S W I F T > C o m p a n y   B a n k   S W I F T < / C o m p a n y B a n k S W I F T > + 
+             < C o m p a n y B a n k S W I F T C a p t i o n > C o m p a n y   B a n k   S W I F T   C a p t i o n < / C o m p a n y B a n k S W I F T C a p t i o n > + 
+             < C o m p a n y G i r o N o > C o m p a n y   G i r o   N o . < / C o m p a n y G i r o N o > + 
+             < C o m p a n y G i r o N o C a p t i o n > C o m p a n y   G i r o   N o .   C a p t i o n < / C o m p a n y G i r o N o C a p t i o n > + 
+         < / C o m p a n y M e t a d a t a > + 
+     < / B C R e p o r t I n f o r m a t i o n > + 
+     < L a b e l s > + 
+         < A b o u t T h e R e p o r t L a b e l   E l e m e n t T y p e = " P a r a m e t e r "   E l e m e n t I d = " 1 6 7 7 9 2 0 0 1 "   D a t a T y p e = " S t r i n g " > A b o u t T h e R e p o r t L a b e l < / A b o u t T h e R e p o r t L a b e l > + 
+         < A c t C o s t 1 L a b e l   E l e m e n t T y p e = " P a r a m e t e r "   E l e m e n t I d = " 3 4 9 5 3 1 2 7 1 "   D a t a T y p e = " S t r i n g " > A c t C o s t 1 L a b e l < / A c t C o s t 1 L a b e l > + 
+         < A c t C o s t 2 L a b e l   E l e m e n t T y p e = " P a r a m e t e r "   E l e m e n t I d = " 1 8 2 0 5 5 1 9 2 4 "   D a t a T y p e = " S t r i n g " > A c t C o s t 2 L a b e l < / A c t C o s t 2 L a b e l > + 
+         < A c t C o s t 3 L a b e l   E l e m e n t T y p e = " P a r a m e t e r "   E l e m e n t I d = " 3 5 3 6 0 2 1 7 1 "   D a t a T y p e = " S t r i n g " > A c t C o s t 3 L a b e l < / A c t C o s t 3 L a b e l > + 
+         < A c t C o s t 4 L a b e l   E l e m e n t T y p e = " P a r a m e t e r "   E l e m e n t I d = " 1 2 1 7 8 2 3 1 1 8 "   D a t a T y p e = " S t r i n g " > A c t C o s t 4 L a b e l < / A c t C o s t 4 L a b e l > + 
+         < A c t C o s t 5 L a b e l   E l e m e n t T y p e = " P a r a m e t e r "   E l e m e n t I d = " 2 0 6 4 2 0 3 1 9 7 "   D a t a T y p e = " S t r i n g " > A c t C o s t 5 L a b e l < / A c t C o s t 5 L a b e l > + 
+         < A c t C o s t 6 L a b e l   E l e m e n t T y p e = " P a r a m e t e r "   E l e m e n t I d = " 5 9 3 1 8 2 5 4 4 "   D a t a T y p e = " S t r i n g " > A c t C o s t 6 L a b e l < / A c t C o s t 6 L a b e l > + 
+         < C o m p a n y L a b e l   E l e m e n t T y p e = " P a r a m e t e r "   E l e m e n t I d = " 3 4 6 7 6 0 3 4 8 "   D a t a T y p e = " S t r i n g " > C o m p a n y L a b e l < / C o m p a n y L a b e l > + 
+         < D a t a R e t r i e v e d   E l e m e n t T y p e = " P a r a m e t e r "   E l e m e n t I d = " 2 9 1 9 1 1 8 0 7 "   D a t a T y p e = " S t r i n g " > D a t a R e t r i e v e d < / D a t a R e t r i e v e d > + 
+         < D e s c _ P r o d O r d e r C a p t i o n   E l e m e n t T y p e = " P a r a m e t e r "   E l e m e n t I d = " 7 5 8 0 1 2 1 1 6 "   D a t a T y p e = " S t r i n g " > D e s c _ P r o d O r d e r C a p t i o n < / D e s c _ P r o d O r d e r C a p t i o n > + 
+         < D o c u m e n t a t i o n L a b e l   E l e m e n t T y p e = " P a r a m e t e r "   E l e m e n t I d = " 1 7 3 8 9 2 4 8 1 5 "   D a t a T y p e = " S t r i n g " > D o c u m e n t a t i o n L a b e l < / D o c u m e n t a t i o n L a b e l > + 
+         < E n v i r o n m e n t L a b e l   E l e m e n t T y p e = " P a r a m e t e r "   E l e m e n t I d = " 8 1 8 8 1 6 5 9 0 "   D a t a T y p e = " S t r i n g " > E n v i r o n m e n t L a b e l < / E n v i r o n m e n t L a b e l > + 
+         < E x p C o s t 1 L a b e l   E l e m e n t T y p e = " P a r a m e t e r "   E l e m e n t I d = " 5 2 2 1 7 0 5 1 6 "   D a t a T y p e = " S t r i n g " > E x p C o s t 1 L a b e l < / E x p C o s t 1 L a b e l > + 
+         < E x p C o s t 2 L a b e l   E l e m e n t T y p e = " P a r a m e t e r "   E l e m e n t I d = " 1 4 2 6 0 9 7 4 7 1 "   D a t a T y p e = " S t r i n g " > E x p C o s t 2 L a b e l < / E x p C o s t 2 L a b e l > + 
+         < E x p C o s t 3 L a b e l   E l e m e n t T y p e = " P a r a m e t e r "   E l e m e n t I d = " 1 2 6 6 3 4 4 3 3 8 "   D a t a T y p e = " S t r i n g " > E x p C o s t 3 L a b e l < / E x p C o s t 3 L a b e l > + 
+         < E x p C o s t 4 L a b e l   E l e m e n t T y p e = " P a r a m e t e r "   E l e m e n t I d = " 1 6 6 7 0 0 2 8 0 9 "   D a t a T y p e = " S t r i n g " > E x p C o s t 4 L a b e l < / E x p C o s t 4 L a b e l > + 
+         < E x p C o s t 5 L a b e l   E l e m e n t T y p e = " P a r a m e t e r "   E l e m e n t I d = " 2 6 1 9 3 3 4 8 0 "   D a t a T y p e = " S t r i n g " > E x p C o s t 5 L a b e l < / E x p C o s t 5 L a b e l > + 
+         < E x p C o s t 6 L a b e l   E l e m e n t T y p e = " P a r a m e t e r "   E l e m e n t I d = " 9 8 7 6 3 6 9 9 7 "   D a t a T y p e = " S t r i n g " > E x p C o s t 6 L a b e l < / E x p C o s t 6 L a b e l > + 
+         < N o _ P r o d O r d e r C a p t i o n   E l e m e n t T y p e = " P a r a m e t e r "   E l e m e n t I d = " 7 0 2 4 9 2 7 4 8 "   D a t a T y p e = " S t r i n g " > N o _ P r o d O r d e r C a p t i o n < / N o _ P r o d O r d e r C a p t i o n > + 
+         < P o s t i n g D a t e F i l t e r L a b e l   E l e m e n t T y p e = " P a r a m e t e r "   E l e m e n t I d = " 1 4 3 3 4 5 4 0 1 7 "   D a t a T y p e = " S t r i n g " > P o s t i n g D a t e F i l t e r L a b e l < / P o s t i n g D a t e F i l t e r L a b e l > + 
+         < P r o d O r d e r S t a t i s t i c s   E l e m e n t T y p e = " P a r a m e t e r "   E l e m e n t I d = " 1 4 1 1 0 1 8 3 5 9 "   D a t a T y p e = " S t r i n g " > P r o d O r d e r S t a t i s t i c s < / P r o d O r d e r S t a t i s t i c s > + 
+         < P r o d O r d e r S t a t s A n a l y s i s   E l e m e n t T y p e = " P a r a m e t e r "   E l e m e n t I d = " 1 1 5 1 4 5 8 4 9 7 "   D a t a T y p e = " S t r i n g " > P r o d O r d e r S t a t s A n a l y s i s < / P r o d O r d e r S t a t s A n a l y s i s > + 
+         < P r o d O r d e r S t a t s P r i n t   E l e m e n t T y p e = " P a r a m e t e r "   E l e m e n t I d = " 1 6 9 7 0 9 1 6 9 4 "   D a t a T y p e = " S t r i n g " > P r o d O r d e r S t a t s P r i n t < / P r o d O r d e r S t a t s P r i n t > + 
+         < Q u a n t i t y _ P r o d O r d e r C a p t i o n   E l e m e n t T y p e = " P a r a m e t e r "   E l e m e n t I d = " 1 7 8 8 9 3 7 5 5 4 "   D a t a T y p e = " S t r i n g " > Q u a n t i t y _ P r o d O r d e r C a p t i o n < / Q u a n t i t y _ P r o d O r d e r C a p t i o n > + 
+         < R e p o r t N a m e L a b e l   E l e m e n t T y p e = " P a r a m e t e r "   E l e m e n t I d = " 1 0 2 2 2 9 2 9 8 2 "   D a t a T y p e = " S t r i n g " > R e p o r t N a m e L a b e l < / R e p o r t N a m e L a b e l > + 
+         < R u n O n L a b e l   E l e m e n t T y p e = " P a r a m e t e r "   E l e m e n t I d = " 1 1 1 9 0 3 7 5 9 5 "   D a t a T y p e = " S t r i n g " > R u n O n L a b e l < / R u n O n L a b e l > + 
+         < S t a t u s _ P r o d O r d e r C a p t i o n   E l e m e n t T y p e = " P a r a m e t e r "   E l e m e n t I d = " 1 4 4 1 5 9 5 2 1 7 "   D a t a T y p e = " S t r i n g " > S t a t u s _ P r o d O r d e r C a p t i o n < / S t a t u s _ P r o d O r d e r C a p t i o n > + 
+         < U s e r L a b e l   E l e m e n t T y p e = " P a r a m e t e r "   E l e m e n t I d = " 8 4 8 8 1 6 7 9 4 "   D a t a T y p e = " S t r i n g " > U s e r L a b e l < / U s e r L a b e l > + 
+         < V a r P c t 1 L a b e l   E l e m e n t T y p e = " P a r a m e t e r "   E l e m e n t I d = " 1 7 9 0 4 4 7 5 1 2 "   D a t a T y p e = " S t r i n g " > V a r P c t 1 L a b e l < / V a r P c t 1 L a b e l > + 
+         < V a r P c t 2 L a b e l   E l e m e n t T y p e = " P a r a m e t e r "   E l e m e n t I d = " 1 2 5 4 9 4 9 3 0 7 "   D a t a T y p e = " S t r i n g " > V a r P c t 2 L a b e l < / V a r P c t 2 L a b e l > + 
+         < V a r P c t 3 L a b e l   E l e m e n t T y p e = " P a r a m e t e r "   E l e m e n t I d = " 1 7 9 2 2 9 0 7 1 0 "   D a t a T y p e = " S t r i n g " > V a r P c t 3 L a b e l < / V a r P c t 3 L a b e l > + 
+         < V a r P c t 4 L a b e l   E l e m e n t T y p e = " P a r a m e t e r "   E l e m e n t I d = " 1 4 4 0 6 7 1 5 4 9 "   D a t a T y p e = " S t r i n g " > V a r P c t 4 L a b e l < / V a r P c t 4 L a b e l > + 
+         < V a r P c t 5 L a b e l   E l e m e n t T y p e = " P a r a m e t e r "   E l e m e n t I d = " 9 2 6 8 9 5 9 1 6 "   D a t a T y p e = " S t r i n g " > V a r P c t 5 L a b e l < / V a r P c t 5 L a b e l > + 
+         < V a r P c t 6 L a b e l   E l e m e n t T y p e = " P a r a m e t e r "   E l e m e n t I d = " 6 2 6 2 8 3 5 2 1 "   D a t a T y p e = " S t r i n g " > V a r P c t 6 L a b e l < / V a r P c t 6 L a b e l > + 
+     < / L a b e l s > + 
+     < T o o l t i p s > + 
+         < T o o l t i p   c o l u m n = " N o _ P r o d O r d e r "   E l e m e n t I d = " 7 0 2 4 9 2 7 4 8 " > + 
+             < T o o l t i p T e x t   l a n g = " e n - U S " > S p e c i f i e s   t h e   n u m b e r   o f   t h e   i n v o l v e d   e n t r y   o r   r e c o r d ,   a c c o r d i n g   t o   t h e   s p e c i f i e d   n u m b e r   s e r i e s . < / T o o l t i p T e x t > + 
+         < / T o o l t i p > + 
+         < T o o l t i p   c o l u m n = " D e s c _ P r o d O r d e r "   E l e m e n t I d = " 7 5 8 0 1 2 1 1 6 " > + 
+             < T o o l t i p T e x t   l a n g = " e n - U S " > S p e c i f i e s   t h e   d e s c r i p t i o n   o f   t h e   p r o d u c t i o n   o r d e r . < / T o o l t i p T e x t > + 
+         < / T o o l t i p > + 
+         < T o o l t i p   c o l u m n = " Q u a n t i t y _ P r o d O r d e r "   E l e m e n t I d = " 1 7 8 8 9 3 7 5 5 4 " > + 
+             < T o o l t i p T e x t   l a n g = " e n - U S " > S p e c i f i e s   h o w   m a n y   u n i t s   o f   t h e   i t e m   o r   t h e   f a m i l y   t o   p r o d u c e   ( p r o d u c t i o n   q u a n t i t y ) . < / T o o l t i p T e x t > + 
+         < / T o o l t i p > + 
+         < T o o l t i p   c o l u m n = " S t a t u s _ P r o d O r d e r "   E l e m e n t I d = " 1 4 4 1 5 9 5 2 1 7 " > + 
+             < T o o l t i p T e x t   l a n g = " e n - U S " > S p e c i f i e s   t h e   s t a t u s   o f   t h e   p r o d u c t i o n   o r d e r . < / T o o l t i p T e x t > + 
+         < / T o o l t i p > + 
+     < / T o o l t i p s > + 
+     < P r o d u c t i o n _ O r d e r   E l e m e n t T y p e = " D a t a I t e m "   E l e m e n t I d = " 1 9 8 2 1 1 8 5 " > + 
+         < A c t C o s t 1   E l e m e n t T y p e = " C o l u m n "   E l e m e n t I d = " 1 2 4 7 0 9 8 6 6 3 "   D a t a T y p e = " D e c i m a l " > A c t C o s t 1 < / A c t C o s t 1 > + 
+         < A c t C o s t 2   E l e m e n t T y p e = " C o l u m n "   E l e m e n t I d = " 6 0 9 4 0 2 0 4 6 "   D a t a T y p e = " D e c i m a l " > A c t C o s t 2 < / A c t C o s t 2 > + 
+         < A c t C o s t 3   E l e m e n t T y p e = " C o l u m n "   E l e m e n t I d = " 2 8 2 9 4 5 7 1 "   D a t a T y p e = " D e c i m a l " > A c t C o s t 3 < / A c t C o s t 3 > + 
+         < A c t C o s t 4   E l e m e n t T y p e = " C o l u m n "   E l e m e n t I d = " 6 6 5 9 9 1 1 8 8 "   D a t a T y p e = " D e c i m a l " > A c t C o s t 4 < / A c t C o s t 4 > + 
+         < A c t C o s t 5   E l e m e n t T y p e = " C o l u m n "   E l e m e n t I d = " 1 3 0 3 6 8 7 8 0 5 "   D a t a T y p e = " D e c i m a l " > A c t C o s t 5 < / A c t C o s t 5 > + 
+         < A c t C o s t 6   E l e m e n t T y p e = " C o l u m n "   E l e m e n t I d = " 1 9 4 1 3 8 4 4 2 2 "   D a t a T y p e = " D e c i m a l " > A c t C o s t 6 < / A c t C o s t 6 > + 
+         < A c t u a l C a p t i o n   E l e m e n t T y p e = " C o l u m n "   E l e m e n t I d = " 1 9 9 9 3 6 1 2 1 9 "   D a t a T y p e = " L a b e l " > A c t u a l C a p t i o n < / A c t u a l C a p t i o n > + 
+         < C a p a c i t y C o s t C a p t i o n   E l e m e n t T y p e = " C o l u m n "   E l e m e n t I d = " 6 9 7 6 5 0 4 7 6 "   D a t a T y p e = " L a b e l " > C a p a c i t y C o s t C a p t i o n < / C a p a c i t y C o s t C a p t i o n > + 
+         < C a p O v e r h e a d C o s t C a p t i o n   E l e m e n t T y p e = " C o l u m n "   E l e m e n t I d = " 7 6 1 6 9 4 5 4 8 "   D a t a T y p e = " L a b e l " > C a p O v e r h e a d C o s t C a p t i o n < / C a p O v e r h e a d C o s t C a p t i o n > + 
+         < C o m p a n y N a m e   E l e m e n t T y p e = " C o l u m n "   E l e m e n t I d = " 1 5 9 5 4 7 7 3 9 5 "   D a t a T y p e = " S t r i n g " > C o m p a n y N a m e < / C o m p a n y N a m e > + 
+         < C u r r R e p o r t P a g e N o C a p t i o n   E l e m e n t T y p e = " C o l u m n "   E l e m e n t I d = " 2 0 2 2 2 2 5 3 5 1 "   D a t a T y p e = " L a b e l " > C u r r R e p o r t P a g e N o C a p t i o n < / C u r r R e p o r t P a g e N o C a p t i o n > + 
+         < D e s c _ P r o d O r d e r   E l e m e n t T y p e = " C o l u m n "   E l e m e n t I d = " 7 5 8 0 1 2 1 1 6 "   D a t a T y p e = " T e x t " > D e s c _ P r o d O r d e r < / D e s c _ P r o d O r d e r > + 
+         < D e v i a t i o n C a p t i o n   E l e m e n t T y p e = " C o l u m n "   E l e m e n t I d = " 9 2 1 7 2 1 4 5 6 "   D a t a T y p e = " L a b e l " > D e v i a t i o n C a p t i o n < / D e v i a t i o n C a p t i o n > + 
+         < E x p C o s t 1   E l e m e n t T y p e = " C o l u m n "   E l e m e n t I d = " 6 2 5 4 5 7 2 1 0 "   D a t a T y p e = " D e c i m a l " > E x p C o s t 1 < / E x p C o s t 1 > + 
+         < E x p C o s t 2   E l e m e n t T y p e = " C o l u m n "   E l e m e n t I d = " 1 2 2 3 9 4 0 7 "   D a t a T y p e = " D e c i m a l " > E x p C o s t 2 < / E x p C o s t 2 > + 
+         < E x p C o s t 3   E l e m e n t T y p e = " C o l u m n "   E l e m e n t I d = " 6 4 9 9 3 6 0 2 4 "   D a t a T y p e = " D e c i m a l " > E x p C o s t 3 < / E x p C o s t 3 > + 
+         < E x p C o s t 4   E l e m e n t T y p e = " C o l u m n "   E l e m e n t I d = " 4 8 1 0 2 7 0 0 1 "   D a t a T y p e = " D e c i m a l " > E x p C o s t 4 < / E x p C o s t 4 > + 
+         < E x p C o s t 5   E l e m e n t T y p e = " C o l u m n "   E l e m e n t I d = " 1 1 1 8 7 2 3 6 1 8 "   D a t a T y p e = " D e c i m a l " > E x p C o s t 5 < / E x p C o s t 5 > + 
+         < E x p C o s t 6   E l e m e n t T y p e = " C o l u m n "   E l e m e n t I d = " 1 7 5 6 4 2 0 2 3 5 "   D a t a T y p e = " D e c i m a l " > E x p C o s t 6 < / E x p C o s t 6 > + 
+         < E x p e c t e d C a p t i o n   E l e m e n t T y p e = " C o l u m n "   E l e m e n t I d = " 1 6 4 2 3 7 2 1 7 1 "   D a t a T y p e = " L a b e l " > E x p e c t e d C a p t i o n < / E x p e c t e d C a p t i o n > + 
+         < M a t e r i a l C o s t C a p t i o n   E l e m e n t T y p e = " C o l u m n "   E l e m e n t I d = " 7 8 0 8 2 0 3 8 1 "   D a t a T y p e = " L a b e l " > M a t e r i a l C o s t C a p t i o n < / M a t e r i a l C o s t C a p t i o n > + 
+         < M a t O v e r h e a d C o s t C a p t i o n   E l e m e n t T y p e = " C o l u m n "   E l e m e n t I d = " 6 5 2 3 6 9 6 3 0 "   D a t a T y p e = " L a b e l " > M a t O v e r h e a d C o s t C a p t i o n < / M a t O v e r h e a d C o s t C a p t i o n > + 
+         < N o _ P r o d O r d e r   E l e m e n t T y p e = " C o l u m n "   E l e m e n t I d = " 7 0 2 4 9 2 7 4 8 "   D a t a T y p e = " C o d e " > N o _ P r o d O r d e r < / N o _ P r o d O r d e r > + 
+         < P r o d O r d e r F i l t e r   E l e m e n t T y p e = " C o l u m n "   E l e m e n t I d = " 7 4 5 9 1 5 0 5 4 "   D a t a T y p e = " T e x t " > P r o d O r d e r F i l t e r < / P r o d O r d e r F i l t e r > + 
+         < P r o d O r d e r S t a t i s t i c s C a p t   E l e m e n t T y p e = " C o l u m n "   E l e m e n t I d = " 1 5 2 6 1 7 4 1 7 "   D a t a T y p e = " L a b e l " > P r o d O r d e r S t a t i s t i c s C a p t < / P r o d O r d e r S t a t i s t i c s C a p t > + 
+         < P r o d O r d e r T a b l e C a p t i o n F i l t   E l e m e n t T y p e = " C o l u m n "   E l e m e n t I d = " 1 4 0 3 4 7 6 8 7 7 "   D a t a T y p e = " S t r i n g " > P r o d O r d e r T a b l e C a p t i o n F i l t < / P r o d O r d e r T a b l e C a p t i o n F i l t > + 
+         < Q u a n t i t y _ P r o d O r d e r   E l e m e n t T y p e = " C o l u m n "   E l e m e n t I d = " 1 7 8 8 9 3 7 5 5 4 "   D a t a T y p e = " D e c i m a l " > Q u a n t i t y _ P r o d O r d e r < / Q u a n t i t y _ P r o d O r d e r > + 
+         < S t a t u s _ P r o d O r d e r   E l e m e n t T y p e = " C o l u m n "   E l e m e n t I d = " 1 4 4 1 5 9 5 2 1 7 "   D a t a T y p e = " E n u m " > S t a t u s _ P r o d O r d e r < / S t a t u s _ P r o d O r d e r > + 
+         < S u b c o n t r a c t e d C o s t C a p t i o n   E l e m e n t T y p e = " C o l u m n "   E l e m e n t I d = " 3 6 6 3 6 3 2 5 7 "   D a t a T y p e = " L a b e l " > S u b c o n t r a c t e d C o s t C a p t i o n < / S u b c o n t r a c t e d C o s t C a p t i o n > + 
+         < T o t a l C a p t i o n   E l e m e n t T y p e = " C o l u m n "   E l e m e n t I d = " 7 0 7 1 0 2 6 9 5 "   D a t a T y p e = " L a b e l " > T o t a l C a p t i o n < / T o t a l C a p t i o n > + 
+         < T o t a l C o s t C a p t i o n   E l e m e n t T y p e = " C o l u m n "   E l e m e n t I d = " 1 4 1 4 7 5 4 9 3 0 "   D a t a T y p e = " L a b e l " > T o t a l C o s t C a p t i o n < / T o t a l C o s t C a p t i o n > + 
+         < V a r P c t 1   E l e m e n t T y p e = " C o l u m n "   E l e m e n t I d = " 1 4 0 6 5 6 5 6 0 2 "   D a t a T y p e = " D e c i m a l " > V a r P c t 1 < / V a r P c t 1 > + 
+         < V a r P c t 2   E l e m e n t T y p e = " C o l u m n "   E l e m e n t I d = " 2 0 4 4 2 6 2 2 1 9 "   D a t a T y p e = " D e c i m a l " > V a r P c t 2 < / V a r P c t 2 > + 
+         < V a r P c t 3   E l e m e n t T y p e = " C o l u m n "   E l e m e n t I d = " 1 6 1 3 0 0 8 4 6 0 "   D a t a T y p e = " D e c i m a l " > V a r P c t 3 < / V a r P c t 3 > + 
+         < V a r P c t 4   E l e m e n t T y p e = " C o l u m n "   E l e m e n t I d = " 9 7 5 3 1 1 8 4 3 "   D a t a T y p e = " D e c i m a l " > V a r P c t 4 < / V a r P c t 4 > + 
+         < V a r P c t 5   E l e m e n t T y p e = " C o l u m n "   E l e m e n t I d = " 3 3 7 6 1 5 2 2 6 "   D a t a T y p e = " D e c i m a l " > V a r P c t 5 < / V a r P c t 5 > + 
+         < V a r P c t 6   E l e m e n t T y p e = " C o l u m n "   E l e m e n t I d = " 3 0 0 0 8 1 3 9 1 "   D a t a T y p e = " D e c i m a l " > V a r P c t 6 < / V a r P c t 6 > + 
+     < / P r o d u c t i o n _ O r d e r > + 
+     < T o t a l s   E l e m e n t T y p e = " D a t a I t e m "   E l e m e n t I d = " 1 8 2 3 9 5 0 0 4 4 " > + 
+         < A c t C o s t T o t a l 1   E l e m e n t T y p e = " C o l u m n "   E l e m e n t I d = " 1 2 8 8 6 8 7 6 2 1 "   D a t a T y p e = " D e c i m a l " > A c t C o s t T o t a l 1 < / A c t C o s t T o t a l 1 > + 
+         < A c t C o s t T o t a l 2   E l e m e n t T y p e = " C o l u m n "   E l e m e n t I d = " 1 0 9 3 1 8 9 8 2 4 "   D a t a T y p e = " D e c i m a l " > A c t C o s t T o t a l 2 < / A c t C o s t T o t a l 2 > + 
+         < A c t C o s t T o t a l 3   E l e m e n t T y p e = " C o l u m n "   E l e m e n t I d = " 1 7 3 0 8 8 6 4 4 1 "   D a t a T y p e = " D e c i m a l " > A c t C o s t T o t a l 3 < / A c t C o s t T o t a l 3 > + 
+         < A c t C o s t T o t a l 4   E l e m e n t T y p e = " C o l u m n "   E l e m e n t I d = " 6 2 4 4 0 2 2 3 0 "   D a t a T y p e = " D e c i m a l " > A c t C o s t T o t a l 4 < / A c t C o s t T o t a l 4 > + 
+         < A c t C o s t T o t a l 5   E l e m e n t T y p e = " C o l u m n "   E l e m e n t I d = " 1 2 6 2 0 9 8 8 4 7 "   D a t a T y p e = " D e c i m a l " > A c t C o s t T o t a l 5 < / A c t C o s t T o t a l 5 > + 
+         < A c t C o s t T o t a l 6   E l e m e n t T y p e = " C o l u m n "   E l e m e n t I d = " 6 5 0 9 9 1 0 0 4 "   D a t a T y p e = " D e c i m a l " > A c t C o s t T o t a l 6 < / A c t C o s t T o t a l 6 > + 
+         < E x p C o s t T o t a l 1   E l e m e n t T y p e = " C o l u m n "   E l e m e n t I d = " 1 3 6 0 0 0 8 3 5 2 "   D a t a T y p e = " D e c i m a l " > E x p C o s t T o t a l 1 < / E x p C o s t T o t a l 1 > + 
+         < E x p C o s t T o t a l 2   E l e m e n t T y p e = " C o l u m n "   E l e m e n t I d = " 5 5 3 0 8 1 4 9 9 "   D a t a T y p e = " D e c i m a l " > E x p C o s t T o t a l 2 < / E x p C o s t T o t a l 2 > + 
+         < E x p C o s t T o t a l 3   E l e m e n t T y p e = " C o l u m n "   E l e m e n t I d = " 8 4 6 1 5 1 1 8 "   D a t a T y p e = " D e c i m a l " > E x p C o s t T o t a l 3 < / E x p C o s t T o t a l 3 > + 
+         < E x p C o s t T o t a l 4   E l e m e n t T y p e = " C o l u m n "   E l e m e n t I d = " 1 8 2 8 4 7 4 7 3 3 "   D a t a T y p e = " D e c i m a l " > E x p C o s t T o t a l 4 < / E x p C o s t T o t a l 4 > + 
+         < E x p C o s t T o t a l 5   E l e m e n t T y p e = " C o l u m n "   E l e m e n t I d = " 1 1 9 0 7 7 8 1 1 6 "   D a t a T y p e = " D e c i m a l " > E x p C o s t T o t a l 5 < / E x p C o s t T o t a l 5 > + 
+         < E x p C o s t T o t a l 6   E l e m e n t T y p e = " C o l u m n "   E l e m e n t I d = " 1 1 9 1 0 9 9 3 2 9 "   D a t a T y p e = " D e c i m a l " > E x p C o s t T o t a l 6 < / E x p C o s t T o t a l 6 > + 
+         < V a r P c t T o t a l 1   E l e m e n t T y p e = " C o l u m n "   E l e m e n t I d = " 1 8 3 3 3 2 9 3 8 0 "   D a t a T y p e = " D e c i m a l " > V a r P c t T o t a l 1 < / V a r P c t T o t a l 1 > + 
+         < V a r P c t T o t a l 2   E l e m e n t T y p e = " C o l u m n "   E l e m e n t I d = " 5 4 8 5 4 8 0 6 5 "   D a t a T y p e = " D e c i m a l " > V a r P c t T o t a l 2 < / V a r P c t T o t a l 2 > + 
+         < V a r P c t T o t a l 3   E l e m e n t T y p e = " C o l u m n "   E l e m e n t I d = " 1 1 8 6 2 4 4 6 8 2 "   D a t a T y p e = " D e c i m a l " > V a r P c t T o t a l 3 < / V a r P c t T o t a l 3 > + 
+         < V a r P c t T o t a l 4   E l e m e n t T y p e = " C o l u m n "   E l e m e n t I d = " 7 9 7 6 0 4 7 1 "   D a t a T y p e = " D e c i m a l " > V a r P c t T o t a l 4 < / V a r P c t T o t a l 4 > + 
+         < V a r P c t T o t a l 5   E l e m e n t T y p e = " C o l u m n "   E l e m e n t I d = " 7 1 7 4 5 7 0 8 8 "   D a t a T y p e = " D e c i m a l " > V a r P c t T o t a l 5 < / V a r P c t T o t a l 5 > + 
+         < V a r P c t T o t a l 6   E l e m e n t T y p e = " C o l u m n "   E l e m e n t I d = " 1 1 9 5 6 3 2 7 6 3 "   D a t a T y p e = " D e c i m a l " > V a r P c t T o t a l 6 < / V a r P c t T o t a l 6 > + 
+     < / T o t a l s > + 
+ < / N a v W o r d R e p o r t X m l P a r t > 
 </file>
 
 <file path=customXml/itemProps1.xml><?xml version="1.0" encoding="utf-8"?>
